--- a/project.docx
+++ b/project.docx
@@ -1,255 +1,8 @@
 
 <file path=word/document.xml><?xml version="1.0" encoding="utf-8"?>
-<w:document xmlns:wpc="http://schemas.microsoft.com/office/word/2010/wordprocessingCanvas" xmlns:cx="http://schemas.microsoft.com/office/drawing/2014/chartex" xmlns:cx1="http://schemas.microsoft.com/office/drawing/2015/9/8/chartex" xmlns:cx2="http://schemas.microsoft.com/office/drawing/2015/10/21/chartex" xmlns:cx3="http://schemas.microsoft.com/office/drawing/2016/5/9/chartex" xmlns:cx4="http://schemas.microsoft.com/office/drawing/2016/5/10/chartex" xmlns:cx5="http://schemas.microsoft.com/office/drawing/2016/5/11/chartex" xmlns:cx6="http://schemas.microsoft.com/office/drawing/2016/5/12/chartex" xmlns:cx7="http://schemas.microsoft.com/office/drawing/2016/5/13/chartex" xmlns:cx8="http://schemas.microsoft.com/office/drawing/2016/5/14/chartex" xmlns:mc="http://schemas.openxmlformats.org/markup-compatibility/2006" xmlns:aink="http://schemas.microsoft.com/office/drawing/2016/ink" xmlns:am3d="http://schemas.microsoft.com/office/drawing/2017/model3d" xmlns:o="urn:schemas-microsoft-com:office:office" xmlns:oel="http://schemas.microsoft.com/office/2019/extlst" xmlns:r="http://schemas.openxmlformats.org/officeDocument/2006/relationships" xmlns:m="http://schemas.openxmlformats.org/officeDocument/2006/math" xmlns:v="urn:schemas-microsoft-com:vml" xmlns:wp14="http://schemas.microsoft.com/office/word/2010/wordprocessingDrawing" xmlns:wp="http://schemas.openxmlformats.org/drawingml/2006/wordprocessingDrawing" xmlns:w10="urn:schemas-microsoft-com:office:word" xmlns:w="http://schemas.openxmlformats.org/wordprocessingml/2006/main" xmlns:w14="http://schemas.microsoft.com/office/word/2010/wordml" xmlns:w15="http://schemas.microsoft.com/office/word/2012/wordml" xmlns:w16cex="http://schemas.microsoft.com/office/word/2018/wordml/cex" xmlns:w16cid="http://schemas.microsoft.com/office/word/2016/wordml/cid" xmlns:w16="http://schemas.microsoft.com/office/word/2018/wordml" xmlns:w16sdtdh="http://schemas.microsoft.com/office/word/2020/wordml/sdtdatahash" xmlns:w16se="http://schemas.microsoft.com/office/word/2015/wordml/symex" xmlns:wpg="http://schemas.microsoft.com/office/word/2010/wordprocessingGroup" xmlns:wpi="http://schemas.microsoft.com/office/word/2010/wordprocessingInk" xmlns:wne="http://schemas.microsoft.com/office/word/2006/wordml" xmlns:wps="http://schemas.microsoft.com/office/word/2010/wordprocessingShape" mc:Ignorable="w14 w15 w16se w16cid w16 w16cex w16sdtdh wp14">
+<w:document xmlns:wpc="http://schemas.microsoft.com/office/word/2010/wordprocessingCanvas" xmlns:cx="http://schemas.microsoft.com/office/drawing/2014/chartex" xmlns:cx1="http://schemas.microsoft.com/office/drawing/2015/9/8/chartex" xmlns:cx2="http://schemas.microsoft.com/office/drawing/2015/10/21/chartex" xmlns:cx3="http://schemas.microsoft.com/office/drawing/2016/5/9/chartex" xmlns:cx4="http://schemas.microsoft.com/office/drawing/2016/5/10/chartex" xmlns:cx5="http://schemas.microsoft.com/office/drawing/2016/5/11/chartex" xmlns:cx6="http://schemas.microsoft.com/office/drawing/2016/5/12/chartex" xmlns:cx7="http://schemas.microsoft.com/office/drawing/2016/5/13/chartex" xmlns:cx8="http://schemas.microsoft.com/office/drawing/2016/5/14/chartex" xmlns:mc="http://schemas.openxmlformats.org/markup-compatibility/2006" xmlns:aink="http://schemas.microsoft.com/office/drawing/2016/ink" xmlns:am3d="http://schemas.microsoft.com/office/drawing/2017/model3d" xmlns:o="urn:schemas-microsoft-com:office:office" xmlns:oel="http://schemas.microsoft.com/office/2019/extlst" xmlns:r="http://schemas.openxmlformats.org/officeDocument/2006/relationships" xmlns:m="http://schemas.openxmlformats.org/officeDocument/2006/math" xmlns:v="urn:schemas-microsoft-com:vml" xmlns:wp14="http://schemas.microsoft.com/office/word/2010/wordprocessingDrawing" xmlns:wp="http://schemas.openxmlformats.org/drawingml/2006/wordprocessingDrawing" xmlns:w10="urn:schemas-microsoft-com:office:word" xmlns:w="http://schemas.openxmlformats.org/wordprocessingml/2006/main" xmlns:w14="http://schemas.microsoft.com/office/word/2010/wordml" xmlns:w15="http://schemas.microsoft.com/office/word/2012/wordml" xmlns:w16cex="http://schemas.microsoft.com/office/word/2018/wordml/cex" xmlns:w16cid="http://schemas.microsoft.com/office/word/2016/wordml/cid" xmlns:w16="http://schemas.microsoft.com/office/word/2018/wordml" xmlns:w16du="http://schemas.microsoft.com/office/word/2023/wordml/word16du" xmlns:w16sdtdh="http://schemas.microsoft.com/office/word/2020/wordml/sdtdatahash" xmlns:w16sdtfl="http://schemas.microsoft.com/office/word/2024/wordml/sdtformatlock" xmlns:w16se="http://schemas.microsoft.com/office/word/2015/wordml/symex" xmlns:wpg="http://schemas.microsoft.com/office/word/2010/wordprocessingGroup" xmlns:wpi="http://schemas.microsoft.com/office/word/2010/wordprocessingInk" xmlns:wne="http://schemas.microsoft.com/office/word/2006/wordml" xmlns:wps="http://schemas.microsoft.com/office/word/2010/wordprocessingShape" mc:Ignorable="w14 w15 w16se w16cid w16 w16cex w16sdtdh w16sdtfl w16du wp14">
   <w:body>
-    <w:p>
-      <w:r>
-        <w:rPr>
-          <w:rFonts w:hint="eastAsia"/>
-        </w:rPr>
-        <w:t>ICC</w:t>
-      </w:r>
-      <w:r>
-        <w:rPr>
-          <w:rFonts w:hint="eastAsia"/>
-        </w:rPr>
-        <w:t>功能：</w:t>
-      </w:r>
-      <w:r>
-        <w:t>修正顯示系統，使實際輸出的亮度</w:t>
-      </w:r>
-      <w:r>
-        <w:t>/</w:t>
-      </w:r>
-      <w:r>
-        <w:t>色彩特性更接近目標</w:t>
-      </w:r>
-    </w:p>
-    <w:p>
-      <w:r>
-        <w:t>ICC Profile</w:t>
-      </w:r>
-      <w:r>
-        <w:t>本身</w:t>
-      </w:r>
-      <w:r>
-        <w:rPr>
-          <w:rFonts w:hint="eastAsia"/>
-        </w:rPr>
-        <w:t>：</w:t>
-      </w:r>
-      <w:r>
-        <w:t>告訴色彩管理系統這台螢幕的</w:t>
-      </w:r>
-      <w:r>
-        <w:t xml:space="preserve"> RGB </w:t>
-      </w:r>
-      <w:r>
-        <w:t>和實際色彩之間是什麼關係？</w:t>
-      </w:r>
-    </w:p>
     <w:p/>
-    <w:tbl>
-      <w:tblPr>
-        <w:tblStyle w:val="ae"/>
-        <w:tblW w:w="0" w:type="auto"/>
-        <w:tblLook w:val="04A0" w:firstRow="1" w:lastRow="0" w:firstColumn="1" w:lastColumn="0" w:noHBand="0" w:noVBand="1"/>
-      </w:tblPr>
-      <w:tblGrid>
-        <w:gridCol w:w="988"/>
-        <w:gridCol w:w="7308"/>
-      </w:tblGrid>
-      <w:tr>
-        <w:tc>
-          <w:tcPr>
-            <w:tcW w:w="988" w:type="dxa"/>
-            <w:vAlign w:val="center"/>
-          </w:tcPr>
-          <w:p>
-            <w:pPr>
-              <w:jc w:val="center"/>
-            </w:pPr>
-            <w:r>
-              <w:rPr>
-                <w:rFonts w:hint="eastAsia"/>
-              </w:rPr>
-              <w:t>VCGT</w:t>
-            </w:r>
-          </w:p>
-        </w:tc>
-        <w:tc>
-          <w:tcPr>
-            <w:tcW w:w="7308" w:type="dxa"/>
-          </w:tcPr>
-          <w:p>
-            <w:r>
-              <w:t>三組</w:t>
-            </w:r>
-            <w:r>
-              <w:t xml:space="preserve"> 1D </w:t>
-            </w:r>
-            <w:r>
-              <w:t>的</w:t>
-            </w:r>
-            <w:r>
-              <w:t xml:space="preserve"> RGB LUT </w:t>
-            </w:r>
-            <w:r>
-              <w:t>數據</w:t>
-            </w:r>
-            <w:r>
-              <w:t>。</w:t>
-            </w:r>
-          </w:p>
-        </w:tc>
-      </w:tr>
-      <w:tr>
-        <w:tc>
-          <w:tcPr>
-            <w:tcW w:w="988" w:type="dxa"/>
-            <w:vAlign w:val="center"/>
-          </w:tcPr>
-          <w:p>
-            <w:pPr>
-              <w:jc w:val="center"/>
-            </w:pPr>
-            <w:r>
-              <w:t>GSDF</w:t>
-            </w:r>
-          </w:p>
-        </w:tc>
-        <w:tc>
-          <w:tcPr>
-            <w:tcW w:w="7308" w:type="dxa"/>
-          </w:tcPr>
-          <w:p>
-            <w:r>
-              <w:t>是</w:t>
-            </w:r>
-            <w:r>
-              <w:t xml:space="preserve"> DICOM Part 14 </w:t>
-            </w:r>
-            <w:r>
-              <w:t>定義的一套「標準顯示函數」</w:t>
-            </w:r>
-            <w:r>
-              <w:rPr>
-                <w:rFonts w:hint="eastAsia"/>
-              </w:rPr>
-              <w:t>，</w:t>
-            </w:r>
-            <w:r>
-              <w:rPr>
-                <w:b/>
-                <w:bCs/>
-              </w:rPr>
-              <w:t>定義一條「灰階輸入</w:t>
-            </w:r>
-            <w:r>
-              <w:rPr>
-                <w:b/>
-                <w:bCs/>
-              </w:rPr>
-              <w:t xml:space="preserve"> ↔ </w:t>
-            </w:r>
-            <w:r>
-              <w:rPr>
-                <w:b/>
-                <w:bCs/>
-              </w:rPr>
-              <w:t>亮度」應該遵循的數學關係</w:t>
-            </w:r>
-            <w:r>
-              <w:t>。</w:t>
-            </w:r>
-          </w:p>
-        </w:tc>
-      </w:tr>
-      <w:tr>
-        <w:tc>
-          <w:tcPr>
-            <w:tcW w:w="988" w:type="dxa"/>
-            <w:vAlign w:val="center"/>
-          </w:tcPr>
-          <w:p>
-            <w:pPr>
-              <w:jc w:val="center"/>
-            </w:pPr>
-            <w:r>
-              <w:rPr>
-                <w:rFonts w:hint="eastAsia"/>
-              </w:rPr>
-              <w:t>關係</w:t>
-            </w:r>
-          </w:p>
-        </w:tc>
-        <w:tc>
-          <w:tcPr>
-            <w:tcW w:w="7308" w:type="dxa"/>
-          </w:tcPr>
-          <w:p>
-            <w:r>
-              <w:t xml:space="preserve">GSDF </w:t>
-            </w:r>
-            <w:r>
-              <w:t>是目標函數，而</w:t>
-            </w:r>
-            <w:r>
-              <w:t xml:space="preserve"> LUT </w:t>
-            </w:r>
-            <w:r>
-              <w:t>是實現這個目標的一種方法</w:t>
-            </w:r>
-          </w:p>
-        </w:tc>
-      </w:tr>
-    </w:tbl>
-    <w:p/>
-    <w:p>
-      <w:pPr>
-        <w:jc w:val="center"/>
-      </w:pPr>
-      <w:r>
-        <w:rPr>
-          <w:noProof/>
-        </w:rPr>
-        <w:drawing>
-          <wp:inline distT="0" distB="0" distL="0" distR="0" wp14:anchorId="6C7C2523" wp14:editId="2983F0D3">
-            <wp:extent cx="2514600" cy="2152234"/>
-            <wp:effectExtent l="0" t="0" r="0" b="635"/>
-            <wp:docPr id="1" name="圖片 1"/>
-            <wp:cNvGraphicFramePr>
-              <a:graphicFrameLocks xmlns:a="http://schemas.openxmlformats.org/drawingml/2006/main" noChangeAspect="1"/>
-            </wp:cNvGraphicFramePr>
-            <a:graphic xmlns:a="http://schemas.openxmlformats.org/drawingml/2006/main">
-              <a:graphicData uri="http://schemas.openxmlformats.org/drawingml/2006/picture">
-                <pic:pic xmlns:pic="http://schemas.openxmlformats.org/drawingml/2006/picture">
-                  <pic:nvPicPr>
-                    <pic:cNvPr id="1" name=""/>
-                    <pic:cNvPicPr/>
-                  </pic:nvPicPr>
-                  <pic:blipFill>
-                    <a:blip r:embed="rId5"/>
-                    <a:stretch>
-                      <a:fillRect/>
-                    </a:stretch>
-                  </pic:blipFill>
-                  <pic:spPr>
-                    <a:xfrm>
-                      <a:off x="0" y="0"/>
-                      <a:ext cx="2517776" cy="2154952"/>
-                    </a:xfrm>
-                    <a:prstGeom prst="rect">
-                      <a:avLst/>
-                    </a:prstGeom>
-                  </pic:spPr>
-                </pic:pic>
-              </a:graphicData>
-            </a:graphic>
-          </wp:inline>
-        </w:drawing>
-      </w:r>
-    </w:p>
     <w:p>
       <w:r>
         <w:rPr>
@@ -381,287 +134,357 @@
       </w:r>
     </w:p>
     <w:p>
-      <w:pPr>
-        <w:rPr>
-          <w:b/>
-          <w:bCs/>
-        </w:rPr>
-      </w:pPr>
-      <w:r>
-        <w:rPr>
-          <w:b/>
-          <w:bCs/>
-        </w:rPr>
+      <w:r>
         <w:lastRenderedPageBreak/>
-        <w:t xml:space="preserve">第三章　</w:t>
-      </w:r>
-      <w:r>
-        <w:rPr>
-          <w:b/>
-          <w:bCs/>
-        </w:rPr>
-        <w:t>Device Color Space</w:t>
-      </w:r>
-      <w:r>
-        <w:rPr>
-          <w:b/>
-          <w:bCs/>
-        </w:rPr>
-        <w:t>、</w:t>
-      </w:r>
-      <w:r>
-        <w:rPr>
-          <w:b/>
-          <w:bCs/>
-        </w:rPr>
-        <w:t xml:space="preserve">PCS </w:t>
-      </w:r>
-      <w:r>
-        <w:rPr>
-          <w:b/>
-          <w:bCs/>
-        </w:rPr>
-        <w:t>與</w:t>
-      </w:r>
-      <w:r>
-        <w:rPr>
-          <w:b/>
-          <w:bCs/>
-        </w:rPr>
+        <w:pict w14:anchorId="69386BEF">
+          <v:rect id="_x0000_i1025" style="width:0;height:1.5pt" o:hralign="center" o:hrstd="t" o:hr="t" fillcolor="#a0a0a0" stroked="f"/>
+        </w:pict>
+      </w:r>
+    </w:p>
+    <w:p>
+      <w:pPr>
+        <w:rPr>
+          <w:b/>
+          <w:bCs/>
+        </w:rPr>
+      </w:pPr>
+      <w:r>
+        <w:rPr>
+          <w:b/>
+          <w:bCs/>
+        </w:rPr>
+        <w:t xml:space="preserve">第四章　</w:t>
+      </w:r>
+      <w:r>
+        <w:rPr>
+          <w:b/>
+          <w:bCs/>
+        </w:rPr>
+        <w:t xml:space="preserve">Display ICC Profile </w:t>
+      </w:r>
+      <w:r>
+        <w:rPr>
+          <w:b/>
+          <w:bCs/>
+        </w:rPr>
+        <w:t>裡面到底有什麼？</w:t>
+      </w:r>
+    </w:p>
+    <w:p>
+      <w:r>
+        <w:t>這一章開始進入你目前已經碰到的</w:t>
+      </w:r>
+      <w:r>
+        <w:t xml:space="preserve"> ICC tags</w:t>
+      </w:r>
+      <w:r>
+        <w:t>。</w:t>
+      </w:r>
+    </w:p>
+    <w:p>
+      <w:pPr>
+        <w:rPr>
+          <w:b/>
+          <w:bCs/>
+        </w:rPr>
+      </w:pPr>
+      <w:r>
+        <w:rPr>
+          <w:b/>
+          <w:bCs/>
+        </w:rPr>
+        <w:t>4.1 Profile Header</w:t>
+      </w:r>
+    </w:p>
+    <w:p>
+      <w:pPr>
+        <w:rPr>
+          <w:b/>
+          <w:bCs/>
+        </w:rPr>
+      </w:pPr>
+      <w:r>
+        <w:rPr>
+          <w:b/>
+          <w:bCs/>
+        </w:rPr>
+        <w:t xml:space="preserve">4.2 </w:t>
+      </w:r>
+      <w:proofErr w:type="spellStart"/>
+      <w:r>
+        <w:rPr>
+          <w:b/>
+          <w:bCs/>
+        </w:rPr>
+        <w:t>wtpt</w:t>
+      </w:r>
+      <w:proofErr w:type="spellEnd"/>
+    </w:p>
+    <w:p>
+      <w:r>
+        <w:t>White Point</w:t>
+      </w:r>
+    </w:p>
+    <w:p>
+      <w:pPr>
+        <w:rPr>
+          <w:b/>
+          <w:bCs/>
+        </w:rPr>
+      </w:pPr>
+      <w:r>
+        <w:rPr>
+          <w:b/>
+          <w:bCs/>
+        </w:rPr>
+        <w:t xml:space="preserve">4.3 </w:t>
+      </w:r>
+      <w:proofErr w:type="spellStart"/>
+      <w:r>
+        <w:rPr>
+          <w:b/>
+          <w:bCs/>
+        </w:rPr>
+        <w:t>rXYZ</w:t>
+      </w:r>
+      <w:proofErr w:type="spellEnd"/>
+      <w:r>
+        <w:rPr>
+          <w:b/>
+          <w:bCs/>
+        </w:rPr>
+        <w:t xml:space="preserve"> / </w:t>
+      </w:r>
+      <w:proofErr w:type="spellStart"/>
+      <w:r>
+        <w:rPr>
+          <w:b/>
+          <w:bCs/>
+        </w:rPr>
+        <w:t>gXYZ</w:t>
+      </w:r>
+      <w:proofErr w:type="spellEnd"/>
+      <w:r>
+        <w:rPr>
+          <w:b/>
+          <w:bCs/>
+        </w:rPr>
+        <w:t xml:space="preserve"> / </w:t>
+      </w:r>
+      <w:proofErr w:type="spellStart"/>
+      <w:r>
+        <w:rPr>
+          <w:b/>
+          <w:bCs/>
+        </w:rPr>
+        <w:t>bXYZ</w:t>
+      </w:r>
+      <w:proofErr w:type="spellEnd"/>
+    </w:p>
+    <w:p>
+      <w:r>
+        <w:t xml:space="preserve">RGB → XYZ </w:t>
+      </w:r>
+      <w:r>
+        <w:t>的色彩基礎描述。</w:t>
+      </w:r>
+    </w:p>
+    <w:p>
+      <w:pPr>
+        <w:rPr>
+          <w:b/>
+          <w:bCs/>
+        </w:rPr>
+      </w:pPr>
+      <w:r>
+        <w:rPr>
+          <w:b/>
+          <w:bCs/>
+        </w:rPr>
+        <w:t xml:space="preserve">4.4 </w:t>
+      </w:r>
+      <w:proofErr w:type="spellStart"/>
+      <w:r>
+        <w:rPr>
+          <w:b/>
+          <w:bCs/>
+        </w:rPr>
+        <w:t>rTRC</w:t>
+      </w:r>
+      <w:proofErr w:type="spellEnd"/>
+      <w:r>
+        <w:rPr>
+          <w:b/>
+          <w:bCs/>
+        </w:rPr>
+        <w:t xml:space="preserve"> / </w:t>
+      </w:r>
+      <w:proofErr w:type="spellStart"/>
+      <w:r>
+        <w:rPr>
+          <w:b/>
+          <w:bCs/>
+        </w:rPr>
+        <w:t>gTRC</w:t>
+      </w:r>
+      <w:proofErr w:type="spellEnd"/>
+      <w:r>
+        <w:rPr>
+          <w:b/>
+          <w:bCs/>
+        </w:rPr>
+        <w:t xml:space="preserve"> / </w:t>
+      </w:r>
+      <w:proofErr w:type="spellStart"/>
+      <w:r>
+        <w:rPr>
+          <w:b/>
+          <w:bCs/>
+        </w:rPr>
+        <w:t>bTRC</w:t>
+      </w:r>
+      <w:proofErr w:type="spellEnd"/>
+    </w:p>
+    <w:p>
+      <w:r>
+        <w:t>Tone Response Curve</w:t>
+      </w:r>
+    </w:p>
+    <w:p>
+      <w:pPr>
+        <w:rPr>
+          <w:b/>
+          <w:bCs/>
+        </w:rPr>
+      </w:pPr>
+      <w:r>
+        <w:rPr>
+          <w:b/>
+          <w:bCs/>
+        </w:rPr>
+        <w:t>4.5 Matrix Profile</w:t>
+      </w:r>
+    </w:p>
+    <w:p>
+      <w:r>
+        <w:t>建立：</w:t>
+      </w:r>
+    </w:p>
+    <w:p>
+      <w:r>
+        <w:t>RGB</w:t>
+      </w:r>
+    </w:p>
+    <w:p>
+      <w:r>
+        <w:t xml:space="preserve"> │</w:t>
+      </w:r>
+    </w:p>
+    <w:p>
+      <w:r>
+        <w:t xml:space="preserve"> </w:t>
+      </w:r>
+      <w:r>
+        <w:rPr>
+          <w:rFonts w:ascii="新細明體" w:eastAsia="新細明體" w:hAnsi="新細明體" w:cs="新細明體" w:hint="eastAsia"/>
+        </w:rPr>
+        <w:t>├</w:t>
+      </w:r>
+      <w:r>
+        <w:rPr>
+          <w:rFonts w:ascii="Aptos" w:hAnsi="Aptos" w:cs="Aptos"/>
+        </w:rPr>
+        <w:t>──</w:t>
+      </w:r>
+      <w:r>
+        <w:t xml:space="preserve"> TRC</w:t>
+      </w:r>
+    </w:p>
+    <w:p>
+      <w:r>
+        <w:t xml:space="preserve"> │</w:t>
+      </w:r>
+    </w:p>
+    <w:p>
+      <w:r>
+        <w:t xml:space="preserve"> └── 3×3 Matrix</w:t>
+      </w:r>
+    </w:p>
+    <w:p>
+      <w:r>
+        <w:t xml:space="preserve">          ↓</w:t>
+      </w:r>
+    </w:p>
+    <w:p>
+      <w:r>
+        <w:t xml:space="preserve">         XYZ</w:t>
+      </w:r>
+    </w:p>
+    <w:p>
+      <w:pPr>
+        <w:rPr>
+          <w:b/>
+          <w:bCs/>
+        </w:rPr>
+      </w:pPr>
+      <w:r>
+        <w:rPr>
+          <w:b/>
+          <w:bCs/>
+        </w:rPr>
+        <w:t xml:space="preserve">4.6 desc </w:t>
+      </w:r>
+      <w:r>
+        <w:rPr>
+          <w:b/>
+          <w:bCs/>
+        </w:rPr>
+        <w:t>等描述性</w:t>
+      </w:r>
+      <w:r>
+        <w:rPr>
+          <w:b/>
+          <w:bCs/>
+        </w:rPr>
+        <w:t xml:space="preserve"> Tag</w:t>
+      </w:r>
+    </w:p>
+    <w:p>
+      <w:r>
+        <w:t>說明哪些資料是：</w:t>
+      </w:r>
+    </w:p>
+    <w:p>
+      <w:r>
+        <w:t>「描述顯示器」</w:t>
+      </w:r>
+    </w:p>
+    <w:p>
+      <w:r>
+        <w:t>哪些資料是：</w:t>
+      </w:r>
+    </w:p>
+    <w:p>
+      <w:r>
+        <w:t>「真正用來進行轉換」</w:t>
+      </w:r>
+    </w:p>
+    <w:p>
+      <w:r>
+        <w:lastRenderedPageBreak/>
+        <w:t>這會幫你後面理解為什麼「有</w:t>
+      </w:r>
+      <w:r>
         <w:t xml:space="preserve"> ICC Profile</w:t>
       </w:r>
-    </w:p>
-    <w:p>
-      <w:r>
-        <w:t>這一章開始真正進入</w:t>
-      </w:r>
-      <w:r>
-        <w:t xml:space="preserve"> Profile </w:t>
-      </w:r>
-      <w:r>
-        <w:t>本身。</w:t>
-      </w:r>
-    </w:p>
-    <w:p>
-      <w:pPr>
-        <w:rPr>
-          <w:b/>
-          <w:bCs/>
-        </w:rPr>
-      </w:pPr>
-      <w:r>
-        <w:rPr>
-          <w:b/>
-          <w:bCs/>
-        </w:rPr>
-        <w:t xml:space="preserve">3.1 Device Profile </w:t>
-      </w:r>
-      <w:r>
-        <w:rPr>
-          <w:b/>
-          <w:bCs/>
-        </w:rPr>
-        <w:t>是什麼？</w:t>
-      </w:r>
-    </w:p>
-    <w:p>
-      <w:pPr>
-        <w:rPr>
-          <w:b/>
-          <w:bCs/>
-        </w:rPr>
-      </w:pPr>
-      <w:r>
-        <w:rPr>
-          <w:b/>
-          <w:bCs/>
-        </w:rPr>
-        <w:t xml:space="preserve">3.2 Display Profile </w:t>
-      </w:r>
-      <w:r>
-        <w:rPr>
-          <w:b/>
-          <w:bCs/>
-        </w:rPr>
-        <w:t>是什麼？</w:t>
-      </w:r>
-    </w:p>
-    <w:p>
-      <w:pPr>
-        <w:rPr>
-          <w:b/>
-          <w:bCs/>
-        </w:rPr>
-      </w:pPr>
-      <w:r>
-        <w:rPr>
-          <w:b/>
-          <w:bCs/>
-        </w:rPr>
-        <w:t xml:space="preserve">3.3 Profile </w:t>
-      </w:r>
-      <w:r>
-        <w:rPr>
-          <w:b/>
-          <w:bCs/>
-        </w:rPr>
-        <w:t>如何描述</w:t>
-      </w:r>
-      <w:r>
-        <w:rPr>
-          <w:b/>
-          <w:bCs/>
-        </w:rPr>
-        <w:t xml:space="preserve"> RGB </w:t>
-      </w:r>
-      <w:r>
-        <w:rPr>
-          <w:b/>
-          <w:bCs/>
-        </w:rPr>
-        <w:t>顯示器？</w:t>
-      </w:r>
-    </w:p>
-    <w:p>
-      <w:r>
-        <w:t>建立：</w:t>
-      </w:r>
-    </w:p>
-    <w:p>
-      <w:r>
-        <w:t>RGB</w:t>
-      </w:r>
-    </w:p>
-    <w:p>
-      <w:r>
-        <w:t xml:space="preserve"> ↓</w:t>
-      </w:r>
-    </w:p>
-    <w:p>
-      <w:r>
-        <w:t>Display Profile</w:t>
-      </w:r>
-    </w:p>
-    <w:p>
-      <w:r>
-        <w:t xml:space="preserve"> ↓</w:t>
-      </w:r>
-    </w:p>
-    <w:p>
-      <w:r>
-        <w:t>XYZ / Lab</w:t>
-      </w:r>
-    </w:p>
-    <w:p>
-      <w:r>
-        <w:t>以及反向：</w:t>
-      </w:r>
-    </w:p>
-    <w:p>
-      <w:r>
-        <w:t>XYZ / Lab</w:t>
-      </w:r>
-    </w:p>
-    <w:p>
-      <w:r>
-        <w:t xml:space="preserve"> ↓</w:t>
-      </w:r>
-    </w:p>
-    <w:p>
-      <w:r>
-        <w:t>Display Profile</w:t>
-      </w:r>
-    </w:p>
-    <w:p>
-      <w:r>
-        <w:t xml:space="preserve"> ↓</w:t>
-      </w:r>
-    </w:p>
-    <w:p>
-      <w:r>
-        <w:t>RGB</w:t>
-      </w:r>
-    </w:p>
-    <w:p>
-      <w:pPr>
-        <w:rPr>
-          <w:b/>
-          <w:bCs/>
-        </w:rPr>
-      </w:pPr>
-      <w:r>
-        <w:rPr>
-          <w:b/>
-          <w:bCs/>
-        </w:rPr>
-        <w:t xml:space="preserve">3.4 PCS </w:t>
-      </w:r>
-      <w:r>
-        <w:rPr>
-          <w:b/>
-          <w:bCs/>
-        </w:rPr>
-        <w:t>與</w:t>
-      </w:r>
-      <w:r>
-        <w:rPr>
-          <w:b/>
-          <w:bCs/>
-        </w:rPr>
-        <w:t xml:space="preserve"> XYZ / Lab </w:t>
-      </w:r>
-      <w:r>
-        <w:rPr>
-          <w:b/>
-          <w:bCs/>
-        </w:rPr>
-        <w:t>的關係</w:t>
-      </w:r>
-    </w:p>
-    <w:p>
-      <w:r>
-        <w:t>這裡會回答：</w:t>
-      </w:r>
-    </w:p>
-    <w:p>
-      <w:r>
-        <w:t>為什麼</w:t>
-      </w:r>
-      <w:r>
-        <w:t xml:space="preserve"> ICC </w:t>
-      </w:r>
-      <w:r>
-        <w:t>不直接讓</w:t>
-      </w:r>
-      <w:r>
-        <w:t xml:space="preserve"> A </w:t>
-      </w:r>
-      <w:r>
-        <w:t>裝置</w:t>
-      </w:r>
-      <w:r>
-        <w:t xml:space="preserve"> RGB </w:t>
-      </w:r>
-      <w:r>
-        <w:t>對</w:t>
-      </w:r>
-      <w:r>
-        <w:t xml:space="preserve"> B </w:t>
-      </w:r>
-      <w:r>
-        <w:t>裝置</w:t>
-      </w:r>
-      <w:r>
-        <w:t xml:space="preserve"> RGB</w:t>
-      </w:r>
-      <w:r>
-        <w:t>？</w:t>
-      </w:r>
-    </w:p>
-    <w:p>
-      <w:r>
-        <w:pict w14:anchorId="69386BEF">
-          <v:rect id="_x0000_i1097" style="width:0;height:1.5pt" o:hralign="center" o:hrstd="t" o:hr="t" fillcolor="#a0a0a0" stroked="f"/>
+      <w:r>
+        <w:t>」不代表「螢幕畫面一定被改變」。</w:t>
+      </w:r>
+    </w:p>
+    <w:p>
+      <w:r>
+        <w:pict w14:anchorId="34919B33">
+          <v:rect id="_x0000_i1026" style="width:0;height:1.5pt" o:hralign="center" o:hrstd="t" o:hr="t" fillcolor="#a0a0a0" stroked="f"/>
         </w:pict>
       </w:r>
     </w:p>
@@ -677,355 +500,6 @@
           <w:b/>
           <w:bCs/>
         </w:rPr>
-        <w:t xml:space="preserve">第四章　</w:t>
-      </w:r>
-      <w:r>
-        <w:rPr>
-          <w:b/>
-          <w:bCs/>
-        </w:rPr>
-        <w:t xml:space="preserve">Display ICC Profile </w:t>
-      </w:r>
-      <w:r>
-        <w:rPr>
-          <w:b/>
-          <w:bCs/>
-        </w:rPr>
-        <w:t>裡面到底有什麼？</w:t>
-      </w:r>
-    </w:p>
-    <w:p>
-      <w:r>
-        <w:t>這一章開始進入你目前已經碰到的</w:t>
-      </w:r>
-      <w:r>
-        <w:t xml:space="preserve"> ICC tags</w:t>
-      </w:r>
-      <w:r>
-        <w:t>。</w:t>
-      </w:r>
-    </w:p>
-    <w:p>
-      <w:pPr>
-        <w:rPr>
-          <w:b/>
-          <w:bCs/>
-        </w:rPr>
-      </w:pPr>
-      <w:r>
-        <w:rPr>
-          <w:b/>
-          <w:bCs/>
-        </w:rPr>
-        <w:t>4.1 Profile Header</w:t>
-      </w:r>
-    </w:p>
-    <w:p>
-      <w:pPr>
-        <w:rPr>
-          <w:b/>
-          <w:bCs/>
-        </w:rPr>
-      </w:pPr>
-      <w:r>
-        <w:rPr>
-          <w:b/>
-          <w:bCs/>
-        </w:rPr>
-        <w:lastRenderedPageBreak/>
-        <w:t xml:space="preserve">4.2 </w:t>
-      </w:r>
-      <w:proofErr w:type="spellStart"/>
-      <w:r>
-        <w:rPr>
-          <w:b/>
-          <w:bCs/>
-        </w:rPr>
-        <w:t>wtpt</w:t>
-      </w:r>
-      <w:proofErr w:type="spellEnd"/>
-    </w:p>
-    <w:p>
-      <w:r>
-        <w:t>White Point</w:t>
-      </w:r>
-    </w:p>
-    <w:p>
-      <w:pPr>
-        <w:rPr>
-          <w:b/>
-          <w:bCs/>
-        </w:rPr>
-      </w:pPr>
-      <w:r>
-        <w:rPr>
-          <w:b/>
-          <w:bCs/>
-        </w:rPr>
-        <w:t xml:space="preserve">4.3 </w:t>
-      </w:r>
-      <w:proofErr w:type="spellStart"/>
-      <w:r>
-        <w:rPr>
-          <w:b/>
-          <w:bCs/>
-        </w:rPr>
-        <w:t>rXYZ</w:t>
-      </w:r>
-      <w:proofErr w:type="spellEnd"/>
-      <w:r>
-        <w:rPr>
-          <w:b/>
-          <w:bCs/>
-        </w:rPr>
-        <w:t xml:space="preserve"> / </w:t>
-      </w:r>
-      <w:proofErr w:type="spellStart"/>
-      <w:r>
-        <w:rPr>
-          <w:b/>
-          <w:bCs/>
-        </w:rPr>
-        <w:t>gXYZ</w:t>
-      </w:r>
-      <w:proofErr w:type="spellEnd"/>
-      <w:r>
-        <w:rPr>
-          <w:b/>
-          <w:bCs/>
-        </w:rPr>
-        <w:t xml:space="preserve"> / </w:t>
-      </w:r>
-      <w:proofErr w:type="spellStart"/>
-      <w:r>
-        <w:rPr>
-          <w:b/>
-          <w:bCs/>
-        </w:rPr>
-        <w:t>bXYZ</w:t>
-      </w:r>
-      <w:proofErr w:type="spellEnd"/>
-    </w:p>
-    <w:p>
-      <w:r>
-        <w:t xml:space="preserve">RGB → XYZ </w:t>
-      </w:r>
-      <w:r>
-        <w:t>的色彩基礎描述。</w:t>
-      </w:r>
-    </w:p>
-    <w:p>
-      <w:pPr>
-        <w:rPr>
-          <w:b/>
-          <w:bCs/>
-        </w:rPr>
-      </w:pPr>
-      <w:r>
-        <w:rPr>
-          <w:b/>
-          <w:bCs/>
-        </w:rPr>
-        <w:t xml:space="preserve">4.4 </w:t>
-      </w:r>
-      <w:proofErr w:type="spellStart"/>
-      <w:r>
-        <w:rPr>
-          <w:b/>
-          <w:bCs/>
-        </w:rPr>
-        <w:t>rTRC</w:t>
-      </w:r>
-      <w:proofErr w:type="spellEnd"/>
-      <w:r>
-        <w:rPr>
-          <w:b/>
-          <w:bCs/>
-        </w:rPr>
-        <w:t xml:space="preserve"> / </w:t>
-      </w:r>
-      <w:proofErr w:type="spellStart"/>
-      <w:r>
-        <w:rPr>
-          <w:b/>
-          <w:bCs/>
-        </w:rPr>
-        <w:t>gTRC</w:t>
-      </w:r>
-      <w:proofErr w:type="spellEnd"/>
-      <w:r>
-        <w:rPr>
-          <w:b/>
-          <w:bCs/>
-        </w:rPr>
-        <w:t xml:space="preserve"> / </w:t>
-      </w:r>
-      <w:proofErr w:type="spellStart"/>
-      <w:r>
-        <w:rPr>
-          <w:b/>
-          <w:bCs/>
-        </w:rPr>
-        <w:t>bTRC</w:t>
-      </w:r>
-      <w:proofErr w:type="spellEnd"/>
-    </w:p>
-    <w:p>
-      <w:r>
-        <w:t>Tone Response Curve</w:t>
-      </w:r>
-    </w:p>
-    <w:p>
-      <w:pPr>
-        <w:rPr>
-          <w:b/>
-          <w:bCs/>
-        </w:rPr>
-      </w:pPr>
-      <w:r>
-        <w:rPr>
-          <w:b/>
-          <w:bCs/>
-        </w:rPr>
-        <w:t>4.5 Matrix Profile</w:t>
-      </w:r>
-    </w:p>
-    <w:p>
-      <w:r>
-        <w:t>建立：</w:t>
-      </w:r>
-    </w:p>
-    <w:p>
-      <w:r>
-        <w:t>RGB</w:t>
-      </w:r>
-    </w:p>
-    <w:p>
-      <w:r>
-        <w:t xml:space="preserve"> │</w:t>
-      </w:r>
-    </w:p>
-    <w:p>
-      <w:r>
-        <w:t xml:space="preserve"> </w:t>
-      </w:r>
-      <w:proofErr w:type="gramStart"/>
-      <w:r>
-        <w:rPr>
-          <w:rFonts w:ascii="新細明體" w:eastAsia="新細明體" w:hAnsi="新細明體" w:cs="新細明體" w:hint="eastAsia"/>
-        </w:rPr>
-        <w:t>├</w:t>
-      </w:r>
-      <w:r>
-        <w:rPr>
-          <w:rFonts w:ascii="Aptos" w:hAnsi="Aptos" w:cs="Aptos"/>
-        </w:rPr>
-        <w:t>──</w:t>
-      </w:r>
-      <w:proofErr w:type="gramEnd"/>
-      <w:r>
-        <w:t xml:space="preserve"> TRC</w:t>
-      </w:r>
-    </w:p>
-    <w:p>
-      <w:r>
-        <w:t xml:space="preserve"> │</w:t>
-      </w:r>
-    </w:p>
-    <w:p>
-      <w:r>
-        <w:t xml:space="preserve"> └── 3×3 Matrix</w:t>
-      </w:r>
-    </w:p>
-    <w:p>
-      <w:r>
-        <w:t xml:space="preserve">          ↓</w:t>
-      </w:r>
-    </w:p>
-    <w:p>
-      <w:r>
-        <w:t xml:space="preserve">         XYZ</w:t>
-      </w:r>
-    </w:p>
-    <w:p>
-      <w:pPr>
-        <w:rPr>
-          <w:b/>
-          <w:bCs/>
-        </w:rPr>
-      </w:pPr>
-      <w:r>
-        <w:rPr>
-          <w:b/>
-          <w:bCs/>
-        </w:rPr>
-        <w:t xml:space="preserve">4.6 desc </w:t>
-      </w:r>
-      <w:r>
-        <w:rPr>
-          <w:b/>
-          <w:bCs/>
-        </w:rPr>
-        <w:t>等描述性</w:t>
-      </w:r>
-      <w:r>
-        <w:rPr>
-          <w:b/>
-          <w:bCs/>
-        </w:rPr>
-        <w:t xml:space="preserve"> Tag</w:t>
-      </w:r>
-    </w:p>
-    <w:p>
-      <w:r>
-        <w:t>說明哪些資料是：</w:t>
-      </w:r>
-    </w:p>
-    <w:p>
-      <w:r>
-        <w:t>「描述顯示器」</w:t>
-      </w:r>
-    </w:p>
-    <w:p>
-      <w:r>
-        <w:t>哪些資料是：</w:t>
-      </w:r>
-    </w:p>
-    <w:p>
-      <w:r>
-        <w:t>「真正用來進行轉換」</w:t>
-      </w:r>
-    </w:p>
-    <w:p>
-      <w:r>
-        <w:t>這會幫你後面理解為什麼「有</w:t>
-      </w:r>
-      <w:r>
-        <w:t xml:space="preserve"> ICC Profile</w:t>
-      </w:r>
-      <w:r>
-        <w:t>」不代表「螢幕畫面一定被改變」。</w:t>
-      </w:r>
-    </w:p>
-    <w:p>
-      <w:r>
-        <w:pict w14:anchorId="34919B33">
-          <v:rect id="_x0000_i1098" style="width:0;height:1.5pt" o:hralign="center" o:hrstd="t" o:hr="t" fillcolor="#a0a0a0" stroked="f"/>
-        </w:pict>
-      </w:r>
-    </w:p>
-    <w:p>
-      <w:pPr>
-        <w:rPr>
-          <w:b/>
-          <w:bCs/>
-        </w:rPr>
-      </w:pPr>
-      <w:r>
-        <w:rPr>
-          <w:b/>
-          <w:bCs/>
-        </w:rPr>
         <w:t xml:space="preserve">第五章　</w:t>
       </w:r>
       <w:r>
@@ -1050,7 +524,6 @@
     </w:p>
     <w:p>
       <w:r>
-        <w:lastRenderedPageBreak/>
         <w:t>因為你的研究最容易混淆的地方就是：</w:t>
       </w:r>
     </w:p>
@@ -1305,6 +778,7 @@
           </w:tcPr>
           <w:p>
             <w:r>
+              <w:lastRenderedPageBreak/>
               <w:t>量測</w:t>
             </w:r>
           </w:p>
@@ -1463,14 +937,404 @@
     </w:tbl>
     <w:p>
       <w:r>
+        <w:t>這一章會是整份報告的重要轉折點。</w:t>
+      </w:r>
+    </w:p>
+    <w:p>
+      <w:r>
+        <w:pict w14:anchorId="50FBB22B">
+          <v:rect id="_x0000_i1027" style="width:0;height:1.5pt" o:hralign="center" o:hrstd="t" o:hr="t" fillcolor="#a0a0a0" stroked="f"/>
+        </w:pict>
+      </w:r>
+    </w:p>
+    <w:p>
+      <w:pPr>
+        <w:rPr>
+          <w:b/>
+          <w:bCs/>
+        </w:rPr>
+      </w:pPr>
+      <w:r>
+        <w:rPr>
+          <w:b/>
+          <w:bCs/>
+        </w:rPr>
+        <w:t xml:space="preserve">第六章　</w:t>
+      </w:r>
+      <w:r>
+        <w:rPr>
+          <w:b/>
+          <w:bCs/>
+        </w:rPr>
+        <w:t>VCGT / Calibration LUT</w:t>
+      </w:r>
+    </w:p>
+    <w:p>
+      <w:r>
+        <w:t>接著進入你目前最關心的部分。</w:t>
+      </w:r>
+    </w:p>
+    <w:p>
+      <w:pPr>
+        <w:rPr>
+          <w:b/>
+          <w:bCs/>
+        </w:rPr>
+      </w:pPr>
+      <w:r>
+        <w:rPr>
+          <w:b/>
+          <w:bCs/>
+        </w:rPr>
+        <w:t xml:space="preserve">6.1 </w:t>
+      </w:r>
+      <w:proofErr w:type="spellStart"/>
+      <w:r>
+        <w:rPr>
+          <w:b/>
+          <w:bCs/>
+        </w:rPr>
+        <w:t>vcgt</w:t>
+      </w:r>
+      <w:proofErr w:type="spellEnd"/>
+      <w:r>
+        <w:rPr>
+          <w:b/>
+          <w:bCs/>
+        </w:rPr>
+        <w:t xml:space="preserve"> </w:t>
+      </w:r>
+      <w:r>
+        <w:rPr>
+          <w:b/>
+          <w:bCs/>
+        </w:rPr>
+        <w:t>是什麼？</w:t>
+      </w:r>
+    </w:p>
+    <w:p>
+      <w:pPr>
+        <w:rPr>
+          <w:b/>
+          <w:bCs/>
+        </w:rPr>
+      </w:pPr>
+      <w:r>
+        <w:rPr>
+          <w:b/>
+          <w:bCs/>
+        </w:rPr>
+        <w:t xml:space="preserve">6.2 VCGT </w:t>
+      </w:r>
+      <w:r>
+        <w:rPr>
+          <w:b/>
+          <w:bCs/>
+        </w:rPr>
+        <w:t>與</w:t>
+      </w:r>
+      <w:r>
+        <w:rPr>
+          <w:b/>
+          <w:bCs/>
+        </w:rPr>
+        <w:t xml:space="preserve"> GPU LUT </w:t>
+      </w:r>
+      <w:r>
+        <w:rPr>
+          <w:b/>
+          <w:bCs/>
+        </w:rPr>
+        <w:t>的關係</w:t>
+      </w:r>
+    </w:p>
+    <w:p>
+      <w:r>
+        <w:t>概念：</w:t>
+      </w:r>
+    </w:p>
+    <w:p>
+      <w:r>
+        <w:t>Application RGB</w:t>
+      </w:r>
+    </w:p>
+    <w:p>
+      <w:r>
+        <w:t xml:space="preserve">       │</w:t>
+      </w:r>
+    </w:p>
+    <w:p>
+      <w:r>
+        <w:t xml:space="preserve">       </w:t>
+      </w:r>
+      <w:r>
+        <w:rPr>
+          <w:rFonts w:ascii="新細明體" w:eastAsia="新細明體" w:hAnsi="新細明體" w:cs="新細明體" w:hint="eastAsia"/>
+        </w:rPr>
+        <w:t>▼</w:t>
+      </w:r>
+    </w:p>
+    <w:p>
+      <w:r>
+        <w:t xml:space="preserve">   VCGT / LUT</w:t>
+      </w:r>
+    </w:p>
+    <w:p>
+      <w:r>
+        <w:t xml:space="preserve">       │</w:t>
+      </w:r>
+    </w:p>
+    <w:p>
+      <w:r>
+        <w:t xml:space="preserve">       </w:t>
+      </w:r>
+      <w:r>
+        <w:rPr>
+          <w:rFonts w:ascii="新細明體" w:eastAsia="新細明體" w:hAnsi="新細明體" w:cs="新細明體" w:hint="eastAsia"/>
+        </w:rPr>
+        <w:t>▼</w:t>
+      </w:r>
+    </w:p>
+    <w:p>
+      <w:r>
+        <w:t xml:space="preserve"> Corrected RGB</w:t>
+      </w:r>
+    </w:p>
+    <w:p>
+      <w:r>
+        <w:t xml:space="preserve">       │</w:t>
+      </w:r>
+    </w:p>
+    <w:p>
+      <w:r>
+        <w:t xml:space="preserve">       </w:t>
+      </w:r>
+      <w:r>
+        <w:rPr>
+          <w:rFonts w:ascii="新細明體" w:eastAsia="新細明體" w:hAnsi="新細明體" w:cs="新細明體" w:hint="eastAsia"/>
+        </w:rPr>
+        <w:t>▼</w:t>
+      </w:r>
+    </w:p>
+    <w:p>
+      <w:r>
+        <w:t xml:space="preserve">    Display</w:t>
+      </w:r>
+    </w:p>
+    <w:p>
+      <w:pPr>
+        <w:rPr>
+          <w:b/>
+          <w:bCs/>
+        </w:rPr>
+      </w:pPr>
+      <w:r>
+        <w:rPr>
+          <w:b/>
+          <w:bCs/>
+        </w:rPr>
+        <w:t xml:space="preserve">6.3 VCGT </w:t>
+      </w:r>
+      <w:r>
+        <w:rPr>
+          <w:b/>
+          <w:bCs/>
+        </w:rPr>
+        <w:t>與</w:t>
+      </w:r>
+      <w:r>
+        <w:rPr>
+          <w:b/>
+          <w:bCs/>
+        </w:rPr>
+        <w:t xml:space="preserve"> ICC Profile </w:t>
+      </w:r>
+      <w:r>
+        <w:rPr>
+          <w:b/>
+          <w:bCs/>
+        </w:rPr>
+        <w:t>的關係</w:t>
+      </w:r>
+    </w:p>
+    <w:p>
+      <w:pPr>
+        <w:rPr>
+          <w:b/>
+          <w:bCs/>
+        </w:rPr>
+      </w:pPr>
+      <w:r>
+        <w:rPr>
+          <w:b/>
+          <w:bCs/>
+        </w:rPr>
         <w:lastRenderedPageBreak/>
-        <w:t>這一章會是整份報告的重要轉折點。</w:t>
-      </w:r>
-    </w:p>
-    <w:p>
-      <w:r>
-        <w:pict w14:anchorId="50FBB22B">
-          <v:rect id="_x0000_i1099" style="width:0;height:1.5pt" o:hralign="center" o:hrstd="t" o:hr="t" fillcolor="#a0a0a0" stroked="f"/>
+        <w:t xml:space="preserve">6.4 </w:t>
+      </w:r>
+      <w:r>
+        <w:rPr>
+          <w:b/>
+          <w:bCs/>
+        </w:rPr>
+        <w:t>為什麼有些</w:t>
+      </w:r>
+      <w:r>
+        <w:rPr>
+          <w:b/>
+          <w:bCs/>
+        </w:rPr>
+        <w:t xml:space="preserve"> ICC </w:t>
+      </w:r>
+      <w:r>
+        <w:rPr>
+          <w:b/>
+          <w:bCs/>
+        </w:rPr>
+        <w:t>有</w:t>
+      </w:r>
+      <w:r>
+        <w:rPr>
+          <w:b/>
+          <w:bCs/>
+        </w:rPr>
+        <w:t xml:space="preserve"> VCGT</w:t>
+      </w:r>
+      <w:r>
+        <w:rPr>
+          <w:b/>
+          <w:bCs/>
+        </w:rPr>
+        <w:t>、有些沒有？</w:t>
+      </w:r>
+    </w:p>
+    <w:p>
+      <w:pPr>
+        <w:rPr>
+          <w:b/>
+          <w:bCs/>
+        </w:rPr>
+      </w:pPr>
+      <w:r>
+        <w:rPr>
+          <w:b/>
+          <w:bCs/>
+        </w:rPr>
+        <w:t xml:space="preserve">6.5 MS00 </w:t>
+      </w:r>
+      <w:r>
+        <w:rPr>
+          <w:b/>
+          <w:bCs/>
+        </w:rPr>
+        <w:t>與</w:t>
+      </w:r>
+      <w:r>
+        <w:rPr>
+          <w:b/>
+          <w:bCs/>
+        </w:rPr>
+        <w:t xml:space="preserve"> VCGT</w:t>
+      </w:r>
+    </w:p>
+    <w:p>
+      <w:r>
+        <w:t>這裡會特別針對你實際遇到的：</w:t>
+      </w:r>
+    </w:p>
+    <w:p>
+      <w:r>
+        <w:rPr>
+          <w:b/>
+          <w:bCs/>
+        </w:rPr>
+        <w:t>有</w:t>
+      </w:r>
+      <w:r>
+        <w:rPr>
+          <w:b/>
+          <w:bCs/>
+        </w:rPr>
+        <w:t xml:space="preserve"> MS00 → Windows 11 </w:t>
+      </w:r>
+      <w:r>
+        <w:rPr>
+          <w:b/>
+          <w:bCs/>
+        </w:rPr>
+        <w:t>畫面有變化</w:t>
+      </w:r>
+      <w:r>
+        <w:br/>
+      </w:r>
+      <w:r>
+        <w:rPr>
+          <w:b/>
+          <w:bCs/>
+        </w:rPr>
+        <w:t>沒有</w:t>
+      </w:r>
+      <w:r>
+        <w:rPr>
+          <w:b/>
+          <w:bCs/>
+        </w:rPr>
+        <w:t xml:space="preserve"> MS00 → Windows 11 </w:t>
+      </w:r>
+      <w:r>
+        <w:rPr>
+          <w:b/>
+          <w:bCs/>
+        </w:rPr>
+        <w:t>桌面幾乎沒有變化</w:t>
+      </w:r>
+    </w:p>
+    <w:p>
+      <w:r>
+        <w:t>進行資料查證。</w:t>
+      </w:r>
+    </w:p>
+    <w:p>
+      <w:r>
+        <w:rPr>
+          <w:b/>
+          <w:bCs/>
+        </w:rPr>
+        <w:t>這部分不能只靠</w:t>
+      </w:r>
+      <w:r>
+        <w:rPr>
+          <w:b/>
+          <w:bCs/>
+        </w:rPr>
+        <w:t xml:space="preserve"> ICC </w:t>
+      </w:r>
+      <w:r>
+        <w:rPr>
+          <w:b/>
+          <w:bCs/>
+        </w:rPr>
+        <w:t>規格推論，要加入</w:t>
+      </w:r>
+      <w:r>
+        <w:rPr>
+          <w:b/>
+          <w:bCs/>
+        </w:rPr>
+        <w:t xml:space="preserve"> Windows </w:t>
+      </w:r>
+      <w:r>
+        <w:rPr>
+          <w:b/>
+          <w:bCs/>
+        </w:rPr>
+        <w:t>實作證據與實驗結果。</w:t>
+      </w:r>
+    </w:p>
+    <w:p>
+      <w:r>
+        <w:pict w14:anchorId="62EEEFC4">
+          <v:rect id="_x0000_i1028" style="width:0;height:1.5pt" o:hralign="center" o:hrstd="t" o:hr="t" fillcolor="#a0a0a0" stroked="f"/>
         </w:pict>
       </w:r>
     </w:p>
@@ -1486,72 +1350,401 @@
           <w:b/>
           <w:bCs/>
         </w:rPr>
-        <w:t xml:space="preserve">第六章　</w:t>
-      </w:r>
-      <w:r>
-        <w:rPr>
-          <w:b/>
-          <w:bCs/>
-        </w:rPr>
-        <w:t>VCGT / Calibration LUT</w:t>
-      </w:r>
-    </w:p>
-    <w:p>
-      <w:r>
-        <w:t>接著進入你目前最關心的部分。</w:t>
-      </w:r>
-    </w:p>
-    <w:p>
-      <w:pPr>
-        <w:rPr>
-          <w:b/>
-          <w:bCs/>
-        </w:rPr>
-      </w:pPr>
-      <w:r>
-        <w:rPr>
-          <w:b/>
-          <w:bCs/>
-        </w:rPr>
-        <w:t xml:space="preserve">6.1 </w:t>
-      </w:r>
-      <w:proofErr w:type="spellStart"/>
-      <w:r>
-        <w:rPr>
-          <w:b/>
-          <w:bCs/>
-        </w:rPr>
-        <w:t>vcgt</w:t>
-      </w:r>
-      <w:proofErr w:type="spellEnd"/>
-      <w:r>
-        <w:rPr>
-          <w:b/>
-          <w:bCs/>
-        </w:rPr>
-        <w:t xml:space="preserve"> </w:t>
-      </w:r>
-      <w:r>
-        <w:rPr>
-          <w:b/>
-          <w:bCs/>
-        </w:rPr>
-        <w:t>是什麼？</w:t>
-      </w:r>
-    </w:p>
-    <w:p>
-      <w:pPr>
-        <w:rPr>
-          <w:b/>
-          <w:bCs/>
-        </w:rPr>
-      </w:pPr>
-      <w:r>
-        <w:rPr>
-          <w:b/>
-          <w:bCs/>
-        </w:rPr>
-        <w:t xml:space="preserve">6.2 VCGT </w:t>
+        <w:t xml:space="preserve">第七章　</w:t>
+      </w:r>
+      <w:r>
+        <w:rPr>
+          <w:b/>
+          <w:bCs/>
+        </w:rPr>
+        <w:t>ICC Profile</w:t>
+      </w:r>
+      <w:r>
+        <w:rPr>
+          <w:b/>
+          <w:bCs/>
+        </w:rPr>
+        <w:t>、</w:t>
+      </w:r>
+      <w:r>
+        <w:rPr>
+          <w:b/>
+          <w:bCs/>
+        </w:rPr>
+        <w:t>CMM</w:t>
+      </w:r>
+      <w:r>
+        <w:rPr>
+          <w:b/>
+          <w:bCs/>
+        </w:rPr>
+        <w:t>、</w:t>
+      </w:r>
+      <w:r>
+        <w:rPr>
+          <w:b/>
+          <w:bCs/>
+        </w:rPr>
+        <w:t>OS</w:t>
+      </w:r>
+      <w:r>
+        <w:rPr>
+          <w:b/>
+          <w:bCs/>
+        </w:rPr>
+        <w:t>、</w:t>
+      </w:r>
+      <w:r>
+        <w:rPr>
+          <w:b/>
+          <w:bCs/>
+        </w:rPr>
+        <w:t xml:space="preserve">GPU </w:t>
+      </w:r>
+      <w:r>
+        <w:rPr>
+          <w:b/>
+          <w:bCs/>
+        </w:rPr>
+        <w:t>到底誰在做什麼？</w:t>
+      </w:r>
+    </w:p>
+    <w:p>
+      <w:r>
+        <w:t>這章把前面的東西串起來。</w:t>
+      </w:r>
+    </w:p>
+    <w:p>
+      <w:pPr>
+        <w:rPr>
+          <w:b/>
+          <w:bCs/>
+        </w:rPr>
+      </w:pPr>
+      <w:r>
+        <w:rPr>
+          <w:b/>
+          <w:bCs/>
+        </w:rPr>
+        <w:t>7.1 ICC Profile</w:t>
+      </w:r>
+    </w:p>
+    <w:p>
+      <w:r>
+        <w:t>描述色彩轉換所需要的資訊</w:t>
+      </w:r>
+    </w:p>
+    <w:p>
+      <w:pPr>
+        <w:rPr>
+          <w:b/>
+          <w:bCs/>
+        </w:rPr>
+      </w:pPr>
+      <w:r>
+        <w:rPr>
+          <w:b/>
+          <w:bCs/>
+        </w:rPr>
+        <w:t>7.2 CMM</w:t>
+      </w:r>
+    </w:p>
+    <w:p>
+      <w:r>
+        <w:t>執行色彩轉換</w:t>
+      </w:r>
+    </w:p>
+    <w:p>
+      <w:pPr>
+        <w:rPr>
+          <w:b/>
+          <w:bCs/>
+        </w:rPr>
+      </w:pPr>
+      <w:r>
+        <w:rPr>
+          <w:b/>
+          <w:bCs/>
+        </w:rPr>
+        <w:t>7.3 Color Management Framework</w:t>
+      </w:r>
+    </w:p>
+    <w:p>
+      <w:r>
+        <w:t>管理</w:t>
+      </w:r>
+      <w:r>
+        <w:t xml:space="preserve"> Profile / CMM </w:t>
+      </w:r>
+      <w:r>
+        <w:t>等元件</w:t>
+      </w:r>
+    </w:p>
+    <w:p>
+      <w:pPr>
+        <w:rPr>
+          <w:b/>
+          <w:bCs/>
+        </w:rPr>
+      </w:pPr>
+      <w:r>
+        <w:rPr>
+          <w:b/>
+          <w:bCs/>
+        </w:rPr>
+        <w:t>7.4 OS</w:t>
+      </w:r>
+    </w:p>
+    <w:p>
+      <w:r>
+        <w:t>提供色彩管理機制</w:t>
+      </w:r>
+    </w:p>
+    <w:p>
+      <w:pPr>
+        <w:rPr>
+          <w:b/>
+          <w:bCs/>
+        </w:rPr>
+      </w:pPr>
+      <w:r>
+        <w:rPr>
+          <w:b/>
+          <w:bCs/>
+        </w:rPr>
+        <w:t>7.5 GPU / Display Pipeline</w:t>
+      </w:r>
+    </w:p>
+    <w:p>
+      <w:r>
+        <w:t>實際將</w:t>
+      </w:r>
+      <w:r>
+        <w:t xml:space="preserve"> RGB </w:t>
+      </w:r>
+      <w:r>
+        <w:t>訊號送往顯示器</w:t>
+      </w:r>
+    </w:p>
+    <w:p>
+      <w:r>
+        <w:t>最後畫完整架構：</w:t>
+      </w:r>
+    </w:p>
+    <w:p>
+      <w:r>
+        <w:t>Application</w:t>
+      </w:r>
+    </w:p>
+    <w:p>
+      <w:r>
+        <w:t xml:space="preserve">     │</w:t>
+      </w:r>
+    </w:p>
+    <w:p>
+      <w:r>
+        <w:t xml:space="preserve">     </w:t>
+      </w:r>
+      <w:r>
+        <w:rPr>
+          <w:rFonts w:ascii="新細明體" w:eastAsia="新細明體" w:hAnsi="新細明體" w:cs="新細明體" w:hint="eastAsia"/>
+        </w:rPr>
+        <w:t>▼</w:t>
+      </w:r>
+    </w:p>
+    <w:p>
+      <w:r>
+        <w:lastRenderedPageBreak/>
+        <w:t>Color Management</w:t>
+      </w:r>
+    </w:p>
+    <w:p>
+      <w:r>
+        <w:t xml:space="preserve">     │</w:t>
+      </w:r>
+    </w:p>
+    <w:p>
+      <w:r>
+        <w:t xml:space="preserve">     </w:t>
+      </w:r>
+      <w:r>
+        <w:rPr>
+          <w:rFonts w:ascii="新細明體" w:eastAsia="新細明體" w:hAnsi="新細明體" w:cs="新細明體" w:hint="eastAsia"/>
+        </w:rPr>
+        <w:t>├</w:t>
+      </w:r>
+      <w:r>
+        <w:rPr>
+          <w:rFonts w:ascii="Aptos" w:hAnsi="Aptos" w:cs="Aptos"/>
+        </w:rPr>
+        <w:t>──</w:t>
+      </w:r>
+      <w:r>
+        <w:t xml:space="preserve"> ICC Profile</w:t>
+      </w:r>
+    </w:p>
+    <w:p>
+      <w:r>
+        <w:t xml:space="preserve">     │</w:t>
+      </w:r>
+    </w:p>
+    <w:p>
+      <w:r>
+        <w:t xml:space="preserve">     └── CMM</w:t>
+      </w:r>
+    </w:p>
+    <w:p>
+      <w:r>
+        <w:t xml:space="preserve">     │</w:t>
+      </w:r>
+    </w:p>
+    <w:p>
+      <w:r>
+        <w:t xml:space="preserve">     </w:t>
+      </w:r>
+      <w:r>
+        <w:rPr>
+          <w:rFonts w:ascii="新細明體" w:eastAsia="新細明體" w:hAnsi="新細明體" w:cs="新細明體" w:hint="eastAsia"/>
+        </w:rPr>
+        <w:t>▼</w:t>
+      </w:r>
+    </w:p>
+    <w:p>
+      <w:r>
+        <w:t>Corrected RGB</w:t>
+      </w:r>
+    </w:p>
+    <w:p>
+      <w:r>
+        <w:t xml:space="preserve">     │</w:t>
+      </w:r>
+    </w:p>
+    <w:p>
+      <w:r>
+        <w:t xml:space="preserve">     </w:t>
+      </w:r>
+      <w:r>
+        <w:rPr>
+          <w:rFonts w:ascii="新細明體" w:eastAsia="新細明體" w:hAnsi="新細明體" w:cs="新細明體" w:hint="eastAsia"/>
+        </w:rPr>
+        <w:t>▼</w:t>
+      </w:r>
+    </w:p>
+    <w:p>
+      <w:r>
+        <w:t>GPU / Display Pipeline</w:t>
+      </w:r>
+    </w:p>
+    <w:p>
+      <w:r>
+        <w:t xml:space="preserve">     │</w:t>
+      </w:r>
+    </w:p>
+    <w:p>
+      <w:r>
+        <w:t xml:space="preserve">     </w:t>
+      </w:r>
+      <w:r>
+        <w:rPr>
+          <w:rFonts w:ascii="新細明體" w:eastAsia="新細明體" w:hAnsi="新細明體" w:cs="新細明體" w:hint="eastAsia"/>
+        </w:rPr>
+        <w:t>▼</w:t>
+      </w:r>
+    </w:p>
+    <w:p>
+      <w:r>
+        <w:t>Monitor</w:t>
+      </w:r>
+    </w:p>
+    <w:p>
+      <w:r>
+        <w:pict w14:anchorId="03710B5F">
+          <v:rect id="_x0000_i1029" style="width:0;height:1.5pt" o:hralign="center" o:hrstd="t" o:hr="t" fillcolor="#a0a0a0" stroked="f"/>
+        </w:pict>
+      </w:r>
+    </w:p>
+    <w:p>
+      <w:pPr>
+        <w:rPr>
+          <w:b/>
+          <w:bCs/>
+        </w:rPr>
+      </w:pPr>
+      <w:r>
+        <w:rPr>
+          <w:b/>
+          <w:bCs/>
+        </w:rPr>
+        <w:t xml:space="preserve">第八章　</w:t>
+      </w:r>
+      <w:r>
+        <w:rPr>
+          <w:b/>
+          <w:bCs/>
+        </w:rPr>
+        <w:t xml:space="preserve">Windows 11 </w:t>
+      </w:r>
+      <w:r>
+        <w:rPr>
+          <w:b/>
+          <w:bCs/>
+        </w:rPr>
+        <w:t>如何處理</w:t>
+      </w:r>
+      <w:r>
+        <w:rPr>
+          <w:b/>
+          <w:bCs/>
+        </w:rPr>
+        <w:t xml:space="preserve"> ICC Profile</w:t>
+      </w:r>
+      <w:r>
+        <w:rPr>
+          <w:b/>
+          <w:bCs/>
+        </w:rPr>
+        <w:t>？</w:t>
+      </w:r>
+    </w:p>
+    <w:p>
+      <w:r>
+        <w:t>這章會從「</w:t>
+      </w:r>
+      <w:r>
+        <w:t xml:space="preserve">ICC </w:t>
+      </w:r>
+      <w:r>
+        <w:t>標準」進入「你的實際平台」。</w:t>
+      </w:r>
+    </w:p>
+    <w:p>
+      <w:pPr>
+        <w:rPr>
+          <w:b/>
+          <w:bCs/>
+        </w:rPr>
+      </w:pPr>
+      <w:r>
+        <w:rPr>
+          <w:b/>
+          <w:bCs/>
+        </w:rPr>
+        <w:t>8.1 Windows Color Management</w:t>
+      </w:r>
+    </w:p>
+    <w:p>
+      <w:pPr>
+        <w:rPr>
+          <w:b/>
+          <w:bCs/>
+        </w:rPr>
+      </w:pPr>
+      <w:r>
+        <w:rPr>
+          <w:b/>
+          <w:bCs/>
+        </w:rPr>
+        <w:t xml:space="preserve">8.2 ICC Profile </w:t>
       </w:r>
       <w:r>
         <w:rPr>
@@ -1565,527 +1758,428 @@
           <w:b/>
           <w:bCs/>
         </w:rPr>
-        <w:t xml:space="preserve"> GPU LUT </w:t>
-      </w:r>
-      <w:r>
-        <w:rPr>
-          <w:b/>
-          <w:bCs/>
-        </w:rPr>
-        <w:t>的關係</w:t>
-      </w:r>
-    </w:p>
-    <w:p>
-      <w:r>
-        <w:t>概念：</w:t>
-      </w:r>
-    </w:p>
-    <w:p>
-      <w:r>
-        <w:t>Application RGB</w:t>
-      </w:r>
-    </w:p>
-    <w:p>
-      <w:r>
-        <w:t xml:space="preserve">       │</w:t>
-      </w:r>
-    </w:p>
-    <w:p>
-      <w:r>
-        <w:t xml:space="preserve">       </w:t>
-      </w:r>
-      <w:proofErr w:type="gramStart"/>
+        <w:t xml:space="preserve"> Windows</w:t>
+      </w:r>
+    </w:p>
+    <w:p>
+      <w:pPr>
+        <w:rPr>
+          <w:b/>
+          <w:bCs/>
+        </w:rPr>
+      </w:pPr>
+      <w:r>
+        <w:rPr>
+          <w:b/>
+          <w:bCs/>
+        </w:rPr>
+        <w:t>8.3 Windows Color Management / WCS / ICM</w:t>
+      </w:r>
+    </w:p>
+    <w:p>
+      <w:pPr>
+        <w:rPr>
+          <w:b/>
+          <w:bCs/>
+        </w:rPr>
+      </w:pPr>
+      <w:r>
+        <w:rPr>
+          <w:b/>
+          <w:bCs/>
+        </w:rPr>
+        <w:t xml:space="preserve">8.4 Application </w:t>
+      </w:r>
+      <w:r>
+        <w:rPr>
+          <w:b/>
+          <w:bCs/>
+        </w:rPr>
+        <w:t>是否支援</w:t>
+      </w:r>
+      <w:r>
+        <w:rPr>
+          <w:b/>
+          <w:bCs/>
+        </w:rPr>
+        <w:t xml:space="preserve"> Color Management</w:t>
+      </w:r>
+      <w:r>
+        <w:rPr>
+          <w:b/>
+          <w:bCs/>
+        </w:rPr>
+        <w:t>？</w:t>
+      </w:r>
+    </w:p>
+    <w:p>
+      <w:pPr>
+        <w:rPr>
+          <w:b/>
+          <w:bCs/>
+        </w:rPr>
+      </w:pPr>
+      <w:r>
+        <w:rPr>
+          <w:b/>
+          <w:bCs/>
+        </w:rPr>
+        <w:t xml:space="preserve">8.5 Desktop </w:t>
+      </w:r>
+      <w:r>
+        <w:rPr>
+          <w:b/>
+          <w:bCs/>
+        </w:rPr>
+        <w:t>與</w:t>
+      </w:r>
+      <w:r>
+        <w:rPr>
+          <w:b/>
+          <w:bCs/>
+        </w:rPr>
+        <w:t xml:space="preserve"> Color-managed Application </w:t>
+      </w:r>
+      <w:r>
+        <w:rPr>
+          <w:b/>
+          <w:bCs/>
+        </w:rPr>
+        <w:t>的差異</w:t>
+      </w:r>
+    </w:p>
+    <w:p>
+      <w:r>
+        <w:t>這裡非常重要，因為：</w:t>
+      </w:r>
+    </w:p>
+    <w:p>
+      <w:r>
+        <w:rPr>
+          <w:b/>
+          <w:bCs/>
+        </w:rPr>
+        <w:t xml:space="preserve">Windows </w:t>
+      </w:r>
+      <w:r>
+        <w:rPr>
+          <w:b/>
+          <w:bCs/>
+        </w:rPr>
+        <w:t>有</w:t>
+      </w:r>
+      <w:r>
+        <w:rPr>
+          <w:b/>
+          <w:bCs/>
+        </w:rPr>
+        <w:t xml:space="preserve"> ICC Profile</w:t>
+      </w:r>
+    </w:p>
+    <w:p>
+      <w:r>
+        <w:lastRenderedPageBreak/>
+        <w:t>不等於：</w:t>
+      </w:r>
+    </w:p>
+    <w:p>
+      <w:r>
+        <w:rPr>
+          <w:b/>
+          <w:bCs/>
+        </w:rPr>
+        <w:t xml:space="preserve">Windows </w:t>
+      </w:r>
+      <w:r>
+        <w:rPr>
+          <w:b/>
+          <w:bCs/>
+        </w:rPr>
+        <w:t>桌面所有</w:t>
+      </w:r>
+      <w:r>
+        <w:rPr>
+          <w:b/>
+          <w:bCs/>
+        </w:rPr>
+        <w:t xml:space="preserve"> RGB </w:t>
+      </w:r>
+      <w:r>
+        <w:rPr>
+          <w:b/>
+          <w:bCs/>
+        </w:rPr>
+        <w:t>都會被</w:t>
+      </w:r>
+      <w:r>
+        <w:rPr>
+          <w:b/>
+          <w:bCs/>
+        </w:rPr>
+        <w:t xml:space="preserve"> ICC Profile </w:t>
+      </w:r>
+      <w:r>
+        <w:rPr>
+          <w:b/>
+          <w:bCs/>
+        </w:rPr>
+        <w:t>重新轉換。</w:t>
+      </w:r>
+    </w:p>
+    <w:p>
+      <w:r>
+        <w:t>這一點要用</w:t>
+      </w:r>
+      <w:r>
+        <w:t xml:space="preserve"> Microsoft </w:t>
+      </w:r>
+      <w:r>
+        <w:t>官方資料＋實驗確認。</w:t>
+      </w:r>
+    </w:p>
+    <w:p>
+      <w:r>
+        <w:pict w14:anchorId="22CDF4D5">
+          <v:rect id="_x0000_i1030" style="width:0;height:1.5pt" o:hralign="center" o:hrstd="t" o:hr="t" fillcolor="#a0a0a0" stroked="f"/>
+        </w:pict>
+      </w:r>
+    </w:p>
+    <w:p>
+      <w:pPr>
+        <w:rPr>
+          <w:b/>
+          <w:bCs/>
+        </w:rPr>
+      </w:pPr>
+      <w:r>
+        <w:rPr>
+          <w:b/>
+          <w:bCs/>
+        </w:rPr>
+        <w:t>第九章　沒有</w:t>
+      </w:r>
+      <w:r>
+        <w:rPr>
+          <w:b/>
+          <w:bCs/>
+        </w:rPr>
+        <w:t xml:space="preserve"> VCGT vs </w:t>
+      </w:r>
+      <w:r>
+        <w:rPr>
+          <w:b/>
+          <w:bCs/>
+        </w:rPr>
+        <w:t>有</w:t>
+      </w:r>
+      <w:r>
+        <w:rPr>
+          <w:b/>
+          <w:bCs/>
+        </w:rPr>
+        <w:t xml:space="preserve"> VCGT </w:t>
+      </w:r>
+      <w:r>
+        <w:rPr>
+          <w:b/>
+          <w:bCs/>
+        </w:rPr>
+        <w:t>的實際訊號流程</w:t>
+      </w:r>
+    </w:p>
+    <w:p>
+      <w:r>
+        <w:t>這章會直接對應你的實驗。</w:t>
+      </w:r>
+    </w:p>
+    <w:p>
+      <w:pPr>
+        <w:rPr>
+          <w:b/>
+          <w:bCs/>
+        </w:rPr>
+      </w:pPr>
+      <w:r>
+        <w:rPr>
+          <w:b/>
+          <w:bCs/>
+        </w:rPr>
+        <w:t>Case A</w:t>
+      </w:r>
+      <w:r>
+        <w:rPr>
+          <w:b/>
+          <w:bCs/>
+        </w:rPr>
+        <w:t>：沒有</w:t>
+      </w:r>
+      <w:r>
+        <w:rPr>
+          <w:b/>
+          <w:bCs/>
+        </w:rPr>
+        <w:t xml:space="preserve"> VCGT</w:t>
+      </w:r>
+    </w:p>
+    <w:p>
+      <w:r>
+        <w:t>Image RGB</w:t>
+      </w:r>
+    </w:p>
+    <w:p>
+      <w:r>
+        <w:t xml:space="preserve">   │</w:t>
+      </w:r>
+    </w:p>
+    <w:p>
+      <w:r>
+        <w:t xml:space="preserve">   </w:t>
+      </w:r>
       <w:r>
         <w:rPr>
           <w:rFonts w:ascii="新細明體" w:eastAsia="新細明體" w:hAnsi="新細明體" w:cs="新細明體" w:hint="eastAsia"/>
         </w:rPr>
         <w:t>▼</w:t>
       </w:r>
-      <w:proofErr w:type="gramEnd"/>
-    </w:p>
-    <w:p>
-      <w:r>
-        <w:t xml:space="preserve">   VCGT / LUT</w:t>
-      </w:r>
-    </w:p>
-    <w:p>
-      <w:r>
-        <w:t xml:space="preserve">       │</w:t>
-      </w:r>
-    </w:p>
-    <w:p>
-      <w:r>
-        <w:t xml:space="preserve">       </w:t>
-      </w:r>
-      <w:proofErr w:type="gramStart"/>
+    </w:p>
+    <w:p>
+      <w:r>
+        <w:t>ICC Profile</w:t>
+      </w:r>
+    </w:p>
+    <w:p>
+      <w:r>
+        <w:t xml:space="preserve">   │</w:t>
+      </w:r>
+    </w:p>
+    <w:p>
+      <w:r>
+        <w:t xml:space="preserve">   </w:t>
+      </w:r>
       <w:r>
         <w:rPr>
           <w:rFonts w:ascii="新細明體" w:eastAsia="新細明體" w:hAnsi="新細明體" w:cs="新細明體" w:hint="eastAsia"/>
         </w:rPr>
         <w:t>▼</w:t>
       </w:r>
-      <w:proofErr w:type="gramEnd"/>
-    </w:p>
-    <w:p>
-      <w:r>
-        <w:t xml:space="preserve"> Corrected RGB</w:t>
-      </w:r>
-    </w:p>
-    <w:p>
-      <w:r>
-        <w:t xml:space="preserve">       │</w:t>
-      </w:r>
-    </w:p>
-    <w:p>
-      <w:r>
-        <w:t xml:space="preserve">       </w:t>
-      </w:r>
-      <w:proofErr w:type="gramStart"/>
+    </w:p>
+    <w:p>
+      <w:r>
+        <w:t>CMM / Application</w:t>
+      </w:r>
+    </w:p>
+    <w:p>
+      <w:r>
+        <w:t xml:space="preserve">   │</w:t>
+      </w:r>
+    </w:p>
+    <w:p>
+      <w:r>
+        <w:t xml:space="preserve">   </w:t>
+      </w:r>
       <w:r>
         <w:rPr>
           <w:rFonts w:ascii="新細明體" w:eastAsia="新細明體" w:hAnsi="新細明體" w:cs="新細明體" w:hint="eastAsia"/>
         </w:rPr>
         <w:t>▼</w:t>
       </w:r>
-      <w:proofErr w:type="gramEnd"/>
-    </w:p>
-    <w:p>
-      <w:r>
-        <w:t xml:space="preserve">    Display</w:t>
-      </w:r>
-    </w:p>
-    <w:p>
-      <w:pPr>
-        <w:rPr>
-          <w:b/>
-          <w:bCs/>
-        </w:rPr>
-      </w:pPr>
-      <w:r>
-        <w:rPr>
-          <w:b/>
-          <w:bCs/>
-        </w:rPr>
-        <w:t xml:space="preserve">6.3 VCGT </w:t>
-      </w:r>
-      <w:r>
-        <w:rPr>
-          <w:b/>
-          <w:bCs/>
-        </w:rPr>
-        <w:t>與</w:t>
-      </w:r>
-      <w:r>
-        <w:rPr>
-          <w:b/>
-          <w:bCs/>
-        </w:rPr>
-        <w:t xml:space="preserve"> ICC Profile </w:t>
-      </w:r>
-      <w:r>
-        <w:rPr>
-          <w:b/>
-          <w:bCs/>
-        </w:rPr>
-        <w:t>的關係</w:t>
-      </w:r>
-    </w:p>
-    <w:p>
-      <w:pPr>
-        <w:rPr>
-          <w:b/>
-          <w:bCs/>
-        </w:rPr>
-      </w:pPr>
-      <w:r>
-        <w:rPr>
-          <w:b/>
-          <w:bCs/>
-        </w:rPr>
-        <w:t xml:space="preserve">6.4 </w:t>
-      </w:r>
-      <w:r>
-        <w:rPr>
-          <w:b/>
-          <w:bCs/>
-        </w:rPr>
-        <w:t>為什麼有些</w:t>
-      </w:r>
-      <w:r>
-        <w:rPr>
-          <w:b/>
-          <w:bCs/>
-        </w:rPr>
-        <w:t xml:space="preserve"> ICC </w:t>
-      </w:r>
-      <w:r>
-        <w:rPr>
-          <w:b/>
-          <w:bCs/>
-        </w:rPr>
-        <w:t>有</w:t>
-      </w:r>
-      <w:r>
-        <w:rPr>
-          <w:b/>
-          <w:bCs/>
-        </w:rPr>
-        <w:t xml:space="preserve"> VCGT</w:t>
-      </w:r>
-      <w:r>
-        <w:rPr>
-          <w:b/>
-          <w:bCs/>
-        </w:rPr>
-        <w:t>、有些沒有？</w:t>
-      </w:r>
-    </w:p>
-    <w:p>
-      <w:pPr>
-        <w:rPr>
-          <w:b/>
-          <w:bCs/>
-        </w:rPr>
-      </w:pPr>
-      <w:r>
-        <w:rPr>
-          <w:b/>
-          <w:bCs/>
-        </w:rPr>
-        <w:t xml:space="preserve">6.5 MS00 </w:t>
-      </w:r>
-      <w:r>
-        <w:rPr>
-          <w:b/>
-          <w:bCs/>
-        </w:rPr>
-        <w:t>與</w:t>
-      </w:r>
-      <w:r>
-        <w:rPr>
-          <w:b/>
-          <w:bCs/>
-        </w:rPr>
-        <w:t xml:space="preserve"> VCGT</w:t>
-      </w:r>
-    </w:p>
-    <w:p>
-      <w:r>
-        <w:t>這裡會特別針對你實際遇到的：</w:t>
-      </w:r>
-    </w:p>
-    <w:p>
-      <w:r>
-        <w:rPr>
-          <w:b/>
-          <w:bCs/>
-        </w:rPr>
-        <w:t>有</w:t>
-      </w:r>
-      <w:r>
-        <w:rPr>
-          <w:b/>
-          <w:bCs/>
-        </w:rPr>
-        <w:t xml:space="preserve"> MS00 → Windows 11 </w:t>
-      </w:r>
-      <w:r>
-        <w:rPr>
-          <w:b/>
-          <w:bCs/>
-        </w:rPr>
-        <w:t>畫面有變化</w:t>
-      </w:r>
-      <w:r>
-        <w:br/>
-      </w:r>
-      <w:r>
-        <w:rPr>
-          <w:b/>
-          <w:bCs/>
-        </w:rPr>
-        <w:t>沒有</w:t>
-      </w:r>
-      <w:r>
-        <w:rPr>
-          <w:b/>
-          <w:bCs/>
-        </w:rPr>
-        <w:t xml:space="preserve"> MS00 → Windows 11 </w:t>
-      </w:r>
-      <w:r>
-        <w:rPr>
-          <w:b/>
-          <w:bCs/>
-        </w:rPr>
-        <w:t>桌面幾乎沒有變化</w:t>
-      </w:r>
-    </w:p>
-    <w:p>
-      <w:r>
-        <w:t>進行資料查證。</w:t>
-      </w:r>
-    </w:p>
-    <w:p>
-      <w:r>
-        <w:rPr>
-          <w:b/>
-          <w:bCs/>
-        </w:rPr>
+    </w:p>
+    <w:p>
+      <w:r>
+        <w:t>Display RGB</w:t>
+      </w:r>
+    </w:p>
+    <w:p>
+      <w:r>
+        <w:t xml:space="preserve">   │</w:t>
+      </w:r>
+    </w:p>
+    <w:p>
+      <w:r>
+        <w:t xml:space="preserve">   </w:t>
+      </w:r>
+      <w:r>
+        <w:rPr>
+          <w:rFonts w:ascii="新細明體" w:eastAsia="新細明體" w:hAnsi="新細明體" w:cs="新細明體" w:hint="eastAsia"/>
+        </w:rPr>
+        <w:t>▼</w:t>
+      </w:r>
+    </w:p>
+    <w:p>
+      <w:r>
+        <w:t>Monitor</w:t>
+      </w:r>
+    </w:p>
+    <w:p>
+      <w:r>
+        <w:t>探討：</w:t>
+      </w:r>
+    </w:p>
+    <w:p>
+      <w:r>
+        <w:t xml:space="preserve">Profile </w:t>
+      </w:r>
+      <w:r>
+        <w:t>主要被用於色彩描述／轉換。</w:t>
+      </w:r>
+    </w:p>
+    <w:p>
+      <w:r>
+        <w:pict w14:anchorId="5236677E">
+          <v:rect id="_x0000_i1031" style="width:0;height:1.5pt" o:hralign="center" o:hrstd="t" o:hr="t" fillcolor="#a0a0a0" stroked="f"/>
+        </w:pict>
+      </w:r>
+    </w:p>
+    <w:p>
+      <w:pPr>
+        <w:rPr>
+          <w:b/>
+          <w:bCs/>
+        </w:rPr>
+      </w:pPr>
+      <w:r>
+        <w:rPr>
+          <w:b/>
+          <w:bCs/>
+        </w:rPr>
+        <w:t>Case B</w:t>
+      </w:r>
+      <w:r>
+        <w:rPr>
+          <w:b/>
+          <w:bCs/>
+        </w:rPr>
+        <w:t>：有</w:t>
+      </w:r>
+      <w:r>
+        <w:rPr>
+          <w:b/>
+          <w:bCs/>
+        </w:rPr>
+        <w:t xml:space="preserve"> VCGT / Calibration LUT</w:t>
+      </w:r>
+    </w:p>
+    <w:p>
+      <w:r>
         <w:lastRenderedPageBreak/>
-        <w:t>這部分不能只靠</w:t>
-      </w:r>
-      <w:r>
-        <w:rPr>
-          <w:b/>
-          <w:bCs/>
-        </w:rPr>
-        <w:t xml:space="preserve"> ICC </w:t>
-      </w:r>
-      <w:r>
-        <w:rPr>
-          <w:b/>
-          <w:bCs/>
-        </w:rPr>
-        <w:t>規格推論，要加入</w:t>
-      </w:r>
-      <w:r>
-        <w:rPr>
-          <w:b/>
-          <w:bCs/>
-        </w:rPr>
-        <w:t xml:space="preserve"> Windows </w:t>
-      </w:r>
-      <w:r>
-        <w:rPr>
-          <w:b/>
-          <w:bCs/>
-        </w:rPr>
-        <w:t>實作證據與實驗結果。</w:t>
-      </w:r>
-    </w:p>
-    <w:p>
-      <w:r>
-        <w:pict w14:anchorId="62EEEFC4">
-          <v:rect id="_x0000_i1100" style="width:0;height:1.5pt" o:hralign="center" o:hrstd="t" o:hr="t" fillcolor="#a0a0a0" stroked="f"/>
-        </w:pict>
-      </w:r>
-    </w:p>
-    <w:p>
-      <w:pPr>
-        <w:rPr>
-          <w:b/>
-          <w:bCs/>
-        </w:rPr>
-      </w:pPr>
-      <w:r>
-        <w:rPr>
-          <w:b/>
-          <w:bCs/>
-        </w:rPr>
-        <w:t xml:space="preserve">第七章　</w:t>
-      </w:r>
-      <w:r>
-        <w:rPr>
-          <w:b/>
-          <w:bCs/>
-        </w:rPr>
-        <w:t>ICC Profile</w:t>
-      </w:r>
-      <w:r>
-        <w:rPr>
-          <w:b/>
-          <w:bCs/>
-        </w:rPr>
-        <w:t>、</w:t>
-      </w:r>
-      <w:r>
-        <w:rPr>
-          <w:b/>
-          <w:bCs/>
-        </w:rPr>
-        <w:t>CMM</w:t>
-      </w:r>
-      <w:r>
-        <w:rPr>
-          <w:b/>
-          <w:bCs/>
-        </w:rPr>
-        <w:t>、</w:t>
-      </w:r>
-      <w:r>
-        <w:rPr>
-          <w:b/>
-          <w:bCs/>
-        </w:rPr>
-        <w:t>OS</w:t>
-      </w:r>
-      <w:r>
-        <w:rPr>
-          <w:b/>
-          <w:bCs/>
-        </w:rPr>
-        <w:t>、</w:t>
-      </w:r>
-      <w:r>
-        <w:rPr>
-          <w:b/>
-          <w:bCs/>
-        </w:rPr>
-        <w:t xml:space="preserve">GPU </w:t>
-      </w:r>
-      <w:r>
-        <w:rPr>
-          <w:b/>
-          <w:bCs/>
-        </w:rPr>
-        <w:t>到底誰在做什麼？</w:t>
-      </w:r>
-    </w:p>
-    <w:p>
-      <w:r>
-        <w:t>這章把前面的東西串起來。</w:t>
-      </w:r>
-    </w:p>
-    <w:p>
-      <w:pPr>
-        <w:rPr>
-          <w:b/>
-          <w:bCs/>
-        </w:rPr>
-      </w:pPr>
-      <w:r>
-        <w:rPr>
-          <w:b/>
-          <w:bCs/>
-        </w:rPr>
-        <w:t>7.1 ICC Profile</w:t>
-      </w:r>
-    </w:p>
-    <w:p>
-      <w:r>
-        <w:t>描述色彩轉換所需要的資訊</w:t>
-      </w:r>
-    </w:p>
-    <w:p>
-      <w:pPr>
-        <w:rPr>
-          <w:b/>
-          <w:bCs/>
-        </w:rPr>
-      </w:pPr>
-      <w:r>
-        <w:rPr>
-          <w:b/>
-          <w:bCs/>
-        </w:rPr>
-        <w:t>7.2 CMM</w:t>
-      </w:r>
-    </w:p>
-    <w:p>
-      <w:r>
-        <w:t>執行色彩轉換</w:t>
-      </w:r>
-    </w:p>
-    <w:p>
-      <w:pPr>
-        <w:rPr>
-          <w:b/>
-          <w:bCs/>
-        </w:rPr>
-      </w:pPr>
-      <w:r>
-        <w:rPr>
-          <w:b/>
-          <w:bCs/>
-        </w:rPr>
-        <w:t>7.3 Color Management Framework</w:t>
-      </w:r>
-    </w:p>
-    <w:p>
-      <w:r>
-        <w:t>管理</w:t>
-      </w:r>
-      <w:r>
-        <w:t xml:space="preserve"> Profile / CMM </w:t>
-      </w:r>
-      <w:r>
-        <w:t>等元件</w:t>
-      </w:r>
-    </w:p>
-    <w:p>
-      <w:pPr>
-        <w:rPr>
-          <w:b/>
-          <w:bCs/>
-        </w:rPr>
-      </w:pPr>
-      <w:r>
-        <w:rPr>
-          <w:b/>
-          <w:bCs/>
-        </w:rPr>
-        <w:t>7.4 OS</w:t>
-      </w:r>
-    </w:p>
-    <w:p>
-      <w:r>
-        <w:t>提供色彩管理機制</w:t>
-      </w:r>
-    </w:p>
-    <w:p>
-      <w:pPr>
-        <w:rPr>
-          <w:b/>
-          <w:bCs/>
-        </w:rPr>
-      </w:pPr>
-      <w:r>
-        <w:rPr>
-          <w:b/>
-          <w:bCs/>
-        </w:rPr>
-        <w:t>7.5 GPU / Display Pipeline</w:t>
-      </w:r>
-    </w:p>
-    <w:p>
-      <w:r>
-        <w:t>實際將</w:t>
-      </w:r>
-      <w:r>
-        <w:t xml:space="preserve"> RGB </w:t>
-      </w:r>
-      <w:r>
-        <w:t>訊號送往顯示器</w:t>
-      </w:r>
-    </w:p>
-    <w:p>
-      <w:r>
-        <w:t>最後畫完整架構：</w:t>
-      </w:r>
-    </w:p>
-    <w:p>
-      <w:r>
-        <w:t>Application</w:t>
-      </w:r>
-    </w:p>
-    <w:p>
-      <w:r>
-        <w:t xml:space="preserve">     │</w:t>
-      </w:r>
-    </w:p>
-    <w:p>
-      <w:r>
-        <w:t xml:space="preserve">     </w:t>
-      </w:r>
-      <w:proofErr w:type="gramStart"/>
+        <w:t>Image RGB</w:t>
+      </w:r>
+    </w:p>
+    <w:p>
+      <w:r>
+        <w:t xml:space="preserve">   │</w:t>
+      </w:r>
+    </w:p>
+    <w:p>
+      <w:r>
+        <w:t xml:space="preserve">   </w:t>
+      </w:r>
       <w:r>
         <w:rPr>
           <w:rFonts w:ascii="新細明體" w:eastAsia="新細明體" w:hAnsi="新細明體" w:cs="新細明體" w:hint="eastAsia"/>
         </w:rPr>
         <w:t>▼</w:t>
       </w:r>
-      <w:proofErr w:type="gramEnd"/>
     </w:p>
     <w:p>
       <w:r>
@@ -2094,59 +2188,40 @@
     </w:p>
     <w:p>
       <w:r>
-        <w:t xml:space="preserve">     │</w:t>
-      </w:r>
-    </w:p>
-    <w:p>
-      <w:r>
-        <w:t xml:space="preserve">     </w:t>
-      </w:r>
-      <w:proofErr w:type="gramStart"/>
+        <w:t xml:space="preserve">   │</w:t>
+      </w:r>
+    </w:p>
+    <w:p>
+      <w:r>
+        <w:t xml:space="preserve">   </w:t>
+      </w:r>
       <w:r>
         <w:rPr>
           <w:rFonts w:ascii="新細明體" w:eastAsia="新細明體" w:hAnsi="新細明體" w:cs="新細明體" w:hint="eastAsia"/>
         </w:rPr>
-        <w:t>├</w:t>
-      </w:r>
-      <w:r>
-        <w:rPr>
-          <w:rFonts w:ascii="Aptos" w:hAnsi="Aptos" w:cs="Aptos"/>
-        </w:rPr>
-        <w:t>──</w:t>
-      </w:r>
-      <w:proofErr w:type="gramEnd"/>
-      <w:r>
-        <w:t xml:space="preserve"> ICC Profile</w:t>
-      </w:r>
-    </w:p>
-    <w:p>
-      <w:r>
-        <w:t xml:space="preserve">     │</w:t>
-      </w:r>
-    </w:p>
-    <w:p>
-      <w:r>
-        <w:t xml:space="preserve">     └── CMM</w:t>
-      </w:r>
-    </w:p>
-    <w:p>
-      <w:r>
-        <w:t xml:space="preserve">     │</w:t>
-      </w:r>
-    </w:p>
-    <w:p>
-      <w:r>
-        <w:lastRenderedPageBreak/>
-        <w:t xml:space="preserve">     </w:t>
-      </w:r>
-      <w:proofErr w:type="gramStart"/>
+        <w:t>▼</w:t>
+      </w:r>
+    </w:p>
+    <w:p>
+      <w:r>
+        <w:t>Calibration LUT</w:t>
+      </w:r>
+    </w:p>
+    <w:p>
+      <w:r>
+        <w:t xml:space="preserve">   │</w:t>
+      </w:r>
+    </w:p>
+    <w:p>
+      <w:r>
+        <w:t xml:space="preserve">   </w:t>
+      </w:r>
       <w:r>
         <w:rPr>
           <w:rFonts w:ascii="新細明體" w:eastAsia="新細明體" w:hAnsi="新細明體" w:cs="新細明體" w:hint="eastAsia"/>
         </w:rPr>
         <w:t>▼</w:t>
       </w:r>
-      <w:proofErr w:type="gramEnd"/>
     </w:p>
     <w:p>
       <w:r>
@@ -2155,653 +2230,19 @@
     </w:p>
     <w:p>
       <w:r>
-        <w:t xml:space="preserve">     │</w:t>
-      </w:r>
-    </w:p>
-    <w:p>
-      <w:r>
-        <w:t xml:space="preserve">     </w:t>
-      </w:r>
-      <w:proofErr w:type="gramStart"/>
+        <w:t xml:space="preserve">   │</w:t>
+      </w:r>
+    </w:p>
+    <w:p>
+      <w:r>
+        <w:t xml:space="preserve">   </w:t>
+      </w:r>
       <w:r>
         <w:rPr>
           <w:rFonts w:ascii="新細明體" w:eastAsia="新細明體" w:hAnsi="新細明體" w:cs="新細明體" w:hint="eastAsia"/>
         </w:rPr>
         <w:t>▼</w:t>
       </w:r>
-      <w:proofErr w:type="gramEnd"/>
-    </w:p>
-    <w:p>
-      <w:r>
-        <w:t>GPU / Display Pipeline</w:t>
-      </w:r>
-    </w:p>
-    <w:p>
-      <w:r>
-        <w:t xml:space="preserve">     │</w:t>
-      </w:r>
-    </w:p>
-    <w:p>
-      <w:r>
-        <w:t xml:space="preserve">     </w:t>
-      </w:r>
-      <w:proofErr w:type="gramStart"/>
-      <w:r>
-        <w:rPr>
-          <w:rFonts w:ascii="新細明體" w:eastAsia="新細明體" w:hAnsi="新細明體" w:cs="新細明體" w:hint="eastAsia"/>
-        </w:rPr>
-        <w:t>▼</w:t>
-      </w:r>
-      <w:proofErr w:type="gramEnd"/>
-    </w:p>
-    <w:p>
-      <w:r>
-        <w:t>Monitor</w:t>
-      </w:r>
-    </w:p>
-    <w:p>
-      <w:r>
-        <w:pict w14:anchorId="03710B5F">
-          <v:rect id="_x0000_i1101" style="width:0;height:1.5pt" o:hralign="center" o:hrstd="t" o:hr="t" fillcolor="#a0a0a0" stroked="f"/>
-        </w:pict>
-      </w:r>
-    </w:p>
-    <w:p>
-      <w:pPr>
-        <w:rPr>
-          <w:b/>
-          <w:bCs/>
-        </w:rPr>
-      </w:pPr>
-      <w:r>
-        <w:rPr>
-          <w:b/>
-          <w:bCs/>
-        </w:rPr>
-        <w:t xml:space="preserve">第八章　</w:t>
-      </w:r>
-      <w:r>
-        <w:rPr>
-          <w:b/>
-          <w:bCs/>
-        </w:rPr>
-        <w:t xml:space="preserve">Windows 11 </w:t>
-      </w:r>
-      <w:r>
-        <w:rPr>
-          <w:b/>
-          <w:bCs/>
-        </w:rPr>
-        <w:t>如何處理</w:t>
-      </w:r>
-      <w:r>
-        <w:rPr>
-          <w:b/>
-          <w:bCs/>
-        </w:rPr>
-        <w:t xml:space="preserve"> ICC Profile</w:t>
-      </w:r>
-      <w:r>
-        <w:rPr>
-          <w:b/>
-          <w:bCs/>
-        </w:rPr>
-        <w:t>？</w:t>
-      </w:r>
-    </w:p>
-    <w:p>
-      <w:r>
-        <w:t>這章會從「</w:t>
-      </w:r>
-      <w:r>
-        <w:t xml:space="preserve">ICC </w:t>
-      </w:r>
-      <w:r>
-        <w:t>標準」進入「你的實際平台」。</w:t>
-      </w:r>
-    </w:p>
-    <w:p>
-      <w:pPr>
-        <w:rPr>
-          <w:b/>
-          <w:bCs/>
-        </w:rPr>
-      </w:pPr>
-      <w:r>
-        <w:rPr>
-          <w:b/>
-          <w:bCs/>
-        </w:rPr>
-        <w:t>8.1 Windows Color Management</w:t>
-      </w:r>
-    </w:p>
-    <w:p>
-      <w:pPr>
-        <w:rPr>
-          <w:b/>
-          <w:bCs/>
-        </w:rPr>
-      </w:pPr>
-      <w:r>
-        <w:rPr>
-          <w:b/>
-          <w:bCs/>
-        </w:rPr>
-        <w:t xml:space="preserve">8.2 ICC Profile </w:t>
-      </w:r>
-      <w:r>
-        <w:rPr>
-          <w:b/>
-          <w:bCs/>
-        </w:rPr>
-        <w:t>與</w:t>
-      </w:r>
-      <w:r>
-        <w:rPr>
-          <w:b/>
-          <w:bCs/>
-        </w:rPr>
-        <w:t xml:space="preserve"> Windows</w:t>
-      </w:r>
-    </w:p>
-    <w:p>
-      <w:pPr>
-        <w:rPr>
-          <w:b/>
-          <w:bCs/>
-        </w:rPr>
-      </w:pPr>
-      <w:r>
-        <w:rPr>
-          <w:b/>
-          <w:bCs/>
-        </w:rPr>
-        <w:t>8.3 Windows Color Management / WCS / ICM</w:t>
-      </w:r>
-    </w:p>
-    <w:p>
-      <w:pPr>
-        <w:rPr>
-          <w:b/>
-          <w:bCs/>
-        </w:rPr>
-      </w:pPr>
-      <w:r>
-        <w:rPr>
-          <w:b/>
-          <w:bCs/>
-        </w:rPr>
-        <w:t xml:space="preserve">8.4 Application </w:t>
-      </w:r>
-      <w:r>
-        <w:rPr>
-          <w:b/>
-          <w:bCs/>
-        </w:rPr>
-        <w:t>是否支援</w:t>
-      </w:r>
-      <w:r>
-        <w:rPr>
-          <w:b/>
-          <w:bCs/>
-        </w:rPr>
-        <w:t xml:space="preserve"> Color Management</w:t>
-      </w:r>
-      <w:r>
-        <w:rPr>
-          <w:b/>
-          <w:bCs/>
-        </w:rPr>
-        <w:t>？</w:t>
-      </w:r>
-    </w:p>
-    <w:p>
-      <w:pPr>
-        <w:rPr>
-          <w:b/>
-          <w:bCs/>
-        </w:rPr>
-      </w:pPr>
-      <w:r>
-        <w:rPr>
-          <w:b/>
-          <w:bCs/>
-        </w:rPr>
-        <w:t xml:space="preserve">8.5 Desktop </w:t>
-      </w:r>
-      <w:r>
-        <w:rPr>
-          <w:b/>
-          <w:bCs/>
-        </w:rPr>
-        <w:t>與</w:t>
-      </w:r>
-      <w:r>
-        <w:rPr>
-          <w:b/>
-          <w:bCs/>
-        </w:rPr>
-        <w:t xml:space="preserve"> Color-managed Application </w:t>
-      </w:r>
-      <w:r>
-        <w:rPr>
-          <w:b/>
-          <w:bCs/>
-        </w:rPr>
-        <w:t>的差異</w:t>
-      </w:r>
-    </w:p>
-    <w:p>
-      <w:r>
-        <w:t>這裡非常重要，因為：</w:t>
-      </w:r>
-    </w:p>
-    <w:p>
-      <w:r>
-        <w:rPr>
-          <w:b/>
-          <w:bCs/>
-        </w:rPr>
-        <w:t xml:space="preserve">Windows </w:t>
-      </w:r>
-      <w:r>
-        <w:rPr>
-          <w:b/>
-          <w:bCs/>
-        </w:rPr>
-        <w:t>有</w:t>
-      </w:r>
-      <w:r>
-        <w:rPr>
-          <w:b/>
-          <w:bCs/>
-        </w:rPr>
-        <w:t xml:space="preserve"> ICC Profile</w:t>
-      </w:r>
-    </w:p>
-    <w:p>
-      <w:r>
-        <w:t>不等於：</w:t>
-      </w:r>
-    </w:p>
-    <w:p>
-      <w:r>
-        <w:rPr>
-          <w:b/>
-          <w:bCs/>
-        </w:rPr>
-        <w:t xml:space="preserve">Windows </w:t>
-      </w:r>
-      <w:r>
-        <w:rPr>
-          <w:b/>
-          <w:bCs/>
-        </w:rPr>
-        <w:t>桌面所有</w:t>
-      </w:r>
-      <w:r>
-        <w:rPr>
-          <w:b/>
-          <w:bCs/>
-        </w:rPr>
-        <w:t xml:space="preserve"> RGB </w:t>
-      </w:r>
-      <w:r>
-        <w:rPr>
-          <w:b/>
-          <w:bCs/>
-        </w:rPr>
-        <w:t>都會被</w:t>
-      </w:r>
-      <w:r>
-        <w:rPr>
-          <w:b/>
-          <w:bCs/>
-        </w:rPr>
-        <w:t xml:space="preserve"> ICC Profile </w:t>
-      </w:r>
-      <w:r>
-        <w:rPr>
-          <w:b/>
-          <w:bCs/>
-        </w:rPr>
-        <w:t>重新轉換。</w:t>
-      </w:r>
-    </w:p>
-    <w:p>
-      <w:r>
-        <w:t>這一點要用</w:t>
-      </w:r>
-      <w:r>
-        <w:t xml:space="preserve"> Microsoft </w:t>
-      </w:r>
-      <w:r>
-        <w:t>官方資料＋實驗確認。</w:t>
-      </w:r>
-    </w:p>
-    <w:p>
-      <w:r>
-        <w:pict w14:anchorId="22CDF4D5">
-          <v:rect id="_x0000_i1102" style="width:0;height:1.5pt" o:hralign="center" o:hrstd="t" o:hr="t" fillcolor="#a0a0a0" stroked="f"/>
-        </w:pict>
-      </w:r>
-    </w:p>
-    <w:p>
-      <w:pPr>
-        <w:rPr>
-          <w:b/>
-          <w:bCs/>
-        </w:rPr>
-      </w:pPr>
-      <w:r>
-        <w:rPr>
-          <w:b/>
-          <w:bCs/>
-        </w:rPr>
-        <w:t>第九章　沒有</w:t>
-      </w:r>
-      <w:r>
-        <w:rPr>
-          <w:b/>
-          <w:bCs/>
-        </w:rPr>
-        <w:t xml:space="preserve"> VCGT vs </w:t>
-      </w:r>
-      <w:r>
-        <w:rPr>
-          <w:b/>
-          <w:bCs/>
-        </w:rPr>
-        <w:t>有</w:t>
-      </w:r>
-      <w:r>
-        <w:rPr>
-          <w:b/>
-          <w:bCs/>
-        </w:rPr>
-        <w:t xml:space="preserve"> VCGT </w:t>
-      </w:r>
-      <w:r>
-        <w:rPr>
-          <w:b/>
-          <w:bCs/>
-        </w:rPr>
-        <w:t>的實際訊號流程</w:t>
-      </w:r>
-    </w:p>
-    <w:p>
-      <w:r>
-        <w:t>這章會直接對應你的實驗。</w:t>
-      </w:r>
-    </w:p>
-    <w:p>
-      <w:pPr>
-        <w:rPr>
-          <w:b/>
-          <w:bCs/>
-        </w:rPr>
-      </w:pPr>
-      <w:r>
-        <w:rPr>
-          <w:b/>
-          <w:bCs/>
-        </w:rPr>
-        <w:lastRenderedPageBreak/>
-        <w:t>Case A</w:t>
-      </w:r>
-      <w:r>
-        <w:rPr>
-          <w:b/>
-          <w:bCs/>
-        </w:rPr>
-        <w:t>：沒有</w:t>
-      </w:r>
-      <w:r>
-        <w:rPr>
-          <w:b/>
-          <w:bCs/>
-        </w:rPr>
-        <w:t xml:space="preserve"> VCGT</w:t>
-      </w:r>
-    </w:p>
-    <w:p>
-      <w:r>
-        <w:t>Image RGB</w:t>
-      </w:r>
-    </w:p>
-    <w:p>
-      <w:r>
-        <w:t xml:space="preserve">   │</w:t>
-      </w:r>
-    </w:p>
-    <w:p>
-      <w:r>
-        <w:t xml:space="preserve">   </w:t>
-      </w:r>
-      <w:proofErr w:type="gramStart"/>
-      <w:r>
-        <w:rPr>
-          <w:rFonts w:ascii="新細明體" w:eastAsia="新細明體" w:hAnsi="新細明體" w:cs="新細明體" w:hint="eastAsia"/>
-        </w:rPr>
-        <w:t>▼</w:t>
-      </w:r>
-      <w:proofErr w:type="gramEnd"/>
-    </w:p>
-    <w:p>
-      <w:r>
-        <w:t>ICC Profile</w:t>
-      </w:r>
-    </w:p>
-    <w:p>
-      <w:r>
-        <w:t xml:space="preserve">   │</w:t>
-      </w:r>
-    </w:p>
-    <w:p>
-      <w:r>
-        <w:t xml:space="preserve">   </w:t>
-      </w:r>
-      <w:proofErr w:type="gramStart"/>
-      <w:r>
-        <w:rPr>
-          <w:rFonts w:ascii="新細明體" w:eastAsia="新細明體" w:hAnsi="新細明體" w:cs="新細明體" w:hint="eastAsia"/>
-        </w:rPr>
-        <w:t>▼</w:t>
-      </w:r>
-      <w:proofErr w:type="gramEnd"/>
-    </w:p>
-    <w:p>
-      <w:r>
-        <w:t>CMM / Application</w:t>
-      </w:r>
-    </w:p>
-    <w:p>
-      <w:r>
-        <w:t xml:space="preserve">   │</w:t>
-      </w:r>
-    </w:p>
-    <w:p>
-      <w:r>
-        <w:t xml:space="preserve">   </w:t>
-      </w:r>
-      <w:proofErr w:type="gramStart"/>
-      <w:r>
-        <w:rPr>
-          <w:rFonts w:ascii="新細明體" w:eastAsia="新細明體" w:hAnsi="新細明體" w:cs="新細明體" w:hint="eastAsia"/>
-        </w:rPr>
-        <w:t>▼</w:t>
-      </w:r>
-      <w:proofErr w:type="gramEnd"/>
-    </w:p>
-    <w:p>
-      <w:r>
-        <w:t>Display RGB</w:t>
-      </w:r>
-    </w:p>
-    <w:p>
-      <w:r>
-        <w:t xml:space="preserve">   │</w:t>
-      </w:r>
-    </w:p>
-    <w:p>
-      <w:r>
-        <w:t xml:space="preserve">   </w:t>
-      </w:r>
-      <w:proofErr w:type="gramStart"/>
-      <w:r>
-        <w:rPr>
-          <w:rFonts w:ascii="新細明體" w:eastAsia="新細明體" w:hAnsi="新細明體" w:cs="新細明體" w:hint="eastAsia"/>
-        </w:rPr>
-        <w:t>▼</w:t>
-      </w:r>
-      <w:proofErr w:type="gramEnd"/>
-    </w:p>
-    <w:p>
-      <w:r>
-        <w:t>Monitor</w:t>
-      </w:r>
-    </w:p>
-    <w:p>
-      <w:r>
-        <w:t>探討：</w:t>
-      </w:r>
-    </w:p>
-    <w:p>
-      <w:r>
-        <w:t xml:space="preserve">Profile </w:t>
-      </w:r>
-      <w:r>
-        <w:t>主要被用於色彩描述／轉換。</w:t>
-      </w:r>
-    </w:p>
-    <w:p>
-      <w:r>
-        <w:pict w14:anchorId="5236677E">
-          <v:rect id="_x0000_i1103" style="width:0;height:1.5pt" o:hralign="center" o:hrstd="t" o:hr="t" fillcolor="#a0a0a0" stroked="f"/>
-        </w:pict>
-      </w:r>
-    </w:p>
-    <w:p>
-      <w:pPr>
-        <w:rPr>
-          <w:b/>
-          <w:bCs/>
-        </w:rPr>
-      </w:pPr>
-      <w:r>
-        <w:rPr>
-          <w:b/>
-          <w:bCs/>
-        </w:rPr>
-        <w:t>Case B</w:t>
-      </w:r>
-      <w:r>
-        <w:rPr>
-          <w:b/>
-          <w:bCs/>
-        </w:rPr>
-        <w:t>：有</w:t>
-      </w:r>
-      <w:r>
-        <w:rPr>
-          <w:b/>
-          <w:bCs/>
-        </w:rPr>
-        <w:t xml:space="preserve"> VCGT / Calibration LUT</w:t>
-      </w:r>
-    </w:p>
-    <w:p>
-      <w:r>
-        <w:t>Image RGB</w:t>
-      </w:r>
-    </w:p>
-    <w:p>
-      <w:r>
-        <w:t xml:space="preserve">   │</w:t>
-      </w:r>
-    </w:p>
-    <w:p>
-      <w:r>
-        <w:t xml:space="preserve">   </w:t>
-      </w:r>
-      <w:proofErr w:type="gramStart"/>
-      <w:r>
-        <w:rPr>
-          <w:rFonts w:ascii="新細明體" w:eastAsia="新細明體" w:hAnsi="新細明體" w:cs="新細明體" w:hint="eastAsia"/>
-        </w:rPr>
-        <w:t>▼</w:t>
-      </w:r>
-      <w:proofErr w:type="gramEnd"/>
-    </w:p>
-    <w:p>
-      <w:r>
-        <w:t>Color Management</w:t>
-      </w:r>
-    </w:p>
-    <w:p>
-      <w:r>
-        <w:t xml:space="preserve">   │</w:t>
-      </w:r>
-    </w:p>
-    <w:p>
-      <w:r>
-        <w:t xml:space="preserve">   </w:t>
-      </w:r>
-      <w:proofErr w:type="gramStart"/>
-      <w:r>
-        <w:rPr>
-          <w:rFonts w:ascii="新細明體" w:eastAsia="新細明體" w:hAnsi="新細明體" w:cs="新細明體" w:hint="eastAsia"/>
-        </w:rPr>
-        <w:t>▼</w:t>
-      </w:r>
-      <w:proofErr w:type="gramEnd"/>
-    </w:p>
-    <w:p>
-      <w:r>
-        <w:lastRenderedPageBreak/>
-        <w:t>Calibration LUT</w:t>
-      </w:r>
-    </w:p>
-    <w:p>
-      <w:r>
-        <w:t xml:space="preserve">   │</w:t>
-      </w:r>
-    </w:p>
-    <w:p>
-      <w:r>
-        <w:t xml:space="preserve">   </w:t>
-      </w:r>
-      <w:proofErr w:type="gramStart"/>
-      <w:r>
-        <w:rPr>
-          <w:rFonts w:ascii="新細明體" w:eastAsia="新細明體" w:hAnsi="新細明體" w:cs="新細明體" w:hint="eastAsia"/>
-        </w:rPr>
-        <w:t>▼</w:t>
-      </w:r>
-      <w:proofErr w:type="gramEnd"/>
-    </w:p>
-    <w:p>
-      <w:r>
-        <w:t>Corrected RGB</w:t>
-      </w:r>
-    </w:p>
-    <w:p>
-      <w:r>
-        <w:t xml:space="preserve">   │</w:t>
-      </w:r>
-    </w:p>
-    <w:p>
-      <w:r>
-        <w:t xml:space="preserve">   </w:t>
-      </w:r>
-      <w:proofErr w:type="gramStart"/>
-      <w:r>
-        <w:rPr>
-          <w:rFonts w:ascii="新細明體" w:eastAsia="新細明體" w:hAnsi="新細明體" w:cs="新細明體" w:hint="eastAsia"/>
-        </w:rPr>
-        <w:t>▼</w:t>
-      </w:r>
-      <w:proofErr w:type="gramEnd"/>
     </w:p>
     <w:p>
       <w:r>
@@ -3120,7 +2561,7 @@
     <w:p>
       <w:r>
         <w:pict w14:anchorId="0C2D3DFE">
-          <v:rect id="_x0000_i1104" style="width:0;height:1.5pt" o:hralign="center" o:hrstd="t" o:hr="t" fillcolor="#a0a0a0" stroked="f"/>
+          <v:rect id="_x0000_i1032" style="width:0;height:1.5pt" o:hralign="center" o:hrstd="t" o:hr="t" fillcolor="#a0a0a0" stroked="f"/>
         </w:pict>
       </w:r>
     </w:p>
@@ -3170,6 +2611,7 @@
           <w:b/>
           <w:bCs/>
         </w:rPr>
+        <w:lastRenderedPageBreak/>
         <w:t xml:space="preserve">10.1 i1 </w:t>
       </w:r>
       <w:r>
@@ -3207,7 +2649,6 @@
     </w:p>
     <w:p>
       <w:r>
-        <w:lastRenderedPageBreak/>
         <w:t xml:space="preserve">     i1</w:t>
       </w:r>
     </w:p>
@@ -3393,6 +2834,7 @@
     </w:p>
     <w:p>
       <w:r>
+        <w:lastRenderedPageBreak/>
         <w:t>RGB → XYZ / L*</w:t>
       </w:r>
     </w:p>
@@ -3426,14 +2868,268 @@
     </w:p>
     <w:p>
       <w:r>
+        <w:t>Corrected RGB</w:t>
+      </w:r>
+    </w:p>
+    <w:p>
+      <w:r>
+        <w:pict w14:anchorId="3EAFFE5C">
+          <v:rect id="_x0000_i1033" style="width:0;height:1.5pt" o:hralign="center" o:hrstd="t" o:hr="t" fillcolor="#a0a0a0" stroked="f"/>
+        </w:pict>
+      </w:r>
+    </w:p>
+    <w:p>
+      <w:pPr>
+        <w:rPr>
+          <w:b/>
+          <w:bCs/>
+        </w:rPr>
+      </w:pPr>
+      <w:r>
+        <w:rPr>
+          <w:b/>
+          <w:bCs/>
+        </w:rPr>
+        <w:t>第十一章　把校正資料封裝進</w:t>
+      </w:r>
+      <w:r>
+        <w:rPr>
+          <w:b/>
+          <w:bCs/>
+        </w:rPr>
+        <w:t xml:space="preserve"> ICC Profile</w:t>
+      </w:r>
+    </w:p>
+    <w:p>
+      <w:r>
+        <w:t>這一章回答你的核心工程問題：</w:t>
+      </w:r>
+    </w:p>
+    <w:p>
+      <w:r>
+        <w:rPr>
+          <w:b/>
+          <w:bCs/>
+        </w:rPr>
+        <w:t>「我算出的校正資料，究竟要放進</w:t>
+      </w:r>
+      <w:r>
+        <w:rPr>
+          <w:b/>
+          <w:bCs/>
+        </w:rPr>
+        <w:t xml:space="preserve"> ICC </w:t>
+      </w:r>
+      <w:r>
+        <w:rPr>
+          <w:b/>
+          <w:bCs/>
+        </w:rPr>
+        <w:t>的哪裡？」</w:t>
+      </w:r>
+    </w:p>
+    <w:p>
+      <w:r>
+        <w:t>會拆成：</w:t>
+      </w:r>
+    </w:p>
+    <w:p>
+      <w:pPr>
+        <w:rPr>
+          <w:b/>
+          <w:bCs/>
+        </w:rPr>
+      </w:pPr>
+      <w:r>
+        <w:rPr>
+          <w:b/>
+          <w:bCs/>
+        </w:rPr>
+        <w:t>11.1 Matrix + TRC Profile</w:t>
+      </w:r>
+    </w:p>
+    <w:p>
+      <w:pPr>
+        <w:rPr>
+          <w:b/>
+          <w:bCs/>
+        </w:rPr>
+      </w:pPr>
+      <w:r>
+        <w:rPr>
+          <w:b/>
+          <w:bCs/>
+        </w:rPr>
+        <w:t>11.2 VCGT</w:t>
+      </w:r>
+    </w:p>
+    <w:p>
+      <w:pPr>
+        <w:rPr>
+          <w:b/>
+          <w:bCs/>
+        </w:rPr>
+      </w:pPr>
+      <w:r>
+        <w:rPr>
+          <w:b/>
+          <w:bCs/>
+        </w:rPr>
+        <w:t>11.3 LUT-based ICC Profile</w:t>
+      </w:r>
+    </w:p>
+    <w:p>
+      <w:pPr>
+        <w:rPr>
+          <w:b/>
+          <w:bCs/>
+        </w:rPr>
+      </w:pPr>
+      <w:r>
+        <w:rPr>
+          <w:b/>
+          <w:bCs/>
+        </w:rPr>
+        <w:t xml:space="preserve">11.4 ICC Profile </w:t>
+      </w:r>
+      <w:r>
+        <w:rPr>
+          <w:b/>
+          <w:bCs/>
+        </w:rPr>
+        <w:t>與</w:t>
+      </w:r>
+      <w:r>
+        <w:rPr>
+          <w:b/>
+          <w:bCs/>
+        </w:rPr>
+        <w:t xml:space="preserve"> Calibration Data </w:t>
+      </w:r>
+      <w:r>
+        <w:rPr>
+          <w:b/>
+          <w:bCs/>
+        </w:rPr>
+        <w:t>的不同角色</w:t>
+      </w:r>
+    </w:p>
+    <w:p>
+      <w:pPr>
+        <w:rPr>
+          <w:b/>
+          <w:bCs/>
+        </w:rPr>
+      </w:pPr>
+      <w:r>
+        <w:rPr>
+          <w:b/>
+          <w:bCs/>
+        </w:rPr>
+        <w:t xml:space="preserve">11.5 Windows </w:t>
+      </w:r>
+      <w:r>
+        <w:rPr>
+          <w:b/>
+          <w:bCs/>
+        </w:rPr>
+        <w:t>可以實際使用哪一種？</w:t>
+      </w:r>
+    </w:p>
+    <w:p>
+      <w:r>
+        <w:t>最後形成：</w:t>
+      </w:r>
+    </w:p>
+    <w:p>
+      <w:r>
+        <w:t>i1 Measurement</w:t>
+      </w:r>
+    </w:p>
+    <w:p>
+      <w:r>
+        <w:t xml:space="preserve">      ↓</w:t>
+      </w:r>
+    </w:p>
+    <w:p>
+      <w:r>
+        <w:t>Calibration Calculation</w:t>
+      </w:r>
+    </w:p>
+    <w:p>
+      <w:r>
+        <w:t xml:space="preserve">      ↓</w:t>
+      </w:r>
+    </w:p>
+    <w:p>
+      <w:r>
+        <w:t>┌────────────────────┐</w:t>
+      </w:r>
+    </w:p>
+    <w:p>
+      <w:r>
+        <w:t>│ Calibration Data   │</w:t>
+      </w:r>
+    </w:p>
+    <w:p>
+      <w:r>
         <w:lastRenderedPageBreak/>
-        <w:t>Corrected RGB</w:t>
-      </w:r>
-    </w:p>
-    <w:p>
-      <w:r>
-        <w:pict w14:anchorId="3EAFFE5C">
-          <v:rect id="_x0000_i1105" style="width:0;height:1.5pt" o:hralign="center" o:hrstd="t" o:hr="t" fillcolor="#a0a0a0" stroked="f"/>
+        <w:t>│                    │</w:t>
+      </w:r>
+    </w:p>
+    <w:p>
+      <w:r>
+        <w:t>│   VCGT / LUT       │</w:t>
+      </w:r>
+    </w:p>
+    <w:p>
+      <w:r>
+        <w:t>└────────────────────┘</w:t>
+      </w:r>
+    </w:p>
+    <w:p>
+      <w:r>
+        <w:t xml:space="preserve">      ↓</w:t>
+      </w:r>
+    </w:p>
+    <w:p>
+      <w:r>
+        <w:t>ICC Profile</w:t>
+      </w:r>
+    </w:p>
+    <w:p>
+      <w:r>
+        <w:t xml:space="preserve">      ↓</w:t>
+      </w:r>
+    </w:p>
+    <w:p>
+      <w:r>
+        <w:t>Windows</w:t>
+      </w:r>
+    </w:p>
+    <w:p>
+      <w:r>
+        <w:t xml:space="preserve">      ↓</w:t>
+      </w:r>
+    </w:p>
+    <w:p>
+      <w:r>
+        <w:t>Display Pipeline</w:t>
+      </w:r>
+    </w:p>
+    <w:p>
+      <w:r>
+        <w:rPr>
+          <w:b/>
+          <w:bCs/>
+        </w:rPr>
+        <w:t>這一章會是整份報告最接近「實作方案」的地方。</w:t>
+      </w:r>
+    </w:p>
+    <w:p>
+      <w:r>
+        <w:pict w14:anchorId="00BDD509">
+          <v:rect id="_x0000_i1034" style="width:0;height:1.5pt" o:hralign="center" o:hrstd="t" o:hr="t" fillcolor="#a0a0a0" stroked="f"/>
         </w:pict>
       </w:r>
     </w:p>
@@ -3449,107 +3145,69 @@
           <w:b/>
           <w:bCs/>
         </w:rPr>
-        <w:t>第十一章　把校正資料封裝進</w:t>
-      </w:r>
-      <w:r>
-        <w:rPr>
-          <w:b/>
-          <w:bCs/>
-        </w:rPr>
-        <w:t xml:space="preserve"> ICC Profile</w:t>
-      </w:r>
-    </w:p>
-    <w:p>
-      <w:r>
-        <w:t>這一章回答你的核心工程問題：</w:t>
-      </w:r>
-    </w:p>
-    <w:p>
-      <w:r>
-        <w:rPr>
-          <w:b/>
-          <w:bCs/>
-        </w:rPr>
-        <w:t>「我算出的校正資料，究竟要放進</w:t>
-      </w:r>
-      <w:r>
-        <w:rPr>
-          <w:b/>
-          <w:bCs/>
-        </w:rPr>
-        <w:t xml:space="preserve"> ICC </w:t>
-      </w:r>
-      <w:r>
-        <w:rPr>
-          <w:b/>
-          <w:bCs/>
-        </w:rPr>
-        <w:t>的哪裡？」</w:t>
-      </w:r>
-    </w:p>
-    <w:p>
-      <w:r>
-        <w:t>會拆成：</w:t>
-      </w:r>
-    </w:p>
-    <w:p>
-      <w:pPr>
-        <w:rPr>
-          <w:b/>
-          <w:bCs/>
-        </w:rPr>
-      </w:pPr>
-      <w:r>
-        <w:rPr>
-          <w:b/>
-          <w:bCs/>
-        </w:rPr>
-        <w:t>11.1 Matrix + TRC Profile</w:t>
-      </w:r>
-    </w:p>
-    <w:p>
-      <w:pPr>
-        <w:rPr>
-          <w:b/>
-          <w:bCs/>
-        </w:rPr>
-      </w:pPr>
-      <w:r>
-        <w:rPr>
-          <w:b/>
-          <w:bCs/>
-        </w:rPr>
-        <w:t>11.2 VCGT</w:t>
-      </w:r>
-    </w:p>
-    <w:p>
-      <w:pPr>
-        <w:rPr>
-          <w:b/>
-          <w:bCs/>
-        </w:rPr>
-      </w:pPr>
-      <w:r>
-        <w:rPr>
-          <w:b/>
-          <w:bCs/>
-        </w:rPr>
-        <w:t>11.3 LUT-based ICC Profile</w:t>
-      </w:r>
-    </w:p>
-    <w:p>
-      <w:pPr>
-        <w:rPr>
-          <w:b/>
-          <w:bCs/>
-        </w:rPr>
-      </w:pPr>
-      <w:r>
-        <w:rPr>
-          <w:b/>
-          <w:bCs/>
-        </w:rPr>
-        <w:t xml:space="preserve">11.4 ICC Profile </w:t>
+        <w:t xml:space="preserve">第十二章　</w:t>
+      </w:r>
+      <w:r>
+        <w:rPr>
+          <w:b/>
+          <w:bCs/>
+        </w:rPr>
+        <w:t>DICOM GSDF</w:t>
+      </w:r>
+      <w:r>
+        <w:rPr>
+          <w:b/>
+          <w:bCs/>
+        </w:rPr>
+        <w:t>：我們真正要達成的顯示目標</w:t>
+      </w:r>
+    </w:p>
+    <w:p>
+      <w:r>
+        <w:t>因為你的最終應用是醫療顯示，所以最後不能只停在</w:t>
+      </w:r>
+      <w:r>
+        <w:t xml:space="preserve"> sRGB</w:t>
+      </w:r>
+      <w:r>
+        <w:t>。</w:t>
+      </w:r>
+    </w:p>
+    <w:p>
+      <w:pPr>
+        <w:rPr>
+          <w:b/>
+          <w:bCs/>
+        </w:rPr>
+      </w:pPr>
+      <w:r>
+        <w:rPr>
+          <w:b/>
+          <w:bCs/>
+        </w:rPr>
+        <w:t xml:space="preserve">12.1 DICOM GSDF </w:t>
+      </w:r>
+      <w:r>
+        <w:rPr>
+          <w:b/>
+          <w:bCs/>
+        </w:rPr>
+        <w:t>是什麼？</w:t>
+      </w:r>
+    </w:p>
+    <w:p>
+      <w:pPr>
+        <w:rPr>
+          <w:b/>
+          <w:bCs/>
+        </w:rPr>
+      </w:pPr>
+      <w:r>
+        <w:rPr>
+          <w:b/>
+          <w:bCs/>
+        </w:rPr>
+        <w:t xml:space="preserve">12.2 Luminance </w:t>
       </w:r>
       <w:r>
         <w:rPr>
@@ -3563,132 +3221,86 @@
           <w:b/>
           <w:bCs/>
         </w:rPr>
-        <w:t xml:space="preserve"> Calibration Data </w:t>
-      </w:r>
-      <w:r>
-        <w:rPr>
-          <w:b/>
-          <w:bCs/>
-        </w:rPr>
-        <w:t>的不同角色</w:t>
-      </w:r>
-    </w:p>
-    <w:p>
-      <w:pPr>
-        <w:rPr>
-          <w:b/>
-          <w:bCs/>
-        </w:rPr>
-      </w:pPr>
-      <w:r>
-        <w:rPr>
-          <w:b/>
-          <w:bCs/>
-        </w:rPr>
-        <w:t xml:space="preserve">11.5 Windows </w:t>
-      </w:r>
-      <w:r>
-        <w:rPr>
-          <w:b/>
-          <w:bCs/>
-        </w:rPr>
-        <w:t>可以實際使用哪一種？</w:t>
-      </w:r>
-    </w:p>
-    <w:p>
-      <w:r>
-        <w:t>最後形成：</w:t>
-      </w:r>
-    </w:p>
-    <w:p>
-      <w:r>
-        <w:t>i1 Measurement</w:t>
-      </w:r>
-    </w:p>
-    <w:p>
-      <w:r>
-        <w:t xml:space="preserve">      ↓</w:t>
-      </w:r>
-    </w:p>
-    <w:p>
-      <w:r>
-        <w:t>Calibration Calculation</w:t>
-      </w:r>
-    </w:p>
-    <w:p>
-      <w:r>
-        <w:t xml:space="preserve">      ↓</w:t>
-      </w:r>
-    </w:p>
-    <w:p>
-      <w:r>
-        <w:t>┌────────────────────┐</w:t>
-      </w:r>
-    </w:p>
-    <w:p>
-      <w:r>
-        <w:t>│ Calibration Data   │</w:t>
-      </w:r>
-    </w:p>
-    <w:p>
-      <w:r>
-        <w:t>│                    │</w:t>
-      </w:r>
-    </w:p>
-    <w:p>
-      <w:r>
-        <w:t>│   VCGT / LUT       │</w:t>
-      </w:r>
-    </w:p>
-    <w:p>
-      <w:r>
-        <w:t>└────────────────────┘</w:t>
-      </w:r>
-    </w:p>
-    <w:p>
-      <w:r>
-        <w:t xml:space="preserve">      ↓</w:t>
-      </w:r>
-    </w:p>
-    <w:p>
-      <w:r>
-        <w:t>ICC Profile</w:t>
-      </w:r>
-    </w:p>
-    <w:p>
-      <w:r>
-        <w:t xml:space="preserve">      ↓</w:t>
+        <w:t xml:space="preserve"> DICOM JND</w:t>
+      </w:r>
+    </w:p>
+    <w:p>
+      <w:pPr>
+        <w:rPr>
+          <w:b/>
+          <w:bCs/>
+        </w:rPr>
+      </w:pPr>
+      <w:r>
+        <w:rPr>
+          <w:b/>
+          <w:bCs/>
+        </w:rPr>
+        <w:t xml:space="preserve">12.3 </w:t>
+      </w:r>
+      <w:r>
+        <w:rPr>
+          <w:b/>
+          <w:bCs/>
+        </w:rPr>
+        <w:t>顯示器實際量測</w:t>
+      </w:r>
+    </w:p>
+    <w:p>
+      <w:pPr>
+        <w:rPr>
+          <w:b/>
+          <w:bCs/>
+        </w:rPr>
+      </w:pPr>
+      <w:r>
+        <w:rPr>
+          <w:b/>
+          <w:bCs/>
+        </w:rPr>
+        <w:t>12.4 Calibration Target</w:t>
+      </w:r>
+    </w:p>
+    <w:p>
+      <w:r>
+        <w:t>建立：</w:t>
+      </w:r>
+    </w:p>
+    <w:p>
+      <w:r>
+        <w:t>Digital Driving Level</w:t>
+      </w:r>
+    </w:p>
+    <w:p>
+      <w:r>
+        <w:t xml:space="preserve">          ↓</w:t>
+      </w:r>
+    </w:p>
+    <w:p>
+      <w:r>
+        <w:t xml:space="preserve">       GSDF</w:t>
+      </w:r>
+    </w:p>
+    <w:p>
+      <w:r>
+        <w:t xml:space="preserve">          ↓</w:t>
+      </w:r>
+    </w:p>
+    <w:p>
+      <w:r>
+        <w:t xml:space="preserve"> Target Luminance</w:t>
+      </w:r>
+    </w:p>
+    <w:p>
+      <w:r>
+        <w:t>再與實際顯示器比較。</w:t>
       </w:r>
     </w:p>
     <w:p>
       <w:r>
         <w:lastRenderedPageBreak/>
-        <w:t>Windows</w:t>
-      </w:r>
-    </w:p>
-    <w:p>
-      <w:r>
-        <w:t xml:space="preserve">      ↓</w:t>
-      </w:r>
-    </w:p>
-    <w:p>
-      <w:r>
-        <w:t>Display Pipeline</w:t>
-      </w:r>
-    </w:p>
-    <w:p>
-      <w:r>
-        <w:rPr>
-          <w:b/>
-          <w:bCs/>
-        </w:rPr>
-        <w:t>這一章會是整份報告最接近「實作方案」的地方。</w:t>
-      </w:r>
-    </w:p>
-    <w:p>
-      <w:r>
-        <w:pict w14:anchorId="00BDD509">
-          <v:rect id="_x0000_i1106" style="width:0;height:1.5pt" o:hralign="center" o:hrstd="t" o:hr="t" fillcolor="#a0a0a0" stroked="f"/>
+        <w:pict w14:anchorId="0DA263EF">
+          <v:rect id="_x0000_i1035" style="width:0;height:1.5pt" o:hralign="center" o:hrstd="t" o:hr="t" fillcolor="#a0a0a0" stroked="f"/>
         </w:pict>
       </w:r>
     </w:p>
@@ -3704,176 +3316,6 @@
           <w:b/>
           <w:bCs/>
         </w:rPr>
-        <w:t xml:space="preserve">第十二章　</w:t>
-      </w:r>
-      <w:r>
-        <w:rPr>
-          <w:b/>
-          <w:bCs/>
-        </w:rPr>
-        <w:t>DICOM GSDF</w:t>
-      </w:r>
-      <w:r>
-        <w:rPr>
-          <w:b/>
-          <w:bCs/>
-        </w:rPr>
-        <w:t>：我們真正要達成的顯示目標</w:t>
-      </w:r>
-    </w:p>
-    <w:p>
-      <w:r>
-        <w:t>因為你的最終應用是醫療顯示，所以最後不能只停在</w:t>
-      </w:r>
-      <w:r>
-        <w:t xml:space="preserve"> sRGB</w:t>
-      </w:r>
-      <w:r>
-        <w:t>。</w:t>
-      </w:r>
-    </w:p>
-    <w:p>
-      <w:pPr>
-        <w:rPr>
-          <w:b/>
-          <w:bCs/>
-        </w:rPr>
-      </w:pPr>
-      <w:r>
-        <w:rPr>
-          <w:b/>
-          <w:bCs/>
-        </w:rPr>
-        <w:t xml:space="preserve">12.1 DICOM GSDF </w:t>
-      </w:r>
-      <w:r>
-        <w:rPr>
-          <w:b/>
-          <w:bCs/>
-        </w:rPr>
-        <w:t>是什麼？</w:t>
-      </w:r>
-    </w:p>
-    <w:p>
-      <w:pPr>
-        <w:rPr>
-          <w:b/>
-          <w:bCs/>
-        </w:rPr>
-      </w:pPr>
-      <w:r>
-        <w:rPr>
-          <w:b/>
-          <w:bCs/>
-        </w:rPr>
-        <w:t xml:space="preserve">12.2 Luminance </w:t>
-      </w:r>
-      <w:r>
-        <w:rPr>
-          <w:b/>
-          <w:bCs/>
-        </w:rPr>
-        <w:t>與</w:t>
-      </w:r>
-      <w:r>
-        <w:rPr>
-          <w:b/>
-          <w:bCs/>
-        </w:rPr>
-        <w:t xml:space="preserve"> DICOM JND</w:t>
-      </w:r>
-    </w:p>
-    <w:p>
-      <w:pPr>
-        <w:rPr>
-          <w:b/>
-          <w:bCs/>
-        </w:rPr>
-      </w:pPr>
-      <w:r>
-        <w:rPr>
-          <w:b/>
-          <w:bCs/>
-        </w:rPr>
-        <w:t xml:space="preserve">12.3 </w:t>
-      </w:r>
-      <w:r>
-        <w:rPr>
-          <w:b/>
-          <w:bCs/>
-        </w:rPr>
-        <w:t>顯示器實際量測</w:t>
-      </w:r>
-    </w:p>
-    <w:p>
-      <w:pPr>
-        <w:rPr>
-          <w:b/>
-          <w:bCs/>
-        </w:rPr>
-      </w:pPr>
-      <w:r>
-        <w:rPr>
-          <w:b/>
-          <w:bCs/>
-        </w:rPr>
-        <w:t>12.4 Calibration Target</w:t>
-      </w:r>
-    </w:p>
-    <w:p>
-      <w:r>
-        <w:t>建立：</w:t>
-      </w:r>
-    </w:p>
-    <w:p>
-      <w:r>
-        <w:t>Digital Driving Level</w:t>
-      </w:r>
-    </w:p>
-    <w:p>
-      <w:r>
-        <w:t xml:space="preserve">          ↓</w:t>
-      </w:r>
-    </w:p>
-    <w:p>
-      <w:r>
-        <w:t xml:space="preserve">       GSDF</w:t>
-      </w:r>
-    </w:p>
-    <w:p>
-      <w:r>
-        <w:t xml:space="preserve">          ↓</w:t>
-      </w:r>
-    </w:p>
-    <w:p>
-      <w:r>
-        <w:t xml:space="preserve"> Target Luminance</w:t>
-      </w:r>
-    </w:p>
-    <w:p>
-      <w:r>
-        <w:t>再與實際顯示器比較。</w:t>
-      </w:r>
-    </w:p>
-    <w:p>
-      <w:r>
-        <w:pict w14:anchorId="0DA263EF">
-          <v:rect id="_x0000_i1107" style="width:0;height:1.5pt" o:hralign="center" o:hrstd="t" o:hr="t" fillcolor="#a0a0a0" stroked="f"/>
-        </w:pict>
-      </w:r>
-    </w:p>
-    <w:p>
-      <w:pPr>
-        <w:rPr>
-          <w:b/>
-          <w:bCs/>
-        </w:rPr>
-      </w:pPr>
-      <w:r>
-        <w:rPr>
-          <w:b/>
-          <w:bCs/>
-        </w:rPr>
         <w:t>第十三章　校正後驗證</w:t>
       </w:r>
     </w:p>
@@ -3954,7 +3396,6 @@
           <w:b/>
           <w:bCs/>
         </w:rPr>
-        <w:lastRenderedPageBreak/>
         <w:t>13.3 Target vs Measured</w:t>
       </w:r>
     </w:p>
@@ -3982,14 +3423,12 @@
       <w:r>
         <w:t xml:space="preserve">     </w:t>
       </w:r>
-      <w:proofErr w:type="gramStart"/>
       <w:r>
         <w:rPr>
           <w:rFonts w:ascii="新細明體" w:eastAsia="新細明體" w:hAnsi="新細明體" w:cs="新細明體" w:hint="eastAsia"/>
         </w:rPr>
         <w:t>▼</w:t>
       </w:r>
-      <w:proofErr w:type="gramEnd"/>
     </w:p>
     <w:p>
       <w:r>
@@ -4136,7 +3575,7 @@
     <w:p>
       <w:r>
         <w:pict w14:anchorId="29E07B01">
-          <v:rect id="_x0000_i1108" style="width:0;height:1.5pt" o:hralign="center" o:hrstd="t" o:hr="t" fillcolor="#a0a0a0" stroked="f"/>
+          <v:rect id="_x0000_i1036" style="width:0;height:1.5pt" o:hralign="center" o:hrstd="t" o:hr="t" fillcolor="#a0a0a0" stroked="f"/>
         </w:pict>
       </w:r>
     </w:p>
@@ -4152,20 +3591,13 @@
           <w:b/>
           <w:bCs/>
         </w:rPr>
+        <w:lastRenderedPageBreak/>
         <w:t>第十四章　限制、風險與最終結論</w:t>
       </w:r>
     </w:p>
     <w:p>
       <w:r>
-        <w:t>最後</w:t>
-      </w:r>
-      <w:proofErr w:type="gramStart"/>
-      <w:r>
-        <w:t>不</w:t>
-      </w:r>
-      <w:proofErr w:type="gramEnd"/>
-      <w:r>
-        <w:t>預設研究一定成功。</w:t>
+        <w:t>最後不預設研究一定成功。</w:t>
       </w:r>
     </w:p>
     <w:p>
@@ -4268,7 +3700,6 @@
           <w:b/>
           <w:bCs/>
         </w:rPr>
-        <w:lastRenderedPageBreak/>
         <w:t xml:space="preserve">14.5 </w:t>
       </w:r>
       <w:r>
@@ -4313,7 +3744,7 @@
 </file>
 
 <file path=word/numbering.xml><?xml version="1.0" encoding="utf-8"?>
-<w:numbering xmlns:wpc="http://schemas.microsoft.com/office/word/2010/wordprocessingCanvas" xmlns:cx="http://schemas.microsoft.com/office/drawing/2014/chartex" xmlns:cx1="http://schemas.microsoft.com/office/drawing/2015/9/8/chartex" xmlns:cx2="http://schemas.microsoft.com/office/drawing/2015/10/21/chartex" xmlns:cx3="http://schemas.microsoft.com/office/drawing/2016/5/9/chartex" xmlns:cx4="http://schemas.microsoft.com/office/drawing/2016/5/10/chartex" xmlns:cx5="http://schemas.microsoft.com/office/drawing/2016/5/11/chartex" xmlns:cx6="http://schemas.microsoft.com/office/drawing/2016/5/12/chartex" xmlns:cx7="http://schemas.microsoft.com/office/drawing/2016/5/13/chartex" xmlns:cx8="http://schemas.microsoft.com/office/drawing/2016/5/14/chartex" xmlns:mc="http://schemas.openxmlformats.org/markup-compatibility/2006" xmlns:aink="http://schemas.microsoft.com/office/drawing/2016/ink" xmlns:am3d="http://schemas.microsoft.com/office/drawing/2017/model3d" xmlns:o="urn:schemas-microsoft-com:office:office" xmlns:oel="http://schemas.microsoft.com/office/2019/extlst" xmlns:r="http://schemas.openxmlformats.org/officeDocument/2006/relationships" xmlns:m="http://schemas.openxmlformats.org/officeDocument/2006/math" xmlns:v="urn:schemas-microsoft-com:vml" xmlns:wp14="http://schemas.microsoft.com/office/word/2010/wordprocessingDrawing" xmlns:wp="http://schemas.openxmlformats.org/drawingml/2006/wordprocessingDrawing" xmlns:w10="urn:schemas-microsoft-com:office:word" xmlns:w="http://schemas.openxmlformats.org/wordprocessingml/2006/main" xmlns:w14="http://schemas.microsoft.com/office/word/2010/wordml" xmlns:w15="http://schemas.microsoft.com/office/word/2012/wordml" xmlns:w16cex="http://schemas.microsoft.com/office/word/2018/wordml/cex" xmlns:w16cid="http://schemas.microsoft.com/office/word/2016/wordml/cid" xmlns:w16="http://schemas.microsoft.com/office/word/2018/wordml" xmlns:w16sdtdh="http://schemas.microsoft.com/office/word/2020/wordml/sdtdatahash" xmlns:w16se="http://schemas.microsoft.com/office/word/2015/wordml/symex" xmlns:wpg="http://schemas.microsoft.com/office/word/2010/wordprocessingGroup" xmlns:wpi="http://schemas.microsoft.com/office/word/2010/wordprocessingInk" xmlns:wne="http://schemas.microsoft.com/office/word/2006/wordml" xmlns:wps="http://schemas.microsoft.com/office/word/2010/wordprocessingShape" mc:Ignorable="w14 w15 w16se w16cid w16 w16cex w16sdtdh wp14">
+<w:numbering xmlns:wpc="http://schemas.microsoft.com/office/word/2010/wordprocessingCanvas" xmlns:cx="http://schemas.microsoft.com/office/drawing/2014/chartex" xmlns:cx1="http://schemas.microsoft.com/office/drawing/2015/9/8/chartex" xmlns:cx2="http://schemas.microsoft.com/office/drawing/2015/10/21/chartex" xmlns:cx3="http://schemas.microsoft.com/office/drawing/2016/5/9/chartex" xmlns:cx4="http://schemas.microsoft.com/office/drawing/2016/5/10/chartex" xmlns:cx5="http://schemas.microsoft.com/office/drawing/2016/5/11/chartex" xmlns:cx6="http://schemas.microsoft.com/office/drawing/2016/5/12/chartex" xmlns:cx7="http://schemas.microsoft.com/office/drawing/2016/5/13/chartex" xmlns:cx8="http://schemas.microsoft.com/office/drawing/2016/5/14/chartex" xmlns:mc="http://schemas.openxmlformats.org/markup-compatibility/2006" xmlns:aink="http://schemas.microsoft.com/office/drawing/2016/ink" xmlns:am3d="http://schemas.microsoft.com/office/drawing/2017/model3d" xmlns:o="urn:schemas-microsoft-com:office:office" xmlns:oel="http://schemas.microsoft.com/office/2019/extlst" xmlns:r="http://schemas.openxmlformats.org/officeDocument/2006/relationships" xmlns:m="http://schemas.openxmlformats.org/officeDocument/2006/math" xmlns:v="urn:schemas-microsoft-com:vml" xmlns:wp14="http://schemas.microsoft.com/office/word/2010/wordprocessingDrawing" xmlns:wp="http://schemas.openxmlformats.org/drawingml/2006/wordprocessingDrawing" xmlns:w10="urn:schemas-microsoft-com:office:word" xmlns:w="http://schemas.openxmlformats.org/wordprocessingml/2006/main" xmlns:w14="http://schemas.microsoft.com/office/word/2010/wordml" xmlns:w15="http://schemas.microsoft.com/office/word/2012/wordml" xmlns:w16cex="http://schemas.microsoft.com/office/word/2018/wordml/cex" xmlns:w16cid="http://schemas.microsoft.com/office/word/2016/wordml/cid" xmlns:w16="http://schemas.microsoft.com/office/word/2018/wordml" xmlns:w16du="http://schemas.microsoft.com/office/word/2023/wordml/word16du" xmlns:w16sdtdh="http://schemas.microsoft.com/office/word/2020/wordml/sdtdatahash" xmlns:w16sdtfl="http://schemas.microsoft.com/office/word/2024/wordml/sdtformatlock" xmlns:w16se="http://schemas.microsoft.com/office/word/2015/wordml/symex" xmlns:wpg="http://schemas.microsoft.com/office/word/2010/wordprocessingGroup" xmlns:wpi="http://schemas.microsoft.com/office/word/2010/wordprocessingInk" xmlns:wne="http://schemas.microsoft.com/office/word/2006/wordml" xmlns:wps="http://schemas.microsoft.com/office/word/2010/wordprocessingShape" mc:Ignorable="w14 w15 w16se w16cid w16 w16cex w16sdtdh w16sdtfl w16du wp14">
   <w:abstractNum w:abstractNumId="0" w15:restartNumberingAfterBreak="0">
     <w:nsid w:val="674C21B1"/>
     <w:multiLevelType w:val="multilevel"/>
@@ -4622,7 +4053,7 @@
 </file>
 
 <file path=word/styles.xml><?xml version="1.0" encoding="utf-8"?>
-<w:styles xmlns:mc="http://schemas.openxmlformats.org/markup-compatibility/2006" xmlns:r="http://schemas.openxmlformats.org/officeDocument/2006/relationships" xmlns:w="http://schemas.openxmlformats.org/wordprocessingml/2006/main" xmlns:w14="http://schemas.microsoft.com/office/word/2010/wordml" xmlns:w15="http://schemas.microsoft.com/office/word/2012/wordml" xmlns:w16cex="http://schemas.microsoft.com/office/word/2018/wordml/cex" xmlns:w16cid="http://schemas.microsoft.com/office/word/2016/wordml/cid" xmlns:w16="http://schemas.microsoft.com/office/word/2018/wordml" xmlns:w16sdtdh="http://schemas.microsoft.com/office/word/2020/wordml/sdtdatahash" xmlns:w16se="http://schemas.microsoft.com/office/word/2015/wordml/symex" mc:Ignorable="w14 w15 w16se w16cid w16 w16cex w16sdtdh">
+<w:styles xmlns:mc="http://schemas.openxmlformats.org/markup-compatibility/2006" xmlns:r="http://schemas.openxmlformats.org/officeDocument/2006/relationships" xmlns:w="http://schemas.openxmlformats.org/wordprocessingml/2006/main" xmlns:w14="http://schemas.microsoft.com/office/word/2010/wordml" xmlns:w15="http://schemas.microsoft.com/office/word/2012/wordml" xmlns:w16cex="http://schemas.microsoft.com/office/word/2018/wordml/cex" xmlns:w16cid="http://schemas.microsoft.com/office/word/2016/wordml/cid" xmlns:w16="http://schemas.microsoft.com/office/word/2018/wordml" xmlns:w16du="http://schemas.microsoft.com/office/word/2023/wordml/word16du" xmlns:w16sdtdh="http://schemas.microsoft.com/office/word/2020/wordml/sdtdatahash" xmlns:w16sdtfl="http://schemas.microsoft.com/office/word/2024/wordml/sdtformatlock" xmlns:w16se="http://schemas.microsoft.com/office/word/2015/wordml/symex" mc:Ignorable="w14 w15 w16se w16cid w16 w16cex w16sdtdh w16sdtfl w16du">
   <w:docDefaults>
     <w:rPrDefault>
       <w:rPr>
@@ -5226,6 +4657,7 @@
   <w:style w:type="character" w:default="1" w:styleId="a0">
     <w:name w:val="Default Paragraph Font"/>
     <w:uiPriority w:val="1"/>
+    <w:semiHidden/>
     <w:unhideWhenUsed/>
   </w:style>
   <w:style w:type="table" w:default="1" w:styleId="a1">

--- a/project.docx
+++ b/project.docx
@@ -2,1029 +2,258 @@
 <file path=word/document.xml><?xml version="1.0" encoding="utf-8"?>
 <w:document xmlns:wpc="http://schemas.microsoft.com/office/word/2010/wordprocessingCanvas" xmlns:cx="http://schemas.microsoft.com/office/drawing/2014/chartex" xmlns:cx1="http://schemas.microsoft.com/office/drawing/2015/9/8/chartex" xmlns:cx2="http://schemas.microsoft.com/office/drawing/2015/10/21/chartex" xmlns:cx3="http://schemas.microsoft.com/office/drawing/2016/5/9/chartex" xmlns:cx4="http://schemas.microsoft.com/office/drawing/2016/5/10/chartex" xmlns:cx5="http://schemas.microsoft.com/office/drawing/2016/5/11/chartex" xmlns:cx6="http://schemas.microsoft.com/office/drawing/2016/5/12/chartex" xmlns:cx7="http://schemas.microsoft.com/office/drawing/2016/5/13/chartex" xmlns:cx8="http://schemas.microsoft.com/office/drawing/2016/5/14/chartex" xmlns:mc="http://schemas.openxmlformats.org/markup-compatibility/2006" xmlns:aink="http://schemas.microsoft.com/office/drawing/2016/ink" xmlns:am3d="http://schemas.microsoft.com/office/drawing/2017/model3d" xmlns:o="urn:schemas-microsoft-com:office:office" xmlns:oel="http://schemas.microsoft.com/office/2019/extlst" xmlns:r="http://schemas.openxmlformats.org/officeDocument/2006/relationships" xmlns:m="http://schemas.openxmlformats.org/officeDocument/2006/math" xmlns:v="urn:schemas-microsoft-com:vml" xmlns:wp14="http://schemas.microsoft.com/office/word/2010/wordprocessingDrawing" xmlns:wp="http://schemas.openxmlformats.org/drawingml/2006/wordprocessingDrawing" xmlns:w10="urn:schemas-microsoft-com:office:word" xmlns:w="http://schemas.openxmlformats.org/wordprocessingml/2006/main" xmlns:w14="http://schemas.microsoft.com/office/word/2010/wordml" xmlns:w15="http://schemas.microsoft.com/office/word/2012/wordml" xmlns:w16cex="http://schemas.microsoft.com/office/word/2018/wordml/cex" xmlns:w16cid="http://schemas.microsoft.com/office/word/2016/wordml/cid" xmlns:w16="http://schemas.microsoft.com/office/word/2018/wordml" xmlns:w16du="http://schemas.microsoft.com/office/word/2023/wordml/word16du" xmlns:w16sdtdh="http://schemas.microsoft.com/office/word/2020/wordml/sdtdatahash" xmlns:w16sdtfl="http://schemas.microsoft.com/office/word/2024/wordml/sdtformatlock" xmlns:w16se="http://schemas.microsoft.com/office/word/2015/wordml/symex" xmlns:wpg="http://schemas.microsoft.com/office/word/2010/wordprocessingGroup" xmlns:wpi="http://schemas.microsoft.com/office/word/2010/wordprocessingInk" xmlns:wne="http://schemas.microsoft.com/office/word/2006/wordml" xmlns:wps="http://schemas.microsoft.com/office/word/2010/wordprocessingShape" mc:Ignorable="w14 w15 w16se w16cid w16 w16cex w16sdtdh w16sdtfl w16du wp14">
   <w:body>
-    <w:p/>
-    <w:p>
-      <w:r>
-        <w:rPr>
-          <w:rFonts w:hint="eastAsia"/>
-        </w:rPr>
-        <w:t>當</w:t>
-      </w:r>
-      <w:r>
-        <w:rPr>
-          <w:rFonts w:hint="eastAsia"/>
-        </w:rPr>
-        <w:t xml:space="preserve"> Windows </w:t>
-      </w:r>
-      <w:r>
-        <w:rPr>
-          <w:rFonts w:hint="eastAsia"/>
-        </w:rPr>
-        <w:t>載入這個</w:t>
-      </w:r>
-      <w:r>
-        <w:rPr>
-          <w:rFonts w:hint="eastAsia"/>
-        </w:rPr>
-        <w:t xml:space="preserve"> profile </w:t>
-      </w:r>
-      <w:r>
-        <w:rPr>
-          <w:rFonts w:hint="eastAsia"/>
-        </w:rPr>
-        <w:t>時，</w:t>
-      </w:r>
-      <w:r>
-        <w:rPr>
-          <w:rFonts w:hint="eastAsia"/>
-        </w:rPr>
-        <w:t xml:space="preserve">VCGT </w:t>
-      </w:r>
-      <w:r>
-        <w:rPr>
-          <w:rFonts w:hint="eastAsia"/>
-        </w:rPr>
-        <w:t>的部分可以被載入到</w:t>
-      </w:r>
-      <w:r>
-        <w:rPr>
-          <w:rFonts w:hint="eastAsia"/>
-        </w:rPr>
-        <w:t xml:space="preserve"> GPU </w:t>
-      </w:r>
-      <w:r>
-        <w:rPr>
-          <w:rFonts w:hint="eastAsia"/>
-        </w:rPr>
-        <w:t>的</w:t>
-      </w:r>
-      <w:r>
-        <w:rPr>
-          <w:rFonts w:hint="eastAsia"/>
-        </w:rPr>
-        <w:t xml:space="preserve"> LUT</w:t>
-      </w:r>
-      <w:r>
-        <w:rPr>
-          <w:rFonts w:hint="eastAsia"/>
-        </w:rPr>
-        <w:t>。</w:t>
-      </w:r>
-    </w:p>
-    <w:p>
-      <w:r>
-        <w:rPr>
-          <w:rFonts w:hint="eastAsia"/>
-        </w:rPr>
-        <w:t>而</w:t>
-      </w:r>
-      <w:r>
-        <w:rPr>
-          <w:rFonts w:hint="eastAsia"/>
+    <w:p>
+      <w:pPr>
+        <w:rPr>
+          <w:b/>
+          <w:bCs/>
+        </w:rPr>
+      </w:pPr>
+      <w:r>
+        <w:rPr>
+          <w:b/>
+          <w:bCs/>
+        </w:rPr>
+        <w:t xml:space="preserve">第六章　</w:t>
+      </w:r>
+      <w:r>
+        <w:rPr>
+          <w:b/>
+          <w:bCs/>
+        </w:rPr>
+        <w:t>VCGT / Calibration LUT</w:t>
+      </w:r>
+    </w:p>
+    <w:p>
+      <w:pPr>
+        <w:rPr>
+          <w:b/>
+          <w:bCs/>
+        </w:rPr>
+      </w:pPr>
+      <w:r>
+        <w:rPr>
+          <w:b/>
+          <w:bCs/>
+        </w:rPr>
+        <w:t xml:space="preserve">6.1 vcgt </w:t>
+      </w:r>
+      <w:r>
+        <w:rPr>
+          <w:b/>
+          <w:bCs/>
+        </w:rPr>
+        <w:t>是什麼？</w:t>
+      </w:r>
+    </w:p>
+    <w:p>
+      <w:pPr>
+        <w:rPr>
+          <w:b/>
+          <w:bCs/>
+        </w:rPr>
+      </w:pPr>
+      <w:r>
+        <w:rPr>
+          <w:b/>
+          <w:bCs/>
+        </w:rPr>
+        <w:t xml:space="preserve">6.2 VCGT </w:t>
+      </w:r>
+      <w:r>
+        <w:rPr>
+          <w:b/>
+          <w:bCs/>
+        </w:rPr>
+        <w:t>與</w:t>
+      </w:r>
+      <w:r>
+        <w:rPr>
+          <w:b/>
+          <w:bCs/>
+        </w:rPr>
+        <w:t xml:space="preserve"> GPU LUT </w:t>
+      </w:r>
+      <w:r>
+        <w:rPr>
+          <w:b/>
+          <w:bCs/>
+        </w:rPr>
+        <w:t>的關係</w:t>
+      </w:r>
+    </w:p>
+    <w:p>
+      <w:r>
+        <w:t>概念：</w:t>
+      </w:r>
+    </w:p>
+    <w:p>
+      <w:r>
+        <w:t>Application RGB</w:t>
+      </w:r>
+    </w:p>
+    <w:p>
+      <w:r>
+        <w:t xml:space="preserve">       │</w:t>
+      </w:r>
+    </w:p>
+    <w:p>
+      <w:r>
+        <w:t xml:space="preserve">       </w:t>
+      </w:r>
+      <w:r>
+        <w:rPr>
+          <w:rFonts w:ascii="新細明體" w:eastAsia="新細明體" w:hAnsi="新細明體" w:cs="新細明體" w:hint="eastAsia"/>
+        </w:rPr>
+        <w:t>▼</w:t>
+      </w:r>
+    </w:p>
+    <w:p>
+      <w:r>
+        <w:t xml:space="preserve">   VCGT / LUT</w:t>
+      </w:r>
+    </w:p>
+    <w:p>
+      <w:r>
+        <w:t xml:space="preserve">       │</w:t>
+      </w:r>
+    </w:p>
+    <w:p>
+      <w:r>
+        <w:t xml:space="preserve">       </w:t>
+      </w:r>
+      <w:r>
+        <w:rPr>
+          <w:rFonts w:ascii="新細明體" w:eastAsia="新細明體" w:hAnsi="新細明體" w:cs="新細明體" w:hint="eastAsia"/>
+        </w:rPr>
+        <w:t>▼</w:t>
+      </w:r>
+    </w:p>
+    <w:p>
+      <w:r>
+        <w:t xml:space="preserve"> Corrected RGB</w:t>
+      </w:r>
+    </w:p>
+    <w:p>
+      <w:r>
+        <w:t xml:space="preserve">       │</w:t>
+      </w:r>
+    </w:p>
+    <w:p>
+      <w:r>
+        <w:t xml:space="preserve">       </w:t>
+      </w:r>
+      <w:r>
+        <w:rPr>
+          <w:rFonts w:ascii="新細明體" w:eastAsia="新細明體" w:hAnsi="新細明體" w:cs="新細明體" w:hint="eastAsia"/>
+        </w:rPr>
+        <w:t>▼</w:t>
+      </w:r>
+    </w:p>
+    <w:p>
+      <w:r>
+        <w:t xml:space="preserve">    Display</w:t>
+      </w:r>
+    </w:p>
+    <w:p>
+      <w:pPr>
+        <w:rPr>
+          <w:b/>
+          <w:bCs/>
+        </w:rPr>
+      </w:pPr>
+      <w:r>
+        <w:rPr>
+          <w:b/>
+          <w:bCs/>
+        </w:rPr>
+        <w:t xml:space="preserve">6.3 VCGT </w:t>
+      </w:r>
+      <w:r>
+        <w:rPr>
+          <w:b/>
+          <w:bCs/>
+        </w:rPr>
+        <w:t>與</w:t>
+      </w:r>
+      <w:r>
+        <w:rPr>
+          <w:b/>
+          <w:bCs/>
+        </w:rPr>
+        <w:t xml:space="preserve"> ICC Profile </w:t>
+      </w:r>
+      <w:r>
+        <w:rPr>
+          <w:b/>
+          <w:bCs/>
+        </w:rPr>
+        <w:t>的關係</w:t>
+      </w:r>
+    </w:p>
+    <w:p>
+      <w:pPr>
+        <w:rPr>
+          <w:b/>
+          <w:bCs/>
+        </w:rPr>
+      </w:pPr>
+      <w:r>
+        <w:rPr>
+          <w:b/>
+          <w:bCs/>
+        </w:rPr>
+        <w:t xml:space="preserve">6.4 </w:t>
+      </w:r>
+      <w:r>
+        <w:rPr>
+          <w:b/>
+          <w:bCs/>
+        </w:rPr>
+        <w:t>為什麼有些</w:t>
+      </w:r>
+      <w:r>
+        <w:rPr>
+          <w:b/>
+          <w:bCs/>
         </w:rPr>
         <w:t xml:space="preserve"> ICC </w:t>
       </w:r>
       <w:r>
         <w:rPr>
-          <w:rFonts w:hint="eastAsia"/>
-        </w:rPr>
-        <w:t>的</w:t>
-      </w:r>
-      <w:r>
-        <w:rPr>
-          <w:rFonts w:hint="eastAsia"/>
-        </w:rPr>
-        <w:t xml:space="preserve"> profile data </w:t>
-      </w:r>
-      <w:r>
-        <w:rPr>
-          <w:rFonts w:hint="eastAsia"/>
-        </w:rPr>
-        <w:t>則提供給色彩管理系統進行色彩轉換。</w:t>
-      </w:r>
-    </w:p>
-    <w:p/>
-    <w:p/>
-    <w:p>
-      <w:r>
-        <w:rPr>
-          <w:rFonts w:hint="eastAsia"/>
-        </w:rPr>
-        <w:t>目前：</w:t>
-      </w:r>
-      <w:r>
-        <w:rPr>
-          <w:rFonts w:hint="eastAsia"/>
-        </w:rPr>
-        <w:t>ICC-&gt;</w:t>
-      </w:r>
-      <w:r>
-        <w:t xml:space="preserve">Matrix-based </w:t>
-      </w:r>
-      <w:r>
-        <w:t>模型</w:t>
-      </w:r>
-    </w:p>
-    <w:p>
-      <w:pPr>
-        <w:widowControl/>
-      </w:pPr>
-      <w:r>
-        <w:br w:type="page"/>
-      </w:r>
-    </w:p>
-    <w:p>
-      <w:r>
-        <w:lastRenderedPageBreak/>
-        <w:pict w14:anchorId="69386BEF">
-          <v:rect id="_x0000_i1025" style="width:0;height:1.5pt" o:hralign="center" o:hrstd="t" o:hr="t" fillcolor="#a0a0a0" stroked="f"/>
-        </w:pict>
-      </w:r>
-    </w:p>
-    <w:p>
-      <w:pPr>
-        <w:rPr>
-          <w:b/>
-          <w:bCs/>
-        </w:rPr>
-      </w:pPr>
-      <w:r>
-        <w:rPr>
-          <w:b/>
-          <w:bCs/>
-        </w:rPr>
-        <w:t xml:space="preserve">第四章　</w:t>
-      </w:r>
-      <w:r>
-        <w:rPr>
-          <w:b/>
-          <w:bCs/>
-        </w:rPr>
-        <w:t xml:space="preserve">Display ICC Profile </w:t>
-      </w:r>
-      <w:r>
-        <w:rPr>
-          <w:b/>
-          <w:bCs/>
-        </w:rPr>
-        <w:t>裡面到底有什麼？</w:t>
-      </w:r>
-    </w:p>
-    <w:p>
-      <w:r>
-        <w:t>這一章開始進入你目前已經碰到的</w:t>
-      </w:r>
-      <w:r>
-        <w:t xml:space="preserve"> ICC tags</w:t>
-      </w:r>
-      <w:r>
-        <w:t>。</w:t>
-      </w:r>
-    </w:p>
-    <w:p>
-      <w:pPr>
-        <w:rPr>
-          <w:b/>
-          <w:bCs/>
-        </w:rPr>
-      </w:pPr>
-      <w:r>
-        <w:rPr>
-          <w:b/>
-          <w:bCs/>
-        </w:rPr>
-        <w:t>4.1 Profile Header</w:t>
-      </w:r>
-    </w:p>
-    <w:p>
-      <w:pPr>
-        <w:rPr>
-          <w:b/>
-          <w:bCs/>
-        </w:rPr>
-      </w:pPr>
-      <w:r>
-        <w:rPr>
-          <w:b/>
-          <w:bCs/>
-        </w:rPr>
-        <w:t xml:space="preserve">4.2 </w:t>
-      </w:r>
-      <w:proofErr w:type="spellStart"/>
-      <w:r>
-        <w:rPr>
-          <w:b/>
-          <w:bCs/>
-        </w:rPr>
-        <w:t>wtpt</w:t>
-      </w:r>
-      <w:proofErr w:type="spellEnd"/>
-    </w:p>
-    <w:p>
-      <w:r>
-        <w:t>White Point</w:t>
-      </w:r>
-    </w:p>
-    <w:p>
-      <w:pPr>
-        <w:rPr>
-          <w:b/>
-          <w:bCs/>
-        </w:rPr>
-      </w:pPr>
-      <w:r>
-        <w:rPr>
-          <w:b/>
-          <w:bCs/>
-        </w:rPr>
-        <w:t xml:space="preserve">4.3 </w:t>
-      </w:r>
-      <w:proofErr w:type="spellStart"/>
-      <w:r>
-        <w:rPr>
-          <w:b/>
-          <w:bCs/>
-        </w:rPr>
-        <w:t>rXYZ</w:t>
-      </w:r>
-      <w:proofErr w:type="spellEnd"/>
-      <w:r>
-        <w:rPr>
-          <w:b/>
-          <w:bCs/>
-        </w:rPr>
-        <w:t xml:space="preserve"> / </w:t>
-      </w:r>
-      <w:proofErr w:type="spellStart"/>
-      <w:r>
-        <w:rPr>
-          <w:b/>
-          <w:bCs/>
-        </w:rPr>
-        <w:t>gXYZ</w:t>
-      </w:r>
-      <w:proofErr w:type="spellEnd"/>
-      <w:r>
-        <w:rPr>
-          <w:b/>
-          <w:bCs/>
-        </w:rPr>
-        <w:t xml:space="preserve"> / </w:t>
-      </w:r>
-      <w:proofErr w:type="spellStart"/>
-      <w:r>
-        <w:rPr>
-          <w:b/>
-          <w:bCs/>
-        </w:rPr>
-        <w:t>bXYZ</w:t>
-      </w:r>
-      <w:proofErr w:type="spellEnd"/>
-    </w:p>
-    <w:p>
-      <w:r>
-        <w:t xml:space="preserve">RGB → XYZ </w:t>
-      </w:r>
-      <w:r>
-        <w:t>的色彩基礎描述。</w:t>
-      </w:r>
-    </w:p>
-    <w:p>
-      <w:pPr>
-        <w:rPr>
-          <w:b/>
-          <w:bCs/>
-        </w:rPr>
-      </w:pPr>
-      <w:r>
-        <w:rPr>
-          <w:b/>
-          <w:bCs/>
-        </w:rPr>
-        <w:t xml:space="preserve">4.4 </w:t>
-      </w:r>
-      <w:proofErr w:type="spellStart"/>
-      <w:r>
-        <w:rPr>
-          <w:b/>
-          <w:bCs/>
-        </w:rPr>
-        <w:t>rTRC</w:t>
-      </w:r>
-      <w:proofErr w:type="spellEnd"/>
-      <w:r>
-        <w:rPr>
-          <w:b/>
-          <w:bCs/>
-        </w:rPr>
-        <w:t xml:space="preserve"> / </w:t>
-      </w:r>
-      <w:proofErr w:type="spellStart"/>
-      <w:r>
-        <w:rPr>
-          <w:b/>
-          <w:bCs/>
-        </w:rPr>
-        <w:t>gTRC</w:t>
-      </w:r>
-      <w:proofErr w:type="spellEnd"/>
-      <w:r>
-        <w:rPr>
-          <w:b/>
-          <w:bCs/>
-        </w:rPr>
-        <w:t xml:space="preserve"> / </w:t>
-      </w:r>
-      <w:proofErr w:type="spellStart"/>
-      <w:r>
-        <w:rPr>
-          <w:b/>
-          <w:bCs/>
-        </w:rPr>
-        <w:t>bTRC</w:t>
-      </w:r>
-      <w:proofErr w:type="spellEnd"/>
-    </w:p>
-    <w:p>
-      <w:r>
-        <w:t>Tone Response Curve</w:t>
-      </w:r>
-    </w:p>
-    <w:p>
-      <w:pPr>
-        <w:rPr>
-          <w:b/>
-          <w:bCs/>
-        </w:rPr>
-      </w:pPr>
-      <w:r>
-        <w:rPr>
-          <w:b/>
-          <w:bCs/>
-        </w:rPr>
-        <w:t>4.5 Matrix Profile</w:t>
-      </w:r>
-    </w:p>
-    <w:p>
-      <w:r>
-        <w:t>建立：</w:t>
-      </w:r>
-    </w:p>
-    <w:p>
-      <w:r>
-        <w:t>RGB</w:t>
-      </w:r>
-    </w:p>
-    <w:p>
-      <w:r>
-        <w:t xml:space="preserve"> │</w:t>
-      </w:r>
-    </w:p>
-    <w:p>
-      <w:r>
-        <w:t xml:space="preserve"> </w:t>
-      </w:r>
-      <w:r>
-        <w:rPr>
-          <w:rFonts w:ascii="新細明體" w:eastAsia="新細明體" w:hAnsi="新細明體" w:cs="新細明體" w:hint="eastAsia"/>
-        </w:rPr>
-        <w:t>├</w:t>
-      </w:r>
-      <w:r>
-        <w:rPr>
-          <w:rFonts w:ascii="Aptos" w:hAnsi="Aptos" w:cs="Aptos"/>
-        </w:rPr>
-        <w:t>──</w:t>
-      </w:r>
-      <w:r>
-        <w:t xml:space="preserve"> TRC</w:t>
-      </w:r>
-    </w:p>
-    <w:p>
-      <w:r>
-        <w:t xml:space="preserve"> │</w:t>
-      </w:r>
-    </w:p>
-    <w:p>
-      <w:r>
-        <w:t xml:space="preserve"> └── 3×3 Matrix</w:t>
-      </w:r>
-    </w:p>
-    <w:p>
-      <w:r>
-        <w:t xml:space="preserve">          ↓</w:t>
-      </w:r>
-    </w:p>
-    <w:p>
-      <w:r>
-        <w:t xml:space="preserve">         XYZ</w:t>
-      </w:r>
-    </w:p>
-    <w:p>
-      <w:pPr>
-        <w:rPr>
-          <w:b/>
-          <w:bCs/>
-        </w:rPr>
-      </w:pPr>
-      <w:r>
-        <w:rPr>
-          <w:b/>
-          <w:bCs/>
-        </w:rPr>
-        <w:t xml:space="preserve">4.6 desc </w:t>
-      </w:r>
-      <w:r>
-        <w:rPr>
-          <w:b/>
-          <w:bCs/>
-        </w:rPr>
-        <w:t>等描述性</w:t>
-      </w:r>
-      <w:r>
-        <w:rPr>
-          <w:b/>
-          <w:bCs/>
-        </w:rPr>
-        <w:t xml:space="preserve"> Tag</w:t>
-      </w:r>
-    </w:p>
-    <w:p>
-      <w:r>
-        <w:t>說明哪些資料是：</w:t>
-      </w:r>
-    </w:p>
-    <w:p>
-      <w:r>
-        <w:t>「描述顯示器」</w:t>
-      </w:r>
-    </w:p>
-    <w:p>
-      <w:r>
-        <w:t>哪些資料是：</w:t>
-      </w:r>
-    </w:p>
-    <w:p>
-      <w:r>
-        <w:t>「真正用來進行轉換」</w:t>
-      </w:r>
-    </w:p>
-    <w:p>
-      <w:r>
-        <w:lastRenderedPageBreak/>
-        <w:t>這會幫你後面理解為什麼「有</w:t>
-      </w:r>
-      <w:r>
-        <w:t xml:space="preserve"> ICC Profile</w:t>
-      </w:r>
-      <w:r>
-        <w:t>」不代表「螢幕畫面一定被改變」。</w:t>
-      </w:r>
-    </w:p>
-    <w:p>
-      <w:r>
-        <w:pict w14:anchorId="34919B33">
-          <v:rect id="_x0000_i1026" style="width:0;height:1.5pt" o:hralign="center" o:hrstd="t" o:hr="t" fillcolor="#a0a0a0" stroked="f"/>
-        </w:pict>
-      </w:r>
-    </w:p>
-    <w:p>
-      <w:pPr>
-        <w:rPr>
-          <w:b/>
-          <w:bCs/>
-        </w:rPr>
-      </w:pPr>
-      <w:r>
-        <w:rPr>
-          <w:b/>
-          <w:bCs/>
-        </w:rPr>
-        <w:t xml:space="preserve">第五章　</w:t>
-      </w:r>
-      <w:r>
-        <w:rPr>
-          <w:b/>
-          <w:bCs/>
-        </w:rPr>
-        <w:t xml:space="preserve">ICC Profile </w:t>
-      </w:r>
-      <w:r>
-        <w:rPr>
-          <w:b/>
-          <w:bCs/>
-        </w:rPr>
-        <w:t>是「描述」還是「校正」？</w:t>
-      </w:r>
-    </w:p>
-    <w:p>
-      <w:r>
-        <w:t>這一章非常重要。</w:t>
-      </w:r>
-    </w:p>
-    <w:p>
-      <w:r>
-        <w:t>因為你的研究最容易混淆的地方就是：</w:t>
-      </w:r>
-    </w:p>
-    <w:p>
-      <w:r>
-        <w:rPr>
-          <w:b/>
-          <w:bCs/>
-        </w:rPr>
-        <w:t>Profile ≠ Calibration</w:t>
-      </w:r>
-    </w:p>
-    <w:p>
-      <w:pPr>
-        <w:rPr>
-          <w:b/>
-          <w:bCs/>
-        </w:rPr>
-      </w:pPr>
-      <w:r>
-        <w:rPr>
-          <w:b/>
-          <w:bCs/>
-        </w:rPr>
-        <w:t>5.1 Characterization</w:t>
-      </w:r>
-    </w:p>
-    <w:p>
-      <w:r>
-        <w:t>量測：</w:t>
-      </w:r>
-    </w:p>
-    <w:p>
-      <w:r>
-        <w:t xml:space="preserve">RGB → </w:t>
-      </w:r>
-      <w:r>
-        <w:t>實際</w:t>
-      </w:r>
-      <w:r>
-        <w:t xml:space="preserve"> XYZ</w:t>
-      </w:r>
-    </w:p>
-    <w:p>
-      <w:r>
-        <w:t>得到顯示器特性。</w:t>
-      </w:r>
-    </w:p>
-    <w:p>
-      <w:pPr>
-        <w:rPr>
-          <w:b/>
-          <w:bCs/>
-        </w:rPr>
-      </w:pPr>
-      <w:r>
-        <w:rPr>
-          <w:b/>
-          <w:bCs/>
-        </w:rPr>
-        <w:t>5.2 Calibration</w:t>
-      </w:r>
-    </w:p>
-    <w:p>
-      <w:r>
-        <w:t>希望：</w:t>
-      </w:r>
-    </w:p>
-    <w:p>
-      <w:r>
-        <w:t>輸入</w:t>
-      </w:r>
-      <w:r>
-        <w:t xml:space="preserve"> RGB</w:t>
-      </w:r>
-    </w:p>
-    <w:p>
-      <w:r>
-        <w:t xml:space="preserve">   ↓</w:t>
-      </w:r>
-    </w:p>
-    <w:p>
-      <w:r>
-        <w:t>修正</w:t>
-      </w:r>
-    </w:p>
-    <w:p>
-      <w:r>
-        <w:t xml:space="preserve">   ↓</w:t>
-      </w:r>
-    </w:p>
-    <w:p>
-      <w:r>
-        <w:t>顯示器</w:t>
-      </w:r>
-    </w:p>
-    <w:p>
-      <w:r>
-        <w:t xml:space="preserve">   ↓</w:t>
-      </w:r>
-    </w:p>
-    <w:p>
-      <w:r>
-        <w:t>達到目標輸出</w:t>
-      </w:r>
-    </w:p>
-    <w:p>
-      <w:pPr>
-        <w:rPr>
-          <w:b/>
-          <w:bCs/>
-        </w:rPr>
-      </w:pPr>
-      <w:r>
-        <w:rPr>
-          <w:b/>
-          <w:bCs/>
-        </w:rPr>
-        <w:t>5.3 Characterization vs Calibration</w:t>
-      </w:r>
-    </w:p>
-    <w:p>
-      <w:r>
-        <w:t>做成對照：</w:t>
-      </w:r>
-    </w:p>
-    <w:tbl>
-      <w:tblPr>
-        <w:tblW w:w="0" w:type="auto"/>
-        <w:tblCellSpacing w:w="15" w:type="dxa"/>
-        <w:tblCellMar>
-          <w:top w:w="15" w:type="dxa"/>
-          <w:left w:w="15" w:type="dxa"/>
-          <w:bottom w:w="15" w:type="dxa"/>
-          <w:right w:w="15" w:type="dxa"/>
-        </w:tblCellMar>
-        <w:tblLook w:val="04A0" w:firstRow="1" w:lastRow="0" w:firstColumn="1" w:lastColumn="0" w:noHBand="0" w:noVBand="1"/>
-      </w:tblPr>
-      <w:tblGrid>
-        <w:gridCol w:w="1182"/>
-        <w:gridCol w:w="1885"/>
-        <w:gridCol w:w="1515"/>
-      </w:tblGrid>
-      <w:tr>
-        <w:trPr>
-          <w:tblHeader/>
-          <w:tblCellSpacing w:w="15" w:type="dxa"/>
-        </w:trPr>
-        <w:tc>
-          <w:tcPr>
-            <w:tcW w:w="0" w:type="auto"/>
-            <w:vAlign w:val="center"/>
-            <w:hideMark/>
-          </w:tcPr>
-          <w:p/>
-        </w:tc>
-        <w:tc>
-          <w:tcPr>
-            <w:tcW w:w="0" w:type="auto"/>
-            <w:vAlign w:val="center"/>
-            <w:hideMark/>
-          </w:tcPr>
-          <w:p>
-            <w:pPr>
-              <w:rPr>
-                <w:b/>
-                <w:bCs/>
-              </w:rPr>
-            </w:pPr>
-            <w:r>
-              <w:rPr>
-                <w:b/>
-                <w:bCs/>
-              </w:rPr>
-              <w:t>Characterization</w:t>
-            </w:r>
-          </w:p>
-        </w:tc>
-        <w:tc>
-          <w:tcPr>
-            <w:tcW w:w="0" w:type="auto"/>
-            <w:vAlign w:val="center"/>
-            <w:hideMark/>
-          </w:tcPr>
-          <w:p>
-            <w:pPr>
-              <w:rPr>
-                <w:b/>
-                <w:bCs/>
-              </w:rPr>
-            </w:pPr>
-            <w:r>
-              <w:rPr>
-                <w:b/>
-                <w:bCs/>
-              </w:rPr>
-              <w:t>Calibration</w:t>
-            </w:r>
-          </w:p>
-        </w:tc>
-      </w:tr>
-      <w:tr>
-        <w:trPr>
-          <w:tblCellSpacing w:w="15" w:type="dxa"/>
-        </w:trPr>
-        <w:tc>
-          <w:tcPr>
-            <w:tcW w:w="0" w:type="auto"/>
-            <w:vAlign w:val="center"/>
-            <w:hideMark/>
-          </w:tcPr>
-          <w:p>
-            <w:r>
-              <w:t>目的</w:t>
-            </w:r>
-          </w:p>
-        </w:tc>
-        <w:tc>
-          <w:tcPr>
-            <w:tcW w:w="0" w:type="auto"/>
-            <w:vAlign w:val="center"/>
-            <w:hideMark/>
-          </w:tcPr>
-          <w:p>
-            <w:r>
-              <w:t>描述裝置</w:t>
-            </w:r>
-          </w:p>
-        </w:tc>
-        <w:tc>
-          <w:tcPr>
-            <w:tcW w:w="0" w:type="auto"/>
-            <w:vAlign w:val="center"/>
-            <w:hideMark/>
-          </w:tcPr>
-          <w:p>
-            <w:r>
-              <w:t>改變裝置輸出</w:t>
-            </w:r>
-          </w:p>
-        </w:tc>
-      </w:tr>
-      <w:tr>
-        <w:trPr>
-          <w:tblCellSpacing w:w="15" w:type="dxa"/>
-        </w:trPr>
-        <w:tc>
-          <w:tcPr>
-            <w:tcW w:w="0" w:type="auto"/>
-            <w:vAlign w:val="center"/>
-            <w:hideMark/>
-          </w:tcPr>
-          <w:p>
-            <w:r>
-              <w:lastRenderedPageBreak/>
-              <w:t>量測</w:t>
-            </w:r>
-          </w:p>
-        </w:tc>
-        <w:tc>
-          <w:tcPr>
-            <w:tcW w:w="0" w:type="auto"/>
-            <w:vAlign w:val="center"/>
-            <w:hideMark/>
-          </w:tcPr>
-          <w:p>
-            <w:r>
-              <w:t>是</w:t>
-            </w:r>
-          </w:p>
-        </w:tc>
-        <w:tc>
-          <w:tcPr>
-            <w:tcW w:w="0" w:type="auto"/>
-            <w:vAlign w:val="center"/>
-            <w:hideMark/>
-          </w:tcPr>
-          <w:p>
-            <w:r>
-              <w:t>是</w:t>
-            </w:r>
-          </w:p>
-        </w:tc>
-      </w:tr>
-      <w:tr>
-        <w:trPr>
-          <w:tblCellSpacing w:w="15" w:type="dxa"/>
-        </w:trPr>
-        <w:tc>
-          <w:tcPr>
-            <w:tcW w:w="0" w:type="auto"/>
-            <w:vAlign w:val="center"/>
-            <w:hideMark/>
-          </w:tcPr>
-          <w:p>
-            <w:r>
-              <w:t>ICC Profile</w:t>
-            </w:r>
-          </w:p>
-        </w:tc>
-        <w:tc>
-          <w:tcPr>
-            <w:tcW w:w="0" w:type="auto"/>
-            <w:vAlign w:val="center"/>
-            <w:hideMark/>
-          </w:tcPr>
-          <w:p>
-            <w:r>
-              <w:t>可以包含</w:t>
-            </w:r>
-          </w:p>
-        </w:tc>
-        <w:tc>
-          <w:tcPr>
-            <w:tcW w:w="0" w:type="auto"/>
-            <w:vAlign w:val="center"/>
-            <w:hideMark/>
-          </w:tcPr>
-          <w:p>
-            <w:r>
-              <w:t>不一定等於</w:t>
-            </w:r>
-          </w:p>
-        </w:tc>
-      </w:tr>
-      <w:tr>
-        <w:trPr>
-          <w:tblCellSpacing w:w="15" w:type="dxa"/>
-        </w:trPr>
-        <w:tc>
-          <w:tcPr>
-            <w:tcW w:w="0" w:type="auto"/>
-            <w:vAlign w:val="center"/>
-            <w:hideMark/>
-          </w:tcPr>
-          <w:p>
-            <w:r>
-              <w:t>GPU LUT</w:t>
-            </w:r>
-          </w:p>
-        </w:tc>
-        <w:tc>
-          <w:tcPr>
-            <w:tcW w:w="0" w:type="auto"/>
-            <w:vAlign w:val="center"/>
-            <w:hideMark/>
-          </w:tcPr>
-          <w:p>
-            <w:r>
-              <w:t>不一定</w:t>
-            </w:r>
-          </w:p>
-        </w:tc>
-        <w:tc>
-          <w:tcPr>
-            <w:tcW w:w="0" w:type="auto"/>
-            <w:vAlign w:val="center"/>
-            <w:hideMark/>
-          </w:tcPr>
-          <w:p>
-            <w:r>
-              <w:t>常見校正介面</w:t>
-            </w:r>
-          </w:p>
-        </w:tc>
-      </w:tr>
-      <w:tr>
-        <w:trPr>
-          <w:tblCellSpacing w:w="15" w:type="dxa"/>
-        </w:trPr>
-        <w:tc>
-          <w:tcPr>
-            <w:tcW w:w="0" w:type="auto"/>
-            <w:vAlign w:val="center"/>
-            <w:hideMark/>
-          </w:tcPr>
-          <w:p>
-            <w:r>
-              <w:t>硬體</w:t>
-            </w:r>
-            <w:r>
-              <w:t xml:space="preserve"> LUT</w:t>
-            </w:r>
-          </w:p>
-        </w:tc>
-        <w:tc>
-          <w:tcPr>
-            <w:tcW w:w="0" w:type="auto"/>
-            <w:vAlign w:val="center"/>
-            <w:hideMark/>
-          </w:tcPr>
-          <w:p>
-            <w:r>
-              <w:t>不一定</w:t>
-            </w:r>
-          </w:p>
-        </w:tc>
-        <w:tc>
-          <w:tcPr>
-            <w:tcW w:w="0" w:type="auto"/>
-            <w:vAlign w:val="center"/>
-            <w:hideMark/>
-          </w:tcPr>
-          <w:p>
-            <w:r>
-              <w:t>可以使用</w:t>
-            </w:r>
-          </w:p>
-        </w:tc>
-      </w:tr>
-    </w:tbl>
-    <w:p>
-      <w:r>
-        <w:t>這一章會是整份報告的重要轉折點。</w:t>
-      </w:r>
-    </w:p>
-    <w:p>
-      <w:r>
-        <w:pict w14:anchorId="50FBB22B">
-          <v:rect id="_x0000_i1027" style="width:0;height:1.5pt" o:hralign="center" o:hrstd="t" o:hr="t" fillcolor="#a0a0a0" stroked="f"/>
-        </w:pict>
-      </w:r>
-    </w:p>
-    <w:p>
-      <w:pPr>
-        <w:rPr>
-          <w:b/>
-          <w:bCs/>
-        </w:rPr>
-      </w:pPr>
-      <w:r>
-        <w:rPr>
-          <w:b/>
-          <w:bCs/>
-        </w:rPr>
-        <w:t xml:space="preserve">第六章　</w:t>
-      </w:r>
-      <w:r>
-        <w:rPr>
-          <w:b/>
-          <w:bCs/>
-        </w:rPr>
-        <w:t>VCGT / Calibration LUT</w:t>
-      </w:r>
-    </w:p>
-    <w:p>
-      <w:r>
-        <w:t>接著進入你目前最關心的部分。</w:t>
-      </w:r>
-    </w:p>
-    <w:p>
-      <w:pPr>
-        <w:rPr>
-          <w:b/>
-          <w:bCs/>
-        </w:rPr>
-      </w:pPr>
-      <w:r>
-        <w:rPr>
-          <w:b/>
-          <w:bCs/>
-        </w:rPr>
-        <w:t xml:space="preserve">6.1 </w:t>
-      </w:r>
-      <w:proofErr w:type="spellStart"/>
-      <w:r>
-        <w:rPr>
-          <w:b/>
-          <w:bCs/>
-        </w:rPr>
-        <w:t>vcgt</w:t>
-      </w:r>
-      <w:proofErr w:type="spellEnd"/>
-      <w:r>
-        <w:rPr>
-          <w:b/>
-          <w:bCs/>
-        </w:rPr>
-        <w:t xml:space="preserve"> </w:t>
-      </w:r>
-      <w:r>
-        <w:rPr>
-          <w:b/>
-          <w:bCs/>
-        </w:rPr>
-        <w:t>是什麼？</w:t>
-      </w:r>
-    </w:p>
-    <w:p>
-      <w:pPr>
-        <w:rPr>
-          <w:b/>
-          <w:bCs/>
-        </w:rPr>
-      </w:pPr>
-      <w:r>
-        <w:rPr>
-          <w:b/>
-          <w:bCs/>
-        </w:rPr>
-        <w:t xml:space="preserve">6.2 VCGT </w:t>
+          <w:b/>
+          <w:bCs/>
+        </w:rPr>
+        <w:t>有</w:t>
+      </w:r>
+      <w:r>
+        <w:rPr>
+          <w:b/>
+          <w:bCs/>
+        </w:rPr>
+        <w:t xml:space="preserve"> VCGT</w:t>
+      </w:r>
+      <w:r>
+        <w:rPr>
+          <w:b/>
+          <w:bCs/>
+        </w:rPr>
+        <w:t>、有些沒有？</w:t>
+      </w:r>
+    </w:p>
+    <w:p>
+      <w:pPr>
+        <w:rPr>
+          <w:b/>
+          <w:bCs/>
+        </w:rPr>
+      </w:pPr>
+      <w:r>
+        <w:rPr>
+          <w:b/>
+          <w:bCs/>
+        </w:rPr>
+        <w:t xml:space="preserve">6.5 MS00 </w:t>
       </w:r>
       <w:r>
         <w:rPr>
@@ -1038,297 +267,7 @@
           <w:b/>
           <w:bCs/>
         </w:rPr>
-        <w:t xml:space="preserve"> GPU LUT </w:t>
-      </w:r>
-      <w:r>
-        <w:rPr>
-          <w:b/>
-          <w:bCs/>
-        </w:rPr>
-        <w:t>的關係</w:t>
-      </w:r>
-    </w:p>
-    <w:p>
-      <w:r>
-        <w:t>概念：</w:t>
-      </w:r>
-    </w:p>
-    <w:p>
-      <w:r>
-        <w:t>Application RGB</w:t>
-      </w:r>
-    </w:p>
-    <w:p>
-      <w:r>
-        <w:t xml:space="preserve">       │</w:t>
-      </w:r>
-    </w:p>
-    <w:p>
-      <w:r>
-        <w:t xml:space="preserve">       </w:t>
-      </w:r>
-      <w:r>
-        <w:rPr>
-          <w:rFonts w:ascii="新細明體" w:eastAsia="新細明體" w:hAnsi="新細明體" w:cs="新細明體" w:hint="eastAsia"/>
-        </w:rPr>
-        <w:t>▼</w:t>
-      </w:r>
-    </w:p>
-    <w:p>
-      <w:r>
-        <w:t xml:space="preserve">   VCGT / LUT</w:t>
-      </w:r>
-    </w:p>
-    <w:p>
-      <w:r>
-        <w:t xml:space="preserve">       │</w:t>
-      </w:r>
-    </w:p>
-    <w:p>
-      <w:r>
-        <w:t xml:space="preserve">       </w:t>
-      </w:r>
-      <w:r>
-        <w:rPr>
-          <w:rFonts w:ascii="新細明體" w:eastAsia="新細明體" w:hAnsi="新細明體" w:cs="新細明體" w:hint="eastAsia"/>
-        </w:rPr>
-        <w:t>▼</w:t>
-      </w:r>
-    </w:p>
-    <w:p>
-      <w:r>
-        <w:t xml:space="preserve"> Corrected RGB</w:t>
-      </w:r>
-    </w:p>
-    <w:p>
-      <w:r>
-        <w:t xml:space="preserve">       │</w:t>
-      </w:r>
-    </w:p>
-    <w:p>
-      <w:r>
-        <w:t xml:space="preserve">       </w:t>
-      </w:r>
-      <w:r>
-        <w:rPr>
-          <w:rFonts w:ascii="新細明體" w:eastAsia="新細明體" w:hAnsi="新細明體" w:cs="新細明體" w:hint="eastAsia"/>
-        </w:rPr>
-        <w:t>▼</w:t>
-      </w:r>
-    </w:p>
-    <w:p>
-      <w:r>
-        <w:t xml:space="preserve">    Display</w:t>
-      </w:r>
-    </w:p>
-    <w:p>
-      <w:pPr>
-        <w:rPr>
-          <w:b/>
-          <w:bCs/>
-        </w:rPr>
-      </w:pPr>
-      <w:r>
-        <w:rPr>
-          <w:b/>
-          <w:bCs/>
-        </w:rPr>
-        <w:t xml:space="preserve">6.3 VCGT </w:t>
-      </w:r>
-      <w:r>
-        <w:rPr>
-          <w:b/>
-          <w:bCs/>
-        </w:rPr>
-        <w:t>與</w:t>
-      </w:r>
-      <w:r>
-        <w:rPr>
-          <w:b/>
-          <w:bCs/>
-        </w:rPr>
-        <w:t xml:space="preserve"> ICC Profile </w:t>
-      </w:r>
-      <w:r>
-        <w:rPr>
-          <w:b/>
-          <w:bCs/>
-        </w:rPr>
-        <w:t>的關係</w:t>
-      </w:r>
-    </w:p>
-    <w:p>
-      <w:pPr>
-        <w:rPr>
-          <w:b/>
-          <w:bCs/>
-        </w:rPr>
-      </w:pPr>
-      <w:r>
-        <w:rPr>
-          <w:b/>
-          <w:bCs/>
-        </w:rPr>
-        <w:lastRenderedPageBreak/>
-        <w:t xml:space="preserve">6.4 </w:t>
-      </w:r>
-      <w:r>
-        <w:rPr>
-          <w:b/>
-          <w:bCs/>
-        </w:rPr>
-        <w:t>為什麼有些</w:t>
-      </w:r>
-      <w:r>
-        <w:rPr>
-          <w:b/>
-          <w:bCs/>
-        </w:rPr>
-        <w:t xml:space="preserve"> ICC </w:t>
-      </w:r>
-      <w:r>
-        <w:rPr>
-          <w:b/>
-          <w:bCs/>
-        </w:rPr>
-        <w:t>有</w:t>
-      </w:r>
-      <w:r>
-        <w:rPr>
-          <w:b/>
-          <w:bCs/>
-        </w:rPr>
         <w:t xml:space="preserve"> VCGT</w:t>
-      </w:r>
-      <w:r>
-        <w:rPr>
-          <w:b/>
-          <w:bCs/>
-        </w:rPr>
-        <w:t>、有些沒有？</w:t>
-      </w:r>
-    </w:p>
-    <w:p>
-      <w:pPr>
-        <w:rPr>
-          <w:b/>
-          <w:bCs/>
-        </w:rPr>
-      </w:pPr>
-      <w:r>
-        <w:rPr>
-          <w:b/>
-          <w:bCs/>
-        </w:rPr>
-        <w:t xml:space="preserve">6.5 MS00 </w:t>
-      </w:r>
-      <w:r>
-        <w:rPr>
-          <w:b/>
-          <w:bCs/>
-        </w:rPr>
-        <w:t>與</w:t>
-      </w:r>
-      <w:r>
-        <w:rPr>
-          <w:b/>
-          <w:bCs/>
-        </w:rPr>
-        <w:t xml:space="preserve"> VCGT</w:t>
-      </w:r>
-    </w:p>
-    <w:p>
-      <w:r>
-        <w:t>這裡會特別針對你實際遇到的：</w:t>
-      </w:r>
-    </w:p>
-    <w:p>
-      <w:r>
-        <w:rPr>
-          <w:b/>
-          <w:bCs/>
-        </w:rPr>
-        <w:t>有</w:t>
-      </w:r>
-      <w:r>
-        <w:rPr>
-          <w:b/>
-          <w:bCs/>
-        </w:rPr>
-        <w:t xml:space="preserve"> MS00 → Windows 11 </w:t>
-      </w:r>
-      <w:r>
-        <w:rPr>
-          <w:b/>
-          <w:bCs/>
-        </w:rPr>
-        <w:t>畫面有變化</w:t>
-      </w:r>
-      <w:r>
-        <w:br/>
-      </w:r>
-      <w:r>
-        <w:rPr>
-          <w:b/>
-          <w:bCs/>
-        </w:rPr>
-        <w:t>沒有</w:t>
-      </w:r>
-      <w:r>
-        <w:rPr>
-          <w:b/>
-          <w:bCs/>
-        </w:rPr>
-        <w:t xml:space="preserve"> MS00 → Windows 11 </w:t>
-      </w:r>
-      <w:r>
-        <w:rPr>
-          <w:b/>
-          <w:bCs/>
-        </w:rPr>
-        <w:t>桌面幾乎沒有變化</w:t>
-      </w:r>
-    </w:p>
-    <w:p>
-      <w:r>
-        <w:t>進行資料查證。</w:t>
-      </w:r>
-    </w:p>
-    <w:p>
-      <w:r>
-        <w:rPr>
-          <w:b/>
-          <w:bCs/>
-        </w:rPr>
-        <w:t>這部分不能只靠</w:t>
-      </w:r>
-      <w:r>
-        <w:rPr>
-          <w:b/>
-          <w:bCs/>
-        </w:rPr>
-        <w:t xml:space="preserve"> ICC </w:t>
-      </w:r>
-      <w:r>
-        <w:rPr>
-          <w:b/>
-          <w:bCs/>
-        </w:rPr>
-        <w:t>規格推論，要加入</w:t>
-      </w:r>
-      <w:r>
-        <w:rPr>
-          <w:b/>
-          <w:bCs/>
-        </w:rPr>
-        <w:t xml:space="preserve"> Windows </w:t>
-      </w:r>
-      <w:r>
-        <w:rPr>
-          <w:b/>
-          <w:bCs/>
-        </w:rPr>
-        <w:t>實作證據與實驗結果。</w:t>
       </w:r>
     </w:p>
     <w:p>
@@ -1466,6 +405,7 @@
           <w:b/>
           <w:bCs/>
         </w:rPr>
+        <w:lastRenderedPageBreak/>
         <w:t>7.3 Color Management Framework</w:t>
       </w:r>
     </w:p>
@@ -1554,110 +494,110 @@
     </w:p>
     <w:p>
       <w:r>
+        <w:t>Color Management</w:t>
+      </w:r>
+    </w:p>
+    <w:p>
+      <w:r>
+        <w:t xml:space="preserve">     │</w:t>
+      </w:r>
+    </w:p>
+    <w:p>
+      <w:r>
+        <w:t xml:space="preserve">     </w:t>
+      </w:r>
+      <w:r>
+        <w:rPr>
+          <w:rFonts w:ascii="新細明體" w:eastAsia="新細明體" w:hAnsi="新細明體" w:cs="新細明體" w:hint="eastAsia"/>
+        </w:rPr>
+        <w:t>├</w:t>
+      </w:r>
+      <w:r>
+        <w:rPr>
+          <w:rFonts w:ascii="Aptos" w:hAnsi="Aptos" w:cs="Aptos"/>
+        </w:rPr>
+        <w:t>──</w:t>
+      </w:r>
+      <w:r>
+        <w:t xml:space="preserve"> ICC Profile</w:t>
+      </w:r>
+    </w:p>
+    <w:p>
+      <w:r>
+        <w:t xml:space="preserve">     │</w:t>
+      </w:r>
+    </w:p>
+    <w:p>
+      <w:r>
+        <w:t xml:space="preserve">     └── CMM</w:t>
+      </w:r>
+    </w:p>
+    <w:p>
+      <w:r>
+        <w:t xml:space="preserve">     │</w:t>
+      </w:r>
+    </w:p>
+    <w:p>
+      <w:r>
+        <w:t xml:space="preserve">     </w:t>
+      </w:r>
+      <w:r>
+        <w:rPr>
+          <w:rFonts w:ascii="新細明體" w:eastAsia="新細明體" w:hAnsi="新細明體" w:cs="新細明體" w:hint="eastAsia"/>
+        </w:rPr>
+        <w:t>▼</w:t>
+      </w:r>
+    </w:p>
+    <w:p>
+      <w:r>
+        <w:t>Corrected RGB</w:t>
+      </w:r>
+    </w:p>
+    <w:p>
+      <w:r>
+        <w:t xml:space="preserve">     │</w:t>
+      </w:r>
+    </w:p>
+    <w:p>
+      <w:r>
+        <w:t xml:space="preserve">     </w:t>
+      </w:r>
+      <w:r>
+        <w:rPr>
+          <w:rFonts w:ascii="新細明體" w:eastAsia="新細明體" w:hAnsi="新細明體" w:cs="新細明體" w:hint="eastAsia"/>
+        </w:rPr>
+        <w:t>▼</w:t>
+      </w:r>
+    </w:p>
+    <w:p>
+      <w:r>
+        <w:t>GPU / Display Pipeline</w:t>
+      </w:r>
+    </w:p>
+    <w:p>
+      <w:r>
+        <w:t xml:space="preserve">     │</w:t>
+      </w:r>
+    </w:p>
+    <w:p>
+      <w:r>
+        <w:t xml:space="preserve">     </w:t>
+      </w:r>
+      <w:r>
+        <w:rPr>
+          <w:rFonts w:ascii="新細明體" w:eastAsia="新細明體" w:hAnsi="新細明體" w:cs="新細明體" w:hint="eastAsia"/>
+        </w:rPr>
+        <w:t>▼</w:t>
+      </w:r>
+    </w:p>
+    <w:p>
+      <w:r>
+        <w:t>Monitor</w:t>
+      </w:r>
+    </w:p>
+    <w:p>
+      <w:r>
         <w:lastRenderedPageBreak/>
-        <w:t>Color Management</w:t>
-      </w:r>
-    </w:p>
-    <w:p>
-      <w:r>
-        <w:t xml:space="preserve">     │</w:t>
-      </w:r>
-    </w:p>
-    <w:p>
-      <w:r>
-        <w:t xml:space="preserve">     </w:t>
-      </w:r>
-      <w:r>
-        <w:rPr>
-          <w:rFonts w:ascii="新細明體" w:eastAsia="新細明體" w:hAnsi="新細明體" w:cs="新細明體" w:hint="eastAsia"/>
-        </w:rPr>
-        <w:t>├</w:t>
-      </w:r>
-      <w:r>
-        <w:rPr>
-          <w:rFonts w:ascii="Aptos" w:hAnsi="Aptos" w:cs="Aptos"/>
-        </w:rPr>
-        <w:t>──</w:t>
-      </w:r>
-      <w:r>
-        <w:t xml:space="preserve"> ICC Profile</w:t>
-      </w:r>
-    </w:p>
-    <w:p>
-      <w:r>
-        <w:t xml:space="preserve">     │</w:t>
-      </w:r>
-    </w:p>
-    <w:p>
-      <w:r>
-        <w:t xml:space="preserve">     └── CMM</w:t>
-      </w:r>
-    </w:p>
-    <w:p>
-      <w:r>
-        <w:t xml:space="preserve">     │</w:t>
-      </w:r>
-    </w:p>
-    <w:p>
-      <w:r>
-        <w:t xml:space="preserve">     </w:t>
-      </w:r>
-      <w:r>
-        <w:rPr>
-          <w:rFonts w:ascii="新細明體" w:eastAsia="新細明體" w:hAnsi="新細明體" w:cs="新細明體" w:hint="eastAsia"/>
-        </w:rPr>
-        <w:t>▼</w:t>
-      </w:r>
-    </w:p>
-    <w:p>
-      <w:r>
-        <w:t>Corrected RGB</w:t>
-      </w:r>
-    </w:p>
-    <w:p>
-      <w:r>
-        <w:t xml:space="preserve">     │</w:t>
-      </w:r>
-    </w:p>
-    <w:p>
-      <w:r>
-        <w:t xml:space="preserve">     </w:t>
-      </w:r>
-      <w:r>
-        <w:rPr>
-          <w:rFonts w:ascii="新細明體" w:eastAsia="新細明體" w:hAnsi="新細明體" w:cs="新細明體" w:hint="eastAsia"/>
-        </w:rPr>
-        <w:t>▼</w:t>
-      </w:r>
-    </w:p>
-    <w:p>
-      <w:r>
-        <w:t>GPU / Display Pipeline</w:t>
-      </w:r>
-    </w:p>
-    <w:p>
-      <w:r>
-        <w:t xml:space="preserve">     │</w:t>
-      </w:r>
-    </w:p>
-    <w:p>
-      <w:r>
-        <w:t xml:space="preserve">     </w:t>
-      </w:r>
-      <w:r>
-        <w:rPr>
-          <w:rFonts w:ascii="新細明體" w:eastAsia="新細明體" w:hAnsi="新細明體" w:cs="新細明體" w:hint="eastAsia"/>
-        </w:rPr>
-        <w:t>▼</w:t>
-      </w:r>
-    </w:p>
-    <w:p>
-      <w:r>
-        <w:t>Monitor</w:t>
-      </w:r>
-    </w:p>
-    <w:p>
-      <w:r>
         <w:pict w14:anchorId="03710B5F">
           <v:rect id="_x0000_i1029" style="width:0;height:1.5pt" o:hralign="center" o:hrstd="t" o:hr="t" fillcolor="#a0a0a0" stroked="f"/>
         </w:pict>
@@ -1878,7 +818,6 @@
     </w:p>
     <w:p>
       <w:r>
-        <w:lastRenderedPageBreak/>
         <w:t>不等於：</w:t>
       </w:r>
     </w:p>
@@ -2070,6 +1009,7 @@
     </w:p>
     <w:p>
       <w:r>
+        <w:lastRenderedPageBreak/>
         <w:t xml:space="preserve">   │</w:t>
       </w:r>
     </w:p>
@@ -2161,7 +1101,6 @@
     </w:p>
     <w:p>
       <w:r>
-        <w:lastRenderedPageBreak/>
         <w:t>Image RGB</w:t>
       </w:r>
     </w:p>
@@ -2611,7 +1550,6 @@
           <w:b/>
           <w:bCs/>
         </w:rPr>
-        <w:lastRenderedPageBreak/>
         <w:t xml:space="preserve">10.1 i1 </w:t>
       </w:r>
       <w:r>
@@ -2736,6 +1674,7 @@
         </w:numPr>
       </w:pPr>
       <w:r>
+        <w:lastRenderedPageBreak/>
         <w:t xml:space="preserve">sRGB </w:t>
       </w:r>
     </w:p>
@@ -2834,7 +1773,6 @@
     </w:p>
     <w:p>
       <w:r>
-        <w:lastRenderedPageBreak/>
         <w:t>RGB → XYZ / L*</w:t>
       </w:r>
     </w:p>
@@ -2975,6 +1913,7 @@
           <w:b/>
           <w:bCs/>
         </w:rPr>
+        <w:lastRenderedPageBreak/>
         <w:t>11.3 LUT-based ICC Profile</w:t>
       </w:r>
     </w:p>
@@ -3073,7 +2012,6 @@
     </w:p>
     <w:p>
       <w:r>
-        <w:lastRenderedPageBreak/>
         <w:t>│                    │</w:t>
       </w:r>
     </w:p>
@@ -3207,6 +2145,7 @@
           <w:b/>
           <w:bCs/>
         </w:rPr>
+        <w:lastRenderedPageBreak/>
         <w:t xml:space="preserve">12.2 Luminance </w:t>
       </w:r>
       <w:r>
@@ -3298,7 +2237,6 @@
     </w:p>
     <w:p>
       <w:r>
-        <w:lastRenderedPageBreak/>
         <w:pict w14:anchorId="0DA263EF">
           <v:rect id="_x0000_i1035" style="width:0;height:1.5pt" o:hralign="center" o:hrstd="t" o:hr="t" fillcolor="#a0a0a0" stroked="f"/>
         </w:pict>
@@ -3473,6 +2411,7 @@
     </w:p>
     <w:p>
       <w:r>
+        <w:lastRenderedPageBreak/>
         <w:t>比較：</w:t>
       </w:r>
     </w:p>
@@ -3591,7 +2530,6 @@
           <w:b/>
           <w:bCs/>
         </w:rPr>
-        <w:lastRenderedPageBreak/>
         <w:t>第十四章　限制、風險與最終結論</w:t>
       </w:r>
     </w:p>
@@ -3732,7 +2670,14 @@
         <w:t>最終可行性判斷</w:t>
       </w:r>
     </w:p>
-    <w:p/>
+    <w:p>
+      <w:pPr>
+        <w:widowControl/>
+        <w:rPr>
+          <w:rFonts w:hint="eastAsia"/>
+        </w:rPr>
+      </w:pPr>
+    </w:p>
     <w:sectPr>
       <w:pgSz w:w="11906" w:h="16838"/>
       <w:pgMar w:top="1440" w:right="1800" w:bottom="1440" w:left="1800" w:header="851" w:footer="992" w:gutter="0"/>
@@ -3746,9 +2691,9 @@
 <file path=word/numbering.xml><?xml version="1.0" encoding="utf-8"?>
 <w:numbering xmlns:wpc="http://schemas.microsoft.com/office/word/2010/wordprocessingCanvas" xmlns:cx="http://schemas.microsoft.com/office/drawing/2014/chartex" xmlns:cx1="http://schemas.microsoft.com/office/drawing/2015/9/8/chartex" xmlns:cx2="http://schemas.microsoft.com/office/drawing/2015/10/21/chartex" xmlns:cx3="http://schemas.microsoft.com/office/drawing/2016/5/9/chartex" xmlns:cx4="http://schemas.microsoft.com/office/drawing/2016/5/10/chartex" xmlns:cx5="http://schemas.microsoft.com/office/drawing/2016/5/11/chartex" xmlns:cx6="http://schemas.microsoft.com/office/drawing/2016/5/12/chartex" xmlns:cx7="http://schemas.microsoft.com/office/drawing/2016/5/13/chartex" xmlns:cx8="http://schemas.microsoft.com/office/drawing/2016/5/14/chartex" xmlns:mc="http://schemas.openxmlformats.org/markup-compatibility/2006" xmlns:aink="http://schemas.microsoft.com/office/drawing/2016/ink" xmlns:am3d="http://schemas.microsoft.com/office/drawing/2017/model3d" xmlns:o="urn:schemas-microsoft-com:office:office" xmlns:oel="http://schemas.microsoft.com/office/2019/extlst" xmlns:r="http://schemas.openxmlformats.org/officeDocument/2006/relationships" xmlns:m="http://schemas.openxmlformats.org/officeDocument/2006/math" xmlns:v="urn:schemas-microsoft-com:vml" xmlns:wp14="http://schemas.microsoft.com/office/word/2010/wordprocessingDrawing" xmlns:wp="http://schemas.openxmlformats.org/drawingml/2006/wordprocessingDrawing" xmlns:w10="urn:schemas-microsoft-com:office:word" xmlns:w="http://schemas.openxmlformats.org/wordprocessingml/2006/main" xmlns:w14="http://schemas.microsoft.com/office/word/2010/wordml" xmlns:w15="http://schemas.microsoft.com/office/word/2012/wordml" xmlns:w16cex="http://schemas.microsoft.com/office/word/2018/wordml/cex" xmlns:w16cid="http://schemas.microsoft.com/office/word/2016/wordml/cid" xmlns:w16="http://schemas.microsoft.com/office/word/2018/wordml" xmlns:w16du="http://schemas.microsoft.com/office/word/2023/wordml/word16du" xmlns:w16sdtdh="http://schemas.microsoft.com/office/word/2020/wordml/sdtdatahash" xmlns:w16sdtfl="http://schemas.microsoft.com/office/word/2024/wordml/sdtformatlock" xmlns:w16se="http://schemas.microsoft.com/office/word/2015/wordml/symex" xmlns:wpg="http://schemas.microsoft.com/office/word/2010/wordprocessingGroup" xmlns:wpi="http://schemas.microsoft.com/office/word/2010/wordprocessingInk" xmlns:wne="http://schemas.microsoft.com/office/word/2006/wordml" xmlns:wps="http://schemas.microsoft.com/office/word/2010/wordprocessingShape" mc:Ignorable="w14 w15 w16se w16cid w16 w16cex w16sdtdh w16sdtfl w16du wp14">
   <w:abstractNum w:abstractNumId="0" w15:restartNumberingAfterBreak="0">
-    <w:nsid w:val="674C21B1"/>
+    <w:nsid w:val="0D52383A"/>
     <w:multiLevelType w:val="multilevel"/>
-    <w:tmpl w:val="6E320624"/>
+    <w:tmpl w:val="951CEBDE"/>
     <w:lvl w:ilvl="0">
       <w:start w:val="1"/>
       <w:numFmt w:val="bullet"/>
@@ -3895,9 +2840,9 @@
     </w:lvl>
   </w:abstractNum>
   <w:abstractNum w:abstractNumId="1" w15:restartNumberingAfterBreak="0">
-    <w:nsid w:val="7A805A47"/>
+    <w:nsid w:val="52B06841"/>
     <w:multiLevelType w:val="multilevel"/>
-    <w:tmpl w:val="334AEB8E"/>
+    <w:tmpl w:val="98AC8052"/>
     <w:lvl w:ilvl="0">
       <w:start w:val="1"/>
       <w:numFmt w:val="bullet"/>
@@ -4043,10 +2988,314 @@
       </w:rPr>
     </w:lvl>
   </w:abstractNum>
+  <w:abstractNum w:abstractNumId="2" w15:restartNumberingAfterBreak="0">
+    <w:nsid w:val="674C21B1"/>
+    <w:multiLevelType w:val="multilevel"/>
+    <w:tmpl w:val="6E320624"/>
+    <w:lvl w:ilvl="0">
+      <w:start w:val="1"/>
+      <w:numFmt w:val="bullet"/>
+      <w:lvlText w:val=""/>
+      <w:lvlJc w:val="left"/>
+      <w:pPr>
+        <w:tabs>
+          <w:tab w:val="num" w:pos="720"/>
+        </w:tabs>
+        <w:ind w:left="720" w:hanging="360"/>
+      </w:pPr>
+      <w:rPr>
+        <w:rFonts w:ascii="Symbol" w:hAnsi="Symbol" w:hint="default"/>
+        <w:sz w:val="20"/>
+      </w:rPr>
+    </w:lvl>
+    <w:lvl w:ilvl="1" w:tentative="1">
+      <w:start w:val="1"/>
+      <w:numFmt w:val="bullet"/>
+      <w:lvlText w:val="o"/>
+      <w:lvlJc w:val="left"/>
+      <w:pPr>
+        <w:tabs>
+          <w:tab w:val="num" w:pos="1440"/>
+        </w:tabs>
+        <w:ind w:left="1440" w:hanging="360"/>
+      </w:pPr>
+      <w:rPr>
+        <w:rFonts w:ascii="Courier New" w:hAnsi="Courier New" w:hint="default"/>
+        <w:sz w:val="20"/>
+      </w:rPr>
+    </w:lvl>
+    <w:lvl w:ilvl="2" w:tentative="1">
+      <w:start w:val="1"/>
+      <w:numFmt w:val="bullet"/>
+      <w:lvlText w:val=""/>
+      <w:lvlJc w:val="left"/>
+      <w:pPr>
+        <w:tabs>
+          <w:tab w:val="num" w:pos="2160"/>
+        </w:tabs>
+        <w:ind w:left="2160" w:hanging="360"/>
+      </w:pPr>
+      <w:rPr>
+        <w:rFonts w:ascii="Wingdings" w:hAnsi="Wingdings" w:hint="default"/>
+        <w:sz w:val="20"/>
+      </w:rPr>
+    </w:lvl>
+    <w:lvl w:ilvl="3" w:tentative="1">
+      <w:start w:val="1"/>
+      <w:numFmt w:val="bullet"/>
+      <w:lvlText w:val=""/>
+      <w:lvlJc w:val="left"/>
+      <w:pPr>
+        <w:tabs>
+          <w:tab w:val="num" w:pos="2880"/>
+        </w:tabs>
+        <w:ind w:left="2880" w:hanging="360"/>
+      </w:pPr>
+      <w:rPr>
+        <w:rFonts w:ascii="Wingdings" w:hAnsi="Wingdings" w:hint="default"/>
+        <w:sz w:val="20"/>
+      </w:rPr>
+    </w:lvl>
+    <w:lvl w:ilvl="4" w:tentative="1">
+      <w:start w:val="1"/>
+      <w:numFmt w:val="bullet"/>
+      <w:lvlText w:val=""/>
+      <w:lvlJc w:val="left"/>
+      <w:pPr>
+        <w:tabs>
+          <w:tab w:val="num" w:pos="3600"/>
+        </w:tabs>
+        <w:ind w:left="3600" w:hanging="360"/>
+      </w:pPr>
+      <w:rPr>
+        <w:rFonts w:ascii="Wingdings" w:hAnsi="Wingdings" w:hint="default"/>
+        <w:sz w:val="20"/>
+      </w:rPr>
+    </w:lvl>
+    <w:lvl w:ilvl="5" w:tentative="1">
+      <w:start w:val="1"/>
+      <w:numFmt w:val="bullet"/>
+      <w:lvlText w:val=""/>
+      <w:lvlJc w:val="left"/>
+      <w:pPr>
+        <w:tabs>
+          <w:tab w:val="num" w:pos="4320"/>
+        </w:tabs>
+        <w:ind w:left="4320" w:hanging="360"/>
+      </w:pPr>
+      <w:rPr>
+        <w:rFonts w:ascii="Wingdings" w:hAnsi="Wingdings" w:hint="default"/>
+        <w:sz w:val="20"/>
+      </w:rPr>
+    </w:lvl>
+    <w:lvl w:ilvl="6" w:tentative="1">
+      <w:start w:val="1"/>
+      <w:numFmt w:val="bullet"/>
+      <w:lvlText w:val=""/>
+      <w:lvlJc w:val="left"/>
+      <w:pPr>
+        <w:tabs>
+          <w:tab w:val="num" w:pos="5040"/>
+        </w:tabs>
+        <w:ind w:left="5040" w:hanging="360"/>
+      </w:pPr>
+      <w:rPr>
+        <w:rFonts w:ascii="Wingdings" w:hAnsi="Wingdings" w:hint="default"/>
+        <w:sz w:val="20"/>
+      </w:rPr>
+    </w:lvl>
+    <w:lvl w:ilvl="7" w:tentative="1">
+      <w:start w:val="1"/>
+      <w:numFmt w:val="bullet"/>
+      <w:lvlText w:val=""/>
+      <w:lvlJc w:val="left"/>
+      <w:pPr>
+        <w:tabs>
+          <w:tab w:val="num" w:pos="5760"/>
+        </w:tabs>
+        <w:ind w:left="5760" w:hanging="360"/>
+      </w:pPr>
+      <w:rPr>
+        <w:rFonts w:ascii="Wingdings" w:hAnsi="Wingdings" w:hint="default"/>
+        <w:sz w:val="20"/>
+      </w:rPr>
+    </w:lvl>
+    <w:lvl w:ilvl="8" w:tentative="1">
+      <w:start w:val="1"/>
+      <w:numFmt w:val="bullet"/>
+      <w:lvlText w:val=""/>
+      <w:lvlJc w:val="left"/>
+      <w:pPr>
+        <w:tabs>
+          <w:tab w:val="num" w:pos="6480"/>
+        </w:tabs>
+        <w:ind w:left="6480" w:hanging="360"/>
+      </w:pPr>
+      <w:rPr>
+        <w:rFonts w:ascii="Wingdings" w:hAnsi="Wingdings" w:hint="default"/>
+        <w:sz w:val="20"/>
+      </w:rPr>
+    </w:lvl>
+  </w:abstractNum>
+  <w:abstractNum w:abstractNumId="3" w15:restartNumberingAfterBreak="0">
+    <w:nsid w:val="7A805A47"/>
+    <w:multiLevelType w:val="multilevel"/>
+    <w:tmpl w:val="334AEB8E"/>
+    <w:lvl w:ilvl="0">
+      <w:start w:val="1"/>
+      <w:numFmt w:val="bullet"/>
+      <w:lvlText w:val=""/>
+      <w:lvlJc w:val="left"/>
+      <w:pPr>
+        <w:tabs>
+          <w:tab w:val="num" w:pos="720"/>
+        </w:tabs>
+        <w:ind w:left="720" w:hanging="360"/>
+      </w:pPr>
+      <w:rPr>
+        <w:rFonts w:ascii="Symbol" w:hAnsi="Symbol" w:hint="default"/>
+        <w:sz w:val="20"/>
+      </w:rPr>
+    </w:lvl>
+    <w:lvl w:ilvl="1" w:tentative="1">
+      <w:start w:val="1"/>
+      <w:numFmt w:val="bullet"/>
+      <w:lvlText w:val="o"/>
+      <w:lvlJc w:val="left"/>
+      <w:pPr>
+        <w:tabs>
+          <w:tab w:val="num" w:pos="1440"/>
+        </w:tabs>
+        <w:ind w:left="1440" w:hanging="360"/>
+      </w:pPr>
+      <w:rPr>
+        <w:rFonts w:ascii="Courier New" w:hAnsi="Courier New" w:hint="default"/>
+        <w:sz w:val="20"/>
+      </w:rPr>
+    </w:lvl>
+    <w:lvl w:ilvl="2" w:tentative="1">
+      <w:start w:val="1"/>
+      <w:numFmt w:val="bullet"/>
+      <w:lvlText w:val=""/>
+      <w:lvlJc w:val="left"/>
+      <w:pPr>
+        <w:tabs>
+          <w:tab w:val="num" w:pos="2160"/>
+        </w:tabs>
+        <w:ind w:left="2160" w:hanging="360"/>
+      </w:pPr>
+      <w:rPr>
+        <w:rFonts w:ascii="Wingdings" w:hAnsi="Wingdings" w:hint="default"/>
+        <w:sz w:val="20"/>
+      </w:rPr>
+    </w:lvl>
+    <w:lvl w:ilvl="3" w:tentative="1">
+      <w:start w:val="1"/>
+      <w:numFmt w:val="bullet"/>
+      <w:lvlText w:val=""/>
+      <w:lvlJc w:val="left"/>
+      <w:pPr>
+        <w:tabs>
+          <w:tab w:val="num" w:pos="2880"/>
+        </w:tabs>
+        <w:ind w:left="2880" w:hanging="360"/>
+      </w:pPr>
+      <w:rPr>
+        <w:rFonts w:ascii="Wingdings" w:hAnsi="Wingdings" w:hint="default"/>
+        <w:sz w:val="20"/>
+      </w:rPr>
+    </w:lvl>
+    <w:lvl w:ilvl="4" w:tentative="1">
+      <w:start w:val="1"/>
+      <w:numFmt w:val="bullet"/>
+      <w:lvlText w:val=""/>
+      <w:lvlJc w:val="left"/>
+      <w:pPr>
+        <w:tabs>
+          <w:tab w:val="num" w:pos="3600"/>
+        </w:tabs>
+        <w:ind w:left="3600" w:hanging="360"/>
+      </w:pPr>
+      <w:rPr>
+        <w:rFonts w:ascii="Wingdings" w:hAnsi="Wingdings" w:hint="default"/>
+        <w:sz w:val="20"/>
+      </w:rPr>
+    </w:lvl>
+    <w:lvl w:ilvl="5" w:tentative="1">
+      <w:start w:val="1"/>
+      <w:numFmt w:val="bullet"/>
+      <w:lvlText w:val=""/>
+      <w:lvlJc w:val="left"/>
+      <w:pPr>
+        <w:tabs>
+          <w:tab w:val="num" w:pos="4320"/>
+        </w:tabs>
+        <w:ind w:left="4320" w:hanging="360"/>
+      </w:pPr>
+      <w:rPr>
+        <w:rFonts w:ascii="Wingdings" w:hAnsi="Wingdings" w:hint="default"/>
+        <w:sz w:val="20"/>
+      </w:rPr>
+    </w:lvl>
+    <w:lvl w:ilvl="6" w:tentative="1">
+      <w:start w:val="1"/>
+      <w:numFmt w:val="bullet"/>
+      <w:lvlText w:val=""/>
+      <w:lvlJc w:val="left"/>
+      <w:pPr>
+        <w:tabs>
+          <w:tab w:val="num" w:pos="5040"/>
+        </w:tabs>
+        <w:ind w:left="5040" w:hanging="360"/>
+      </w:pPr>
+      <w:rPr>
+        <w:rFonts w:ascii="Wingdings" w:hAnsi="Wingdings" w:hint="default"/>
+        <w:sz w:val="20"/>
+      </w:rPr>
+    </w:lvl>
+    <w:lvl w:ilvl="7" w:tentative="1">
+      <w:start w:val="1"/>
+      <w:numFmt w:val="bullet"/>
+      <w:lvlText w:val=""/>
+      <w:lvlJc w:val="left"/>
+      <w:pPr>
+        <w:tabs>
+          <w:tab w:val="num" w:pos="5760"/>
+        </w:tabs>
+        <w:ind w:left="5760" w:hanging="360"/>
+      </w:pPr>
+      <w:rPr>
+        <w:rFonts w:ascii="Wingdings" w:hAnsi="Wingdings" w:hint="default"/>
+        <w:sz w:val="20"/>
+      </w:rPr>
+    </w:lvl>
+    <w:lvl w:ilvl="8" w:tentative="1">
+      <w:start w:val="1"/>
+      <w:numFmt w:val="bullet"/>
+      <w:lvlText w:val=""/>
+      <w:lvlJc w:val="left"/>
+      <w:pPr>
+        <w:tabs>
+          <w:tab w:val="num" w:pos="6480"/>
+        </w:tabs>
+        <w:ind w:left="6480" w:hanging="360"/>
+      </w:pPr>
+      <w:rPr>
+        <w:rFonts w:ascii="Wingdings" w:hAnsi="Wingdings" w:hint="default"/>
+        <w:sz w:val="20"/>
+      </w:rPr>
+    </w:lvl>
+  </w:abstractNum>
   <w:num w:numId="1" w16cid:durableId="97260245">
+    <w:abstractNumId w:val="2"/>
+  </w:num>
+  <w:num w:numId="2" w16cid:durableId="547765696">
+    <w:abstractNumId w:val="3"/>
+  </w:num>
+  <w:num w:numId="3" w16cid:durableId="613555059">
     <w:abstractNumId w:val="0"/>
   </w:num>
-  <w:num w:numId="2" w16cid:durableId="547765696">
+  <w:num w:numId="4" w16cid:durableId="662927188">
     <w:abstractNumId w:val="1"/>
   </w:num>
 </w:numbering>
@@ -4657,7 +3906,6 @@
   <w:style w:type="character" w:default="1" w:styleId="a0">
     <w:name w:val="Default Paragraph Font"/>
     <w:uiPriority w:val="1"/>
-    <w:semiHidden/>
     <w:unhideWhenUsed/>
   </w:style>
   <w:style w:type="table" w:default="1" w:styleId="a1">
